--- a/淮阴工学院/项目化教学/无碳小车项目化教学与实习.docx
+++ b/淮阴工学院/项目化教学/无碳小车项目化教学与实习.docx
@@ -5,7 +5,7 @@
     <w:sdt>
       <w:sdtPr>
         <w:rPr>
-          <w:rFonts w:ascii="宋体" w:hAnsi="宋体" w:eastAsia="宋体" w:cstheme="minorBidi"/>
+          <w:rFonts w:hint="default" w:ascii="Times New Roman" w:hAnsi="Times New Roman" w:eastAsia="宋体" w:cs="Times New Roman"/>
           <w:sz w:val="21"/>
           <w:szCs w:val="24"/>
           <w:lang w:val="en-US" w:eastAsia="en-US" w:bidi="ar-SA"/>
@@ -19,7 +19,7 @@
       </w:sdtPr>
       <w:sdtEndPr>
         <w:rPr>
-          <w:rFonts w:hint="eastAsia" w:asciiTheme="majorEastAsia" w:hAnsiTheme="majorEastAsia" w:eastAsiaTheme="majorEastAsia" w:cstheme="majorEastAsia"/>
+          <w:rFonts w:hint="default" w:ascii="Times New Roman" w:hAnsi="Times New Roman" w:cs="Times New Roman" w:eastAsiaTheme="majorEastAsia"/>
           <w:sz w:val="24"/>
           <w:szCs w:val="24"/>
           <w:lang w:val="en-US" w:eastAsia="zh-CN" w:bidi="ar-SA"/>
@@ -31,10 +31,13 @@
             <w:spacing w:before="0" w:beforeLines="0" w:after="0" w:afterLines="0" w:line="240" w:lineRule="auto"/>
             <w:ind w:left="0" w:leftChars="0" w:right="0" w:rightChars="0" w:firstLine="0" w:firstLineChars="0"/>
             <w:jc w:val="center"/>
+            <w:rPr>
+              <w:rFonts w:hint="default" w:ascii="Times New Roman" w:hAnsi="Times New Roman" w:cs="Times New Roman"/>
+            </w:rPr>
           </w:pPr>
           <w:r>
             <w:rPr>
-              <w:rFonts w:ascii="宋体" w:hAnsi="宋体" w:eastAsia="宋体"/>
+              <w:rFonts w:hint="default" w:ascii="Times New Roman" w:hAnsi="Times New Roman" w:eastAsia="宋体" w:cs="Times New Roman"/>
               <w:sz w:val="21"/>
             </w:rPr>
             <w:t>目录</w:t>
@@ -46,10 +49,13 @@
             <w:tabs>
               <w:tab w:val="right" w:leader="dot" w:pos="8306"/>
             </w:tabs>
+            <w:rPr>
+              <w:rFonts w:hint="default" w:ascii="Times New Roman" w:hAnsi="Times New Roman" w:cs="Times New Roman"/>
+            </w:rPr>
           </w:pPr>
           <w:r>
             <w:rPr>
-              <w:rFonts w:hint="eastAsia" w:asciiTheme="majorEastAsia" w:hAnsiTheme="majorEastAsia" w:eastAsiaTheme="majorEastAsia" w:cstheme="majorEastAsia"/>
+              <w:rFonts w:hint="default" w:ascii="Times New Roman" w:hAnsi="Times New Roman" w:cs="Times New Roman" w:eastAsiaTheme="majorEastAsia"/>
               <w:sz w:val="24"/>
               <w:szCs w:val="24"/>
               <w:lang w:val="en-US" w:eastAsia="zh-CN" w:bidi="ar-SA"/>
@@ -58,7 +64,7 @@
           </w:r>
           <w:r>
             <w:rPr>
-              <w:rFonts w:hint="eastAsia" w:asciiTheme="majorEastAsia" w:hAnsiTheme="majorEastAsia" w:eastAsiaTheme="majorEastAsia" w:cstheme="majorEastAsia"/>
+              <w:rFonts w:hint="default" w:ascii="Times New Roman" w:hAnsi="Times New Roman" w:cs="Times New Roman" w:eastAsiaTheme="majorEastAsia"/>
               <w:sz w:val="24"/>
               <w:szCs w:val="24"/>
               <w:lang w:val="en-US" w:eastAsia="zh-CN" w:bidi="ar-SA"/>
@@ -67,7 +73,7 @@
           </w:r>
           <w:r>
             <w:rPr>
-              <w:rFonts w:hint="eastAsia" w:asciiTheme="majorEastAsia" w:hAnsiTheme="majorEastAsia" w:eastAsiaTheme="majorEastAsia" w:cstheme="majorEastAsia"/>
+              <w:rFonts w:hint="default" w:ascii="Times New Roman" w:hAnsi="Times New Roman" w:cs="Times New Roman" w:eastAsiaTheme="majorEastAsia"/>
               <w:sz w:val="24"/>
               <w:szCs w:val="24"/>
               <w:lang w:val="en-US" w:eastAsia="zh-CN" w:bidi="ar-SA"/>
@@ -76,7 +82,7 @@
           </w:r>
           <w:r>
             <w:rPr>
-              <w:rFonts w:hint="eastAsia" w:asciiTheme="majorEastAsia" w:hAnsiTheme="majorEastAsia" w:eastAsiaTheme="majorEastAsia" w:cstheme="majorEastAsia"/>
+              <w:rFonts w:hint="default" w:ascii="Times New Roman" w:hAnsi="Times New Roman" w:cs="Times New Roman" w:eastAsiaTheme="majorEastAsia"/>
               <w:szCs w:val="24"/>
               <w:lang w:val="en-US" w:eastAsia="zh-CN" w:bidi="ar-SA"/>
             </w:rPr>
@@ -84,15 +90,15 @@
           </w:r>
           <w:r>
             <w:rPr>
-              <w:rFonts w:hint="eastAsia" w:asciiTheme="majorEastAsia" w:hAnsiTheme="majorEastAsia" w:eastAsiaTheme="majorEastAsia" w:cstheme="majorEastAsia"/>
-              <w:szCs w:val="24"/>
-              <w:lang w:val="en-US" w:eastAsia="zh-CN" w:bidi="ar-SA"/>
-            </w:rPr>
-            <w:instrText xml:space="preserve"> HYPERLINK \l _Toc21927 </w:instrText>
-          </w:r>
-          <w:r>
-            <w:rPr>
-              <w:rFonts w:hint="eastAsia" w:asciiTheme="majorEastAsia" w:hAnsiTheme="majorEastAsia" w:eastAsiaTheme="majorEastAsia" w:cstheme="majorEastAsia"/>
+              <w:rFonts w:hint="default" w:ascii="Times New Roman" w:hAnsi="Times New Roman" w:cs="Times New Roman" w:eastAsiaTheme="majorEastAsia"/>
+              <w:szCs w:val="24"/>
+              <w:lang w:val="en-US" w:eastAsia="zh-CN" w:bidi="ar-SA"/>
+            </w:rPr>
+            <w:instrText xml:space="preserve"> HYPERLINK \l _Toc15312 </w:instrText>
+          </w:r>
+          <w:r>
+            <w:rPr>
+              <w:rFonts w:hint="default" w:ascii="Times New Roman" w:hAnsi="Times New Roman" w:cs="Times New Roman" w:eastAsiaTheme="majorEastAsia"/>
               <w:szCs w:val="24"/>
               <w:lang w:val="en-US" w:eastAsia="zh-CN" w:bidi="ar-SA"/>
             </w:rPr>
@@ -100,38 +106,56 @@
           </w:r>
           <w:r>
             <w:rPr>
-              <w:rFonts w:hint="eastAsia" w:ascii="微软雅黑" w:hAnsi="微软雅黑" w:eastAsia="微软雅黑" w:cs="微软雅黑"/>
+              <w:rFonts w:hint="default" w:ascii="Times New Roman" w:hAnsi="Times New Roman" w:eastAsia="微软雅黑" w:cs="Times New Roman"/>
               <w:lang w:val="en-US" w:eastAsia="zh-CN"/>
             </w:rPr>
             <w:t>项目化教学</w:t>
           </w:r>
           <w:r>
             <w:rPr>
-              <w:rFonts w:hint="eastAsia" w:ascii="微软雅黑" w:hAnsi="微软雅黑" w:eastAsia="微软雅黑" w:cs="微软雅黑"/>
+              <w:rFonts w:hint="default" w:ascii="Times New Roman" w:hAnsi="Times New Roman" w:eastAsia="微软雅黑" w:cs="Times New Roman"/>
             </w:rPr>
             <w:t>与无碳小车设计：理论、实践与创新融合</w:t>
           </w:r>
           <w:r>
+            <w:rPr>
+              <w:rFonts w:hint="default" w:ascii="Times New Roman" w:hAnsi="Times New Roman" w:cs="Times New Roman"/>
+            </w:rPr>
             <w:tab/>
           </w:r>
           <w:r>
+            <w:rPr>
+              <w:rFonts w:hint="default" w:ascii="Times New Roman" w:hAnsi="Times New Roman" w:cs="Times New Roman"/>
+            </w:rPr>
             <w:fldChar w:fldCharType="begin"/>
           </w:r>
           <w:r>
-            <w:instrText xml:space="preserve"> PAGEREF _Toc21927 \h </w:instrText>
-          </w:r>
-          <w:r>
+            <w:rPr>
+              <w:rFonts w:hint="default" w:ascii="Times New Roman" w:hAnsi="Times New Roman" w:cs="Times New Roman"/>
+            </w:rPr>
+            <w:instrText xml:space="preserve"> PAGEREF _Toc15312 \h </w:instrText>
+          </w:r>
+          <w:r>
+            <w:rPr>
+              <w:rFonts w:hint="default" w:ascii="Times New Roman" w:hAnsi="Times New Roman" w:cs="Times New Roman"/>
+            </w:rPr>
             <w:fldChar w:fldCharType="separate"/>
           </w:r>
           <w:r>
+            <w:rPr>
+              <w:rFonts w:hint="default" w:ascii="Times New Roman" w:hAnsi="Times New Roman" w:cs="Times New Roman"/>
+            </w:rPr>
             <w:t>1</w:t>
           </w:r>
           <w:r>
+            <w:rPr>
+              <w:rFonts w:hint="default" w:ascii="Times New Roman" w:hAnsi="Times New Roman" w:cs="Times New Roman"/>
+            </w:rPr>
             <w:fldChar w:fldCharType="end"/>
           </w:r>
           <w:r>
             <w:rPr>
-              <w:rFonts w:hint="eastAsia" w:asciiTheme="majorEastAsia" w:hAnsiTheme="majorEastAsia" w:eastAsiaTheme="majorEastAsia" w:cstheme="majorEastAsia"/>
+              <w:rFonts w:hint="default" w:ascii="Times New Roman" w:hAnsi="Times New Roman" w:cs="Times New Roman" w:eastAsiaTheme="majorEastAsia"/>
               <w:szCs w:val="24"/>
               <w:lang w:val="en-US" w:eastAsia="zh-CN" w:bidi="ar-SA"/>
             </w:rPr>
@@ -144,10 +168,13 @@
             <w:tabs>
               <w:tab w:val="right" w:leader="dot" w:pos="8306"/>
             </w:tabs>
+            <w:rPr>
+              <w:rFonts w:hint="default" w:ascii="Times New Roman" w:hAnsi="Times New Roman" w:cs="Times New Roman"/>
+            </w:rPr>
           </w:pPr>
           <w:r>
             <w:rPr>
-              <w:rFonts w:hint="eastAsia" w:asciiTheme="majorEastAsia" w:hAnsiTheme="majorEastAsia" w:eastAsiaTheme="majorEastAsia" w:cstheme="majorEastAsia"/>
+              <w:rFonts w:hint="default" w:ascii="Times New Roman" w:hAnsi="Times New Roman" w:cs="Times New Roman" w:eastAsiaTheme="majorEastAsia"/>
               <w:szCs w:val="24"/>
               <w:lang w:val="en-US" w:eastAsia="zh-CN" w:bidi="ar-SA"/>
             </w:rPr>
@@ -155,15 +182,15 @@
           </w:r>
           <w:r>
             <w:rPr>
-              <w:rFonts w:hint="eastAsia" w:asciiTheme="majorEastAsia" w:hAnsiTheme="majorEastAsia" w:eastAsiaTheme="majorEastAsia" w:cstheme="majorEastAsia"/>
-              <w:szCs w:val="24"/>
-              <w:lang w:val="en-US" w:eastAsia="zh-CN" w:bidi="ar-SA"/>
-            </w:rPr>
-            <w:instrText xml:space="preserve"> HYPERLINK \l _Toc7506 </w:instrText>
-          </w:r>
-          <w:r>
-            <w:rPr>
-              <w:rFonts w:hint="eastAsia" w:asciiTheme="majorEastAsia" w:hAnsiTheme="majorEastAsia" w:eastAsiaTheme="majorEastAsia" w:cstheme="majorEastAsia"/>
+              <w:rFonts w:hint="default" w:ascii="Times New Roman" w:hAnsi="Times New Roman" w:cs="Times New Roman" w:eastAsiaTheme="majorEastAsia"/>
+              <w:szCs w:val="24"/>
+              <w:lang w:val="en-US" w:eastAsia="zh-CN" w:bidi="ar-SA"/>
+            </w:rPr>
+            <w:instrText xml:space="preserve"> HYPERLINK \l _Toc8855 </w:instrText>
+          </w:r>
+          <w:r>
+            <w:rPr>
+              <w:rFonts w:hint="default" w:ascii="Times New Roman" w:hAnsi="Times New Roman" w:cs="Times New Roman" w:eastAsiaTheme="majorEastAsia"/>
               <w:szCs w:val="24"/>
               <w:lang w:val="en-US" w:eastAsia="zh-CN" w:bidi="ar-SA"/>
             </w:rPr>
@@ -171,45 +198,63 @@
           </w:r>
           <w:r>
             <w:rPr>
-              <w:rFonts w:hint="eastAsia"/>
+              <w:rFonts w:hint="default" w:ascii="Times New Roman" w:hAnsi="Times New Roman" w:cs="Times New Roman"/>
               <w:lang w:val="en-US"/>
             </w:rPr>
             <w:t xml:space="preserve">第一章 </w:t>
           </w:r>
           <w:r>
             <w:rPr>
-              <w:rFonts w:hint="eastAsia"/>
+              <w:rFonts w:hint="default" w:ascii="Times New Roman" w:hAnsi="Times New Roman" w:cs="Times New Roman"/>
             </w:rPr>
             <w:t>项目化教学体系</w:t>
           </w:r>
           <w:r>
             <w:rPr>
-              <w:rFonts w:hint="eastAsia"/>
+              <w:rFonts w:hint="default" w:ascii="Times New Roman" w:hAnsi="Times New Roman" w:cs="Times New Roman"/>
               <w:lang w:val="en-US" w:eastAsia="zh-CN"/>
             </w:rPr>
             <w:t>的创新定位</w:t>
           </w:r>
           <w:r>
+            <w:rPr>
+              <w:rFonts w:hint="default" w:ascii="Times New Roman" w:hAnsi="Times New Roman" w:cs="Times New Roman"/>
+            </w:rPr>
             <w:tab/>
           </w:r>
           <w:r>
+            <w:rPr>
+              <w:rFonts w:hint="default" w:ascii="Times New Roman" w:hAnsi="Times New Roman" w:cs="Times New Roman"/>
+            </w:rPr>
             <w:fldChar w:fldCharType="begin"/>
           </w:r>
           <w:r>
-            <w:instrText xml:space="preserve"> PAGEREF _Toc7506 \h </w:instrText>
-          </w:r>
-          <w:r>
+            <w:rPr>
+              <w:rFonts w:hint="default" w:ascii="Times New Roman" w:hAnsi="Times New Roman" w:cs="Times New Roman"/>
+            </w:rPr>
+            <w:instrText xml:space="preserve"> PAGEREF _Toc8855 \h </w:instrText>
+          </w:r>
+          <w:r>
+            <w:rPr>
+              <w:rFonts w:hint="default" w:ascii="Times New Roman" w:hAnsi="Times New Roman" w:cs="Times New Roman"/>
+            </w:rPr>
             <w:fldChar w:fldCharType="separate"/>
           </w:r>
           <w:r>
+            <w:rPr>
+              <w:rFonts w:hint="default" w:ascii="Times New Roman" w:hAnsi="Times New Roman" w:cs="Times New Roman"/>
+            </w:rPr>
             <w:t>1</w:t>
           </w:r>
           <w:r>
+            <w:rPr>
+              <w:rFonts w:hint="default" w:ascii="Times New Roman" w:hAnsi="Times New Roman" w:cs="Times New Roman"/>
+            </w:rPr>
             <w:fldChar w:fldCharType="end"/>
           </w:r>
           <w:r>
             <w:rPr>
-              <w:rFonts w:hint="eastAsia" w:asciiTheme="majorEastAsia" w:hAnsiTheme="majorEastAsia" w:eastAsiaTheme="majorEastAsia" w:cstheme="majorEastAsia"/>
+              <w:rFonts w:hint="default" w:ascii="Times New Roman" w:hAnsi="Times New Roman" w:cs="Times New Roman" w:eastAsiaTheme="majorEastAsia"/>
               <w:szCs w:val="24"/>
               <w:lang w:val="en-US" w:eastAsia="zh-CN" w:bidi="ar-SA"/>
             </w:rPr>
@@ -222,10 +267,13 @@
             <w:tabs>
               <w:tab w:val="right" w:leader="dot" w:pos="8306"/>
             </w:tabs>
+            <w:rPr>
+              <w:rFonts w:hint="default" w:ascii="Times New Roman" w:hAnsi="Times New Roman" w:cs="Times New Roman"/>
+            </w:rPr>
           </w:pPr>
           <w:r>
             <w:rPr>
-              <w:rFonts w:hint="eastAsia" w:asciiTheme="majorEastAsia" w:hAnsiTheme="majorEastAsia" w:eastAsiaTheme="majorEastAsia" w:cstheme="majorEastAsia"/>
+              <w:rFonts w:hint="default" w:ascii="Times New Roman" w:hAnsi="Times New Roman" w:cs="Times New Roman" w:eastAsiaTheme="majorEastAsia"/>
               <w:szCs w:val="24"/>
               <w:lang w:val="en-US" w:eastAsia="zh-CN" w:bidi="ar-SA"/>
             </w:rPr>
@@ -233,15 +281,15 @@
           </w:r>
           <w:r>
             <w:rPr>
-              <w:rFonts w:hint="eastAsia" w:asciiTheme="majorEastAsia" w:hAnsiTheme="majorEastAsia" w:eastAsiaTheme="majorEastAsia" w:cstheme="majorEastAsia"/>
-              <w:szCs w:val="24"/>
-              <w:lang w:val="en-US" w:eastAsia="zh-CN" w:bidi="ar-SA"/>
-            </w:rPr>
-            <w:instrText xml:space="preserve"> HYPERLINK \l _Toc20398 </w:instrText>
-          </w:r>
-          <w:r>
-            <w:rPr>
-              <w:rFonts w:hint="eastAsia" w:asciiTheme="majorEastAsia" w:hAnsiTheme="majorEastAsia" w:eastAsiaTheme="majorEastAsia" w:cstheme="majorEastAsia"/>
+              <w:rFonts w:hint="default" w:ascii="Times New Roman" w:hAnsi="Times New Roman" w:cs="Times New Roman" w:eastAsiaTheme="majorEastAsia"/>
+              <w:szCs w:val="24"/>
+              <w:lang w:val="en-US" w:eastAsia="zh-CN" w:bidi="ar-SA"/>
+            </w:rPr>
+            <w:instrText xml:space="preserve"> HYPERLINK \l _Toc30380 </w:instrText>
+          </w:r>
+          <w:r>
+            <w:rPr>
+              <w:rFonts w:hint="default" w:ascii="Times New Roman" w:hAnsi="Times New Roman" w:cs="Times New Roman" w:eastAsiaTheme="majorEastAsia"/>
               <w:szCs w:val="24"/>
               <w:lang w:val="en-US" w:eastAsia="zh-CN" w:bidi="ar-SA"/>
             </w:rPr>
@@ -249,32 +297,50 @@
           </w:r>
           <w:r>
             <w:rPr>
-              <w:rFonts w:hint="eastAsia"/>
+              <w:rFonts w:hint="default" w:ascii="Times New Roman" w:hAnsi="Times New Roman" w:cs="Times New Roman"/>
               <w:lang w:val="en-US" w:eastAsia="zh-CN"/>
             </w:rPr>
             <w:t>1.1. 新工科背景下的教学创新需要</w:t>
           </w:r>
           <w:r>
+            <w:rPr>
+              <w:rFonts w:hint="default" w:ascii="Times New Roman" w:hAnsi="Times New Roman" w:cs="Times New Roman"/>
+            </w:rPr>
             <w:tab/>
           </w:r>
           <w:r>
+            <w:rPr>
+              <w:rFonts w:hint="default" w:ascii="Times New Roman" w:hAnsi="Times New Roman" w:cs="Times New Roman"/>
+            </w:rPr>
             <w:fldChar w:fldCharType="begin"/>
           </w:r>
           <w:r>
-            <w:instrText xml:space="preserve"> PAGEREF _Toc20398 \h </w:instrText>
-          </w:r>
-          <w:r>
+            <w:rPr>
+              <w:rFonts w:hint="default" w:ascii="Times New Roman" w:hAnsi="Times New Roman" w:cs="Times New Roman"/>
+            </w:rPr>
+            <w:instrText xml:space="preserve"> PAGEREF _Toc30380 \h </w:instrText>
+          </w:r>
+          <w:r>
+            <w:rPr>
+              <w:rFonts w:hint="default" w:ascii="Times New Roman" w:hAnsi="Times New Roman" w:cs="Times New Roman"/>
+            </w:rPr>
             <w:fldChar w:fldCharType="separate"/>
           </w:r>
           <w:r>
+            <w:rPr>
+              <w:rFonts w:hint="default" w:ascii="Times New Roman" w:hAnsi="Times New Roman" w:cs="Times New Roman"/>
+            </w:rPr>
             <w:t>1</w:t>
           </w:r>
           <w:r>
+            <w:rPr>
+              <w:rFonts w:hint="default" w:ascii="Times New Roman" w:hAnsi="Times New Roman" w:cs="Times New Roman"/>
+            </w:rPr>
             <w:fldChar w:fldCharType="end"/>
           </w:r>
           <w:r>
             <w:rPr>
-              <w:rFonts w:hint="eastAsia" w:asciiTheme="majorEastAsia" w:hAnsiTheme="majorEastAsia" w:eastAsiaTheme="majorEastAsia" w:cstheme="majorEastAsia"/>
+              <w:rFonts w:hint="default" w:ascii="Times New Roman" w:hAnsi="Times New Roman" w:cs="Times New Roman" w:eastAsiaTheme="majorEastAsia"/>
               <w:szCs w:val="24"/>
               <w:lang w:val="en-US" w:eastAsia="zh-CN" w:bidi="ar-SA"/>
             </w:rPr>
@@ -287,10 +353,13 @@
             <w:tabs>
               <w:tab w:val="right" w:leader="dot" w:pos="8306"/>
             </w:tabs>
+            <w:rPr>
+              <w:rFonts w:hint="default" w:ascii="Times New Roman" w:hAnsi="Times New Roman" w:cs="Times New Roman"/>
+            </w:rPr>
           </w:pPr>
           <w:r>
             <w:rPr>
-              <w:rFonts w:hint="eastAsia" w:asciiTheme="majorEastAsia" w:hAnsiTheme="majorEastAsia" w:eastAsiaTheme="majorEastAsia" w:cstheme="majorEastAsia"/>
+              <w:rFonts w:hint="default" w:ascii="Times New Roman" w:hAnsi="Times New Roman" w:cs="Times New Roman" w:eastAsiaTheme="majorEastAsia"/>
               <w:szCs w:val="24"/>
               <w:lang w:val="en-US" w:eastAsia="zh-CN" w:bidi="ar-SA"/>
             </w:rPr>
@@ -298,15 +367,15 @@
           </w:r>
           <w:r>
             <w:rPr>
-              <w:rFonts w:hint="eastAsia" w:asciiTheme="majorEastAsia" w:hAnsiTheme="majorEastAsia" w:eastAsiaTheme="majorEastAsia" w:cstheme="majorEastAsia"/>
-              <w:szCs w:val="24"/>
-              <w:lang w:val="en-US" w:eastAsia="zh-CN" w:bidi="ar-SA"/>
-            </w:rPr>
-            <w:instrText xml:space="preserve"> HYPERLINK \l _Toc14579 </w:instrText>
-          </w:r>
-          <w:r>
-            <w:rPr>
-              <w:rFonts w:hint="eastAsia" w:asciiTheme="majorEastAsia" w:hAnsiTheme="majorEastAsia" w:eastAsiaTheme="majorEastAsia" w:cstheme="majorEastAsia"/>
+              <w:rFonts w:hint="default" w:ascii="Times New Roman" w:hAnsi="Times New Roman" w:cs="Times New Roman" w:eastAsiaTheme="majorEastAsia"/>
+              <w:szCs w:val="24"/>
+              <w:lang w:val="en-US" w:eastAsia="zh-CN" w:bidi="ar-SA"/>
+            </w:rPr>
+            <w:instrText xml:space="preserve"> HYPERLINK \l _Toc17757 </w:instrText>
+          </w:r>
+          <w:r>
+            <w:rPr>
+              <w:rFonts w:hint="default" w:ascii="Times New Roman" w:hAnsi="Times New Roman" w:cs="Times New Roman" w:eastAsiaTheme="majorEastAsia"/>
               <w:szCs w:val="24"/>
               <w:lang w:val="en-US" w:eastAsia="zh-CN" w:bidi="ar-SA"/>
             </w:rPr>
@@ -314,44 +383,62 @@
           </w:r>
           <w:r>
             <w:rPr>
-              <w:rFonts w:hint="eastAsia"/>
+              <w:rFonts w:hint="default" w:ascii="Times New Roman" w:hAnsi="Times New Roman" w:cs="Times New Roman"/>
             </w:rPr>
             <w:t xml:space="preserve">1.2. </w:t>
           </w:r>
           <w:r>
             <w:rPr>
-              <w:rFonts w:hint="eastAsia"/>
+              <w:rFonts w:hint="default" w:ascii="Times New Roman" w:hAnsi="Times New Roman" w:cs="Times New Roman"/>
               <w:lang w:val="en-US" w:eastAsia="zh-CN"/>
             </w:rPr>
             <w:t>项目化</w:t>
           </w:r>
           <w:r>
             <w:rPr>
-              <w:rFonts w:hint="eastAsia"/>
+              <w:rFonts w:hint="default" w:ascii="Times New Roman" w:hAnsi="Times New Roman" w:cs="Times New Roman"/>
             </w:rPr>
             <w:t>工程意识培养</w:t>
           </w:r>
           <w:r>
+            <w:rPr>
+              <w:rFonts w:hint="default" w:ascii="Times New Roman" w:hAnsi="Times New Roman" w:cs="Times New Roman"/>
+            </w:rPr>
             <w:tab/>
           </w:r>
           <w:r>
+            <w:rPr>
+              <w:rFonts w:hint="default" w:ascii="Times New Roman" w:hAnsi="Times New Roman" w:cs="Times New Roman"/>
+            </w:rPr>
             <w:fldChar w:fldCharType="begin"/>
           </w:r>
           <w:r>
-            <w:instrText xml:space="preserve"> PAGEREF _Toc14579 \h </w:instrText>
-          </w:r>
-          <w:r>
+            <w:rPr>
+              <w:rFonts w:hint="default" w:ascii="Times New Roman" w:hAnsi="Times New Roman" w:cs="Times New Roman"/>
+            </w:rPr>
+            <w:instrText xml:space="preserve"> PAGEREF _Toc17757 \h </w:instrText>
+          </w:r>
+          <w:r>
+            <w:rPr>
+              <w:rFonts w:hint="default" w:ascii="Times New Roman" w:hAnsi="Times New Roman" w:cs="Times New Roman"/>
+            </w:rPr>
             <w:fldChar w:fldCharType="separate"/>
           </w:r>
           <w:r>
-            <w:t>1</w:t>
-          </w:r>
-          <w:r>
+            <w:rPr>
+              <w:rFonts w:hint="default" w:ascii="Times New Roman" w:hAnsi="Times New Roman" w:cs="Times New Roman"/>
+            </w:rPr>
+            <w:t>4</w:t>
+          </w:r>
+          <w:r>
+            <w:rPr>
+              <w:rFonts w:hint="default" w:ascii="Times New Roman" w:hAnsi="Times New Roman" w:cs="Times New Roman"/>
+            </w:rPr>
             <w:fldChar w:fldCharType="end"/>
           </w:r>
           <w:r>
             <w:rPr>
-              <w:rFonts w:hint="eastAsia" w:asciiTheme="majorEastAsia" w:hAnsiTheme="majorEastAsia" w:eastAsiaTheme="majorEastAsia" w:cstheme="majorEastAsia"/>
+              <w:rFonts w:hint="default" w:ascii="Times New Roman" w:hAnsi="Times New Roman" w:cs="Times New Roman" w:eastAsiaTheme="majorEastAsia"/>
               <w:szCs w:val="24"/>
               <w:lang w:val="en-US" w:eastAsia="zh-CN" w:bidi="ar-SA"/>
             </w:rPr>
@@ -364,10 +451,13 @@
             <w:tabs>
               <w:tab w:val="right" w:leader="dot" w:pos="8306"/>
             </w:tabs>
+            <w:rPr>
+              <w:rFonts w:hint="default" w:ascii="Times New Roman" w:hAnsi="Times New Roman" w:cs="Times New Roman"/>
+            </w:rPr>
           </w:pPr>
           <w:r>
             <w:rPr>
-              <w:rFonts w:hint="eastAsia" w:asciiTheme="majorEastAsia" w:hAnsiTheme="majorEastAsia" w:eastAsiaTheme="majorEastAsia" w:cstheme="majorEastAsia"/>
+              <w:rFonts w:hint="default" w:ascii="Times New Roman" w:hAnsi="Times New Roman" w:cs="Times New Roman" w:eastAsiaTheme="majorEastAsia"/>
               <w:szCs w:val="24"/>
               <w:lang w:val="en-US" w:eastAsia="zh-CN" w:bidi="ar-SA"/>
             </w:rPr>
@@ -375,15 +465,15 @@
           </w:r>
           <w:r>
             <w:rPr>
-              <w:rFonts w:hint="eastAsia" w:asciiTheme="majorEastAsia" w:hAnsiTheme="majorEastAsia" w:eastAsiaTheme="majorEastAsia" w:cstheme="majorEastAsia"/>
-              <w:szCs w:val="24"/>
-              <w:lang w:val="en-US" w:eastAsia="zh-CN" w:bidi="ar-SA"/>
-            </w:rPr>
-            <w:instrText xml:space="preserve"> HYPERLINK \l _Toc26307 </w:instrText>
-          </w:r>
-          <w:r>
-            <w:rPr>
-              <w:rFonts w:hint="eastAsia" w:asciiTheme="majorEastAsia" w:hAnsiTheme="majorEastAsia" w:eastAsiaTheme="majorEastAsia" w:cstheme="majorEastAsia"/>
+              <w:rFonts w:hint="default" w:ascii="Times New Roman" w:hAnsi="Times New Roman" w:cs="Times New Roman" w:eastAsiaTheme="majorEastAsia"/>
+              <w:szCs w:val="24"/>
+              <w:lang w:val="en-US" w:eastAsia="zh-CN" w:bidi="ar-SA"/>
+            </w:rPr>
+            <w:instrText xml:space="preserve"> HYPERLINK \l _Toc3055 </w:instrText>
+          </w:r>
+          <w:r>
+            <w:rPr>
+              <w:rFonts w:hint="default" w:ascii="Times New Roman" w:hAnsi="Times New Roman" w:cs="Times New Roman" w:eastAsiaTheme="majorEastAsia"/>
               <w:szCs w:val="24"/>
               <w:lang w:val="en-US" w:eastAsia="zh-CN" w:bidi="ar-SA"/>
             </w:rPr>
@@ -391,32 +481,50 @@
           </w:r>
           <w:r>
             <w:rPr>
-              <w:rFonts w:hint="eastAsia"/>
+              <w:rFonts w:hint="default" w:ascii="Times New Roman" w:hAnsi="Times New Roman" w:cs="Times New Roman"/>
               <w:lang w:val="en-US" w:eastAsia="zh-CN"/>
             </w:rPr>
             <w:t>1.3. 无碳小车的教学耦合性</w:t>
           </w:r>
           <w:r>
+            <w:rPr>
+              <w:rFonts w:hint="default" w:ascii="Times New Roman" w:hAnsi="Times New Roman" w:cs="Times New Roman"/>
+            </w:rPr>
             <w:tab/>
           </w:r>
           <w:r>
+            <w:rPr>
+              <w:rFonts w:hint="default" w:ascii="Times New Roman" w:hAnsi="Times New Roman" w:cs="Times New Roman"/>
+            </w:rPr>
             <w:fldChar w:fldCharType="begin"/>
           </w:r>
           <w:r>
-            <w:instrText xml:space="preserve"> PAGEREF _Toc26307 \h </w:instrText>
-          </w:r>
-          <w:r>
+            <w:rPr>
+              <w:rFonts w:hint="default" w:ascii="Times New Roman" w:hAnsi="Times New Roman" w:cs="Times New Roman"/>
+            </w:rPr>
+            <w:instrText xml:space="preserve"> PAGEREF _Toc3055 \h </w:instrText>
+          </w:r>
+          <w:r>
+            <w:rPr>
+              <w:rFonts w:hint="default" w:ascii="Times New Roman" w:hAnsi="Times New Roman" w:cs="Times New Roman"/>
+            </w:rPr>
             <w:fldChar w:fldCharType="separate"/>
           </w:r>
           <w:r>
-            <w:t>1</w:t>
-          </w:r>
-          <w:r>
+            <w:rPr>
+              <w:rFonts w:hint="default" w:ascii="Times New Roman" w:hAnsi="Times New Roman" w:cs="Times New Roman"/>
+            </w:rPr>
+            <w:t>4</w:t>
+          </w:r>
+          <w:r>
+            <w:rPr>
+              <w:rFonts w:hint="default" w:ascii="Times New Roman" w:hAnsi="Times New Roman" w:cs="Times New Roman"/>
+            </w:rPr>
             <w:fldChar w:fldCharType="end"/>
           </w:r>
           <w:r>
             <w:rPr>
-              <w:rFonts w:hint="eastAsia" w:asciiTheme="majorEastAsia" w:hAnsiTheme="majorEastAsia" w:eastAsiaTheme="majorEastAsia" w:cstheme="majorEastAsia"/>
+              <w:rFonts w:hint="default" w:ascii="Times New Roman" w:hAnsi="Times New Roman" w:cs="Times New Roman" w:eastAsiaTheme="majorEastAsia"/>
               <w:szCs w:val="24"/>
               <w:lang w:val="en-US" w:eastAsia="zh-CN" w:bidi="ar-SA"/>
             </w:rPr>
@@ -429,10 +537,13 @@
             <w:tabs>
               <w:tab w:val="right" w:leader="dot" w:pos="8306"/>
             </w:tabs>
+            <w:rPr>
+              <w:rFonts w:hint="default" w:ascii="Times New Roman" w:hAnsi="Times New Roman" w:cs="Times New Roman"/>
+            </w:rPr>
           </w:pPr>
           <w:r>
             <w:rPr>
-              <w:rFonts w:hint="eastAsia" w:asciiTheme="majorEastAsia" w:hAnsiTheme="majorEastAsia" w:eastAsiaTheme="majorEastAsia" w:cstheme="majorEastAsia"/>
+              <w:rFonts w:hint="default" w:ascii="Times New Roman" w:hAnsi="Times New Roman" w:cs="Times New Roman" w:eastAsiaTheme="majorEastAsia"/>
               <w:szCs w:val="24"/>
               <w:lang w:val="en-US" w:eastAsia="zh-CN" w:bidi="ar-SA"/>
             </w:rPr>
@@ -440,15 +551,15 @@
           </w:r>
           <w:r>
             <w:rPr>
-              <w:rFonts w:hint="eastAsia" w:asciiTheme="majorEastAsia" w:hAnsiTheme="majorEastAsia" w:eastAsiaTheme="majorEastAsia" w:cstheme="majorEastAsia"/>
-              <w:szCs w:val="24"/>
-              <w:lang w:val="en-US" w:eastAsia="zh-CN" w:bidi="ar-SA"/>
-            </w:rPr>
-            <w:instrText xml:space="preserve"> HYPERLINK \l _Toc8293 </w:instrText>
-          </w:r>
-          <w:r>
-            <w:rPr>
-              <w:rFonts w:hint="eastAsia" w:asciiTheme="majorEastAsia" w:hAnsiTheme="majorEastAsia" w:eastAsiaTheme="majorEastAsia" w:cstheme="majorEastAsia"/>
+              <w:rFonts w:hint="default" w:ascii="Times New Roman" w:hAnsi="Times New Roman" w:cs="Times New Roman" w:eastAsiaTheme="majorEastAsia"/>
+              <w:szCs w:val="24"/>
+              <w:lang w:val="en-US" w:eastAsia="zh-CN" w:bidi="ar-SA"/>
+            </w:rPr>
+            <w:instrText xml:space="preserve"> HYPERLINK \l _Toc9720 </w:instrText>
+          </w:r>
+          <w:r>
+            <w:rPr>
+              <w:rFonts w:hint="default" w:ascii="Times New Roman" w:hAnsi="Times New Roman" w:cs="Times New Roman" w:eastAsiaTheme="majorEastAsia"/>
               <w:szCs w:val="24"/>
               <w:lang w:val="en-US" w:eastAsia="zh-CN" w:bidi="ar-SA"/>
             </w:rPr>
@@ -456,44 +567,62 @@
           </w:r>
           <w:r>
             <w:rPr>
-              <w:rFonts w:hint="eastAsia"/>
+              <w:rFonts w:hint="default" w:ascii="Times New Roman" w:hAnsi="Times New Roman" w:cs="Times New Roman"/>
             </w:rPr>
             <w:t>第二章 工程</w:t>
           </w:r>
           <w:r>
             <w:rPr>
-              <w:rFonts w:hint="eastAsia"/>
+              <w:rFonts w:hint="default" w:ascii="Times New Roman" w:hAnsi="Times New Roman" w:cs="Times New Roman"/>
               <w:lang w:val="en-US" w:eastAsia="zh-CN"/>
             </w:rPr>
             <w:t>实践导向的</w:t>
           </w:r>
           <w:r>
             <w:rPr>
-              <w:rFonts w:hint="eastAsia"/>
+              <w:rFonts w:hint="default" w:ascii="Times New Roman" w:hAnsi="Times New Roman" w:cs="Times New Roman"/>
             </w:rPr>
             <w:t>技术体系构建</w:t>
           </w:r>
           <w:r>
+            <w:rPr>
+              <w:rFonts w:hint="default" w:ascii="Times New Roman" w:hAnsi="Times New Roman" w:cs="Times New Roman"/>
+            </w:rPr>
             <w:tab/>
           </w:r>
           <w:r>
+            <w:rPr>
+              <w:rFonts w:hint="default" w:ascii="Times New Roman" w:hAnsi="Times New Roman" w:cs="Times New Roman"/>
+            </w:rPr>
             <w:fldChar w:fldCharType="begin"/>
           </w:r>
           <w:r>
-            <w:instrText xml:space="preserve"> PAGEREF _Toc8293 \h </w:instrText>
-          </w:r>
-          <w:r>
+            <w:rPr>
+              <w:rFonts w:hint="default" w:ascii="Times New Roman" w:hAnsi="Times New Roman" w:cs="Times New Roman"/>
+            </w:rPr>
+            <w:instrText xml:space="preserve"> PAGEREF _Toc9720 \h </w:instrText>
+          </w:r>
+          <w:r>
+            <w:rPr>
+              <w:rFonts w:hint="default" w:ascii="Times New Roman" w:hAnsi="Times New Roman" w:cs="Times New Roman"/>
+            </w:rPr>
             <w:fldChar w:fldCharType="separate"/>
           </w:r>
           <w:r>
-            <w:t>2</w:t>
-          </w:r>
-          <w:r>
+            <w:rPr>
+              <w:rFonts w:hint="default" w:ascii="Times New Roman" w:hAnsi="Times New Roman" w:cs="Times New Roman"/>
+            </w:rPr>
+            <w:t>5</w:t>
+          </w:r>
+          <w:r>
+            <w:rPr>
+              <w:rFonts w:hint="default" w:ascii="Times New Roman" w:hAnsi="Times New Roman" w:cs="Times New Roman"/>
+            </w:rPr>
             <w:fldChar w:fldCharType="end"/>
           </w:r>
           <w:r>
             <w:rPr>
-              <w:rFonts w:hint="eastAsia" w:asciiTheme="majorEastAsia" w:hAnsiTheme="majorEastAsia" w:eastAsiaTheme="majorEastAsia" w:cstheme="majorEastAsia"/>
+              <w:rFonts w:hint="default" w:ascii="Times New Roman" w:hAnsi="Times New Roman" w:cs="Times New Roman" w:eastAsiaTheme="majorEastAsia"/>
               <w:szCs w:val="24"/>
               <w:lang w:val="en-US" w:eastAsia="zh-CN" w:bidi="ar-SA"/>
             </w:rPr>
@@ -506,10 +635,13 @@
             <w:tabs>
               <w:tab w:val="right" w:leader="dot" w:pos="8306"/>
             </w:tabs>
+            <w:rPr>
+              <w:rFonts w:hint="default" w:ascii="Times New Roman" w:hAnsi="Times New Roman" w:cs="Times New Roman"/>
+            </w:rPr>
           </w:pPr>
           <w:r>
             <w:rPr>
-              <w:rFonts w:hint="eastAsia" w:asciiTheme="majorEastAsia" w:hAnsiTheme="majorEastAsia" w:eastAsiaTheme="majorEastAsia" w:cstheme="majorEastAsia"/>
+              <w:rFonts w:hint="default" w:ascii="Times New Roman" w:hAnsi="Times New Roman" w:cs="Times New Roman" w:eastAsiaTheme="majorEastAsia"/>
               <w:szCs w:val="24"/>
               <w:lang w:val="en-US" w:eastAsia="zh-CN" w:bidi="ar-SA"/>
             </w:rPr>
@@ -517,15 +649,15 @@
           </w:r>
           <w:r>
             <w:rPr>
-              <w:rFonts w:hint="eastAsia" w:asciiTheme="majorEastAsia" w:hAnsiTheme="majorEastAsia" w:eastAsiaTheme="majorEastAsia" w:cstheme="majorEastAsia"/>
-              <w:szCs w:val="24"/>
-              <w:lang w:val="en-US" w:eastAsia="zh-CN" w:bidi="ar-SA"/>
-            </w:rPr>
-            <w:instrText xml:space="preserve"> HYPERLINK \l _Toc27257 </w:instrText>
-          </w:r>
-          <w:r>
-            <w:rPr>
-              <w:rFonts w:hint="eastAsia" w:asciiTheme="majorEastAsia" w:hAnsiTheme="majorEastAsia" w:eastAsiaTheme="majorEastAsia" w:cstheme="majorEastAsia"/>
+              <w:rFonts w:hint="default" w:ascii="Times New Roman" w:hAnsi="Times New Roman" w:cs="Times New Roman" w:eastAsiaTheme="majorEastAsia"/>
+              <w:szCs w:val="24"/>
+              <w:lang w:val="en-US" w:eastAsia="zh-CN" w:bidi="ar-SA"/>
+            </w:rPr>
+            <w:instrText xml:space="preserve"> HYPERLINK \l _Toc15760 </w:instrText>
+          </w:r>
+          <w:r>
+            <w:rPr>
+              <w:rFonts w:hint="default" w:ascii="Times New Roman" w:hAnsi="Times New Roman" w:cs="Times New Roman" w:eastAsiaTheme="majorEastAsia"/>
               <w:szCs w:val="24"/>
               <w:lang w:val="en-US" w:eastAsia="zh-CN" w:bidi="ar-SA"/>
             </w:rPr>
@@ -533,45 +665,63 @@
           </w:r>
           <w:r>
             <w:rPr>
-              <w:rFonts w:hint="eastAsia"/>
+              <w:rFonts w:hint="default" w:ascii="Times New Roman" w:hAnsi="Times New Roman" w:cs="Times New Roman"/>
               <w:lang w:val="en-US" w:eastAsia="zh-CN"/>
             </w:rPr>
             <w:t xml:space="preserve">2.1. </w:t>
           </w:r>
           <w:r>
             <w:rPr>
-              <w:rFonts w:hint="eastAsia"/>
+              <w:rFonts w:hint="default" w:ascii="Times New Roman" w:hAnsi="Times New Roman" w:cs="Times New Roman"/>
             </w:rPr>
             <w:t>数字化设计平台</w:t>
           </w:r>
           <w:r>
             <w:rPr>
-              <w:rFonts w:hint="eastAsia"/>
+              <w:rFonts w:hint="default" w:ascii="Times New Roman" w:hAnsi="Times New Roman" w:cs="Times New Roman"/>
               <w:lang w:val="en-US" w:eastAsia="zh-CN"/>
             </w:rPr>
             <w:t>建设</w:t>
           </w:r>
           <w:r>
+            <w:rPr>
+              <w:rFonts w:hint="default" w:ascii="Times New Roman" w:hAnsi="Times New Roman" w:cs="Times New Roman"/>
+            </w:rPr>
             <w:tab/>
           </w:r>
           <w:r>
+            <w:rPr>
+              <w:rFonts w:hint="default" w:ascii="Times New Roman" w:hAnsi="Times New Roman" w:cs="Times New Roman"/>
+            </w:rPr>
             <w:fldChar w:fldCharType="begin"/>
           </w:r>
           <w:r>
-            <w:instrText xml:space="preserve"> PAGEREF _Toc27257 \h </w:instrText>
-          </w:r>
-          <w:r>
+            <w:rPr>
+              <w:rFonts w:hint="default" w:ascii="Times New Roman" w:hAnsi="Times New Roman" w:cs="Times New Roman"/>
+            </w:rPr>
+            <w:instrText xml:space="preserve"> PAGEREF _Toc15760 \h </w:instrText>
+          </w:r>
+          <w:r>
+            <w:rPr>
+              <w:rFonts w:hint="default" w:ascii="Times New Roman" w:hAnsi="Times New Roman" w:cs="Times New Roman"/>
+            </w:rPr>
             <w:fldChar w:fldCharType="separate"/>
           </w:r>
           <w:r>
-            <w:t>2</w:t>
-          </w:r>
-          <w:r>
+            <w:rPr>
+              <w:rFonts w:hint="default" w:ascii="Times New Roman" w:hAnsi="Times New Roman" w:cs="Times New Roman"/>
+            </w:rPr>
+            <w:t>5</w:t>
+          </w:r>
+          <w:r>
+            <w:rPr>
+              <w:rFonts w:hint="default" w:ascii="Times New Roman" w:hAnsi="Times New Roman" w:cs="Times New Roman"/>
+            </w:rPr>
             <w:fldChar w:fldCharType="end"/>
           </w:r>
           <w:r>
             <w:rPr>
-              <w:rFonts w:hint="eastAsia" w:asciiTheme="majorEastAsia" w:hAnsiTheme="majorEastAsia" w:eastAsiaTheme="majorEastAsia" w:cstheme="majorEastAsia"/>
+              <w:rFonts w:hint="default" w:ascii="Times New Roman" w:hAnsi="Times New Roman" w:cs="Times New Roman" w:eastAsiaTheme="majorEastAsia"/>
               <w:szCs w:val="24"/>
               <w:lang w:val="en-US" w:eastAsia="zh-CN" w:bidi="ar-SA"/>
             </w:rPr>
@@ -584,10 +734,13 @@
             <w:tabs>
               <w:tab w:val="right" w:leader="dot" w:pos="8306"/>
             </w:tabs>
+            <w:rPr>
+              <w:rFonts w:hint="default" w:ascii="Times New Roman" w:hAnsi="Times New Roman" w:cs="Times New Roman"/>
+            </w:rPr>
           </w:pPr>
           <w:r>
             <w:rPr>
-              <w:rFonts w:hint="eastAsia" w:asciiTheme="majorEastAsia" w:hAnsiTheme="majorEastAsia" w:eastAsiaTheme="majorEastAsia" w:cstheme="majorEastAsia"/>
+              <w:rFonts w:hint="default" w:ascii="Times New Roman" w:hAnsi="Times New Roman" w:cs="Times New Roman" w:eastAsiaTheme="majorEastAsia"/>
               <w:szCs w:val="24"/>
               <w:lang w:val="en-US" w:eastAsia="zh-CN" w:bidi="ar-SA"/>
             </w:rPr>
@@ -595,15 +748,15 @@
           </w:r>
           <w:r>
             <w:rPr>
-              <w:rFonts w:hint="eastAsia" w:asciiTheme="majorEastAsia" w:hAnsiTheme="majorEastAsia" w:eastAsiaTheme="majorEastAsia" w:cstheme="majorEastAsia"/>
-              <w:szCs w:val="24"/>
-              <w:lang w:val="en-US" w:eastAsia="zh-CN" w:bidi="ar-SA"/>
-            </w:rPr>
-            <w:instrText xml:space="preserve"> HYPERLINK \l _Toc9923 </w:instrText>
-          </w:r>
-          <w:r>
-            <w:rPr>
-              <w:rFonts w:hint="eastAsia" w:asciiTheme="majorEastAsia" w:hAnsiTheme="majorEastAsia" w:eastAsiaTheme="majorEastAsia" w:cstheme="majorEastAsia"/>
+              <w:rFonts w:hint="default" w:ascii="Times New Roman" w:hAnsi="Times New Roman" w:cs="Times New Roman" w:eastAsiaTheme="majorEastAsia"/>
+              <w:szCs w:val="24"/>
+              <w:lang w:val="en-US" w:eastAsia="zh-CN" w:bidi="ar-SA"/>
+            </w:rPr>
+            <w:instrText xml:space="preserve"> HYPERLINK \l _Toc30942 </w:instrText>
+          </w:r>
+          <w:r>
+            <w:rPr>
+              <w:rFonts w:hint="default" w:ascii="Times New Roman" w:hAnsi="Times New Roman" w:cs="Times New Roman" w:eastAsiaTheme="majorEastAsia"/>
               <w:szCs w:val="24"/>
               <w:lang w:val="en-US" w:eastAsia="zh-CN" w:bidi="ar-SA"/>
             </w:rPr>
@@ -611,32 +764,50 @@
           </w:r>
           <w:r>
             <w:rPr>
-              <w:rFonts w:hint="eastAsia"/>
+              <w:rFonts w:hint="default" w:ascii="Times New Roman" w:hAnsi="Times New Roman" w:cs="Times New Roman"/>
               <w:lang w:val="en-US" w:eastAsia="zh-CN"/>
             </w:rPr>
             <w:t>2.1.1. 参数化建模</w:t>
           </w:r>
           <w:r>
+            <w:rPr>
+              <w:rFonts w:hint="default" w:ascii="Times New Roman" w:hAnsi="Times New Roman" w:cs="Times New Roman"/>
+            </w:rPr>
             <w:tab/>
           </w:r>
           <w:r>
+            <w:rPr>
+              <w:rFonts w:hint="default" w:ascii="Times New Roman" w:hAnsi="Times New Roman" w:cs="Times New Roman"/>
+            </w:rPr>
             <w:fldChar w:fldCharType="begin"/>
           </w:r>
           <w:r>
-            <w:instrText xml:space="preserve"> PAGEREF _Toc9923 \h </w:instrText>
-          </w:r>
-          <w:r>
+            <w:rPr>
+              <w:rFonts w:hint="default" w:ascii="Times New Roman" w:hAnsi="Times New Roman" w:cs="Times New Roman"/>
+            </w:rPr>
+            <w:instrText xml:space="preserve"> PAGEREF _Toc30942 \h </w:instrText>
+          </w:r>
+          <w:r>
+            <w:rPr>
+              <w:rFonts w:hint="default" w:ascii="Times New Roman" w:hAnsi="Times New Roman" w:cs="Times New Roman"/>
+            </w:rPr>
             <w:fldChar w:fldCharType="separate"/>
           </w:r>
           <w:r>
-            <w:t>2</w:t>
-          </w:r>
-          <w:r>
+            <w:rPr>
+              <w:rFonts w:hint="default" w:ascii="Times New Roman" w:hAnsi="Times New Roman" w:cs="Times New Roman"/>
+            </w:rPr>
+            <w:t>5</w:t>
+          </w:r>
+          <w:r>
+            <w:rPr>
+              <w:rFonts w:hint="default" w:ascii="Times New Roman" w:hAnsi="Times New Roman" w:cs="Times New Roman"/>
+            </w:rPr>
             <w:fldChar w:fldCharType="end"/>
           </w:r>
           <w:r>
             <w:rPr>
-              <w:rFonts w:hint="eastAsia" w:asciiTheme="majorEastAsia" w:hAnsiTheme="majorEastAsia" w:eastAsiaTheme="majorEastAsia" w:cstheme="majorEastAsia"/>
+              <w:rFonts w:hint="default" w:ascii="Times New Roman" w:hAnsi="Times New Roman" w:cs="Times New Roman" w:eastAsiaTheme="majorEastAsia"/>
               <w:szCs w:val="24"/>
               <w:lang w:val="en-US" w:eastAsia="zh-CN" w:bidi="ar-SA"/>
             </w:rPr>
@@ -649,10 +820,13 @@
             <w:tabs>
               <w:tab w:val="right" w:leader="dot" w:pos="8306"/>
             </w:tabs>
+            <w:rPr>
+              <w:rFonts w:hint="default" w:ascii="Times New Roman" w:hAnsi="Times New Roman" w:cs="Times New Roman"/>
+            </w:rPr>
           </w:pPr>
           <w:r>
             <w:rPr>
-              <w:rFonts w:hint="eastAsia" w:asciiTheme="majorEastAsia" w:hAnsiTheme="majorEastAsia" w:eastAsiaTheme="majorEastAsia" w:cstheme="majorEastAsia"/>
+              <w:rFonts w:hint="default" w:ascii="Times New Roman" w:hAnsi="Times New Roman" w:cs="Times New Roman" w:eastAsiaTheme="majorEastAsia"/>
               <w:szCs w:val="24"/>
               <w:lang w:val="en-US" w:eastAsia="zh-CN" w:bidi="ar-SA"/>
             </w:rPr>
@@ -660,15 +834,15 @@
           </w:r>
           <w:r>
             <w:rPr>
-              <w:rFonts w:hint="eastAsia" w:asciiTheme="majorEastAsia" w:hAnsiTheme="majorEastAsia" w:eastAsiaTheme="majorEastAsia" w:cstheme="majorEastAsia"/>
-              <w:szCs w:val="24"/>
-              <w:lang w:val="en-US" w:eastAsia="zh-CN" w:bidi="ar-SA"/>
-            </w:rPr>
-            <w:instrText xml:space="preserve"> HYPERLINK \l _Toc25607 </w:instrText>
-          </w:r>
-          <w:r>
-            <w:rPr>
-              <w:rFonts w:hint="eastAsia" w:asciiTheme="majorEastAsia" w:hAnsiTheme="majorEastAsia" w:eastAsiaTheme="majorEastAsia" w:cstheme="majorEastAsia"/>
+              <w:rFonts w:hint="default" w:ascii="Times New Roman" w:hAnsi="Times New Roman" w:cs="Times New Roman" w:eastAsiaTheme="majorEastAsia"/>
+              <w:szCs w:val="24"/>
+              <w:lang w:val="en-US" w:eastAsia="zh-CN" w:bidi="ar-SA"/>
+            </w:rPr>
+            <w:instrText xml:space="preserve"> HYPERLINK \l _Toc26401 </w:instrText>
+          </w:r>
+          <w:r>
+            <w:rPr>
+              <w:rFonts w:hint="default" w:ascii="Times New Roman" w:hAnsi="Times New Roman" w:cs="Times New Roman" w:eastAsiaTheme="majorEastAsia"/>
               <w:szCs w:val="24"/>
               <w:lang w:val="en-US" w:eastAsia="zh-CN" w:bidi="ar-SA"/>
             </w:rPr>
@@ -676,32 +850,50 @@
           </w:r>
           <w:r>
             <w:rPr>
-              <w:rFonts w:hint="eastAsia"/>
+              <w:rFonts w:hint="default" w:ascii="Times New Roman" w:hAnsi="Times New Roman" w:cs="Times New Roman"/>
               <w:lang w:val="en-US" w:eastAsia="zh-CN"/>
             </w:rPr>
             <w:t>2.1.2. 仿真验证</w:t>
           </w:r>
           <w:r>
+            <w:rPr>
+              <w:rFonts w:hint="default" w:ascii="Times New Roman" w:hAnsi="Times New Roman" w:cs="Times New Roman"/>
+            </w:rPr>
             <w:tab/>
           </w:r>
           <w:r>
+            <w:rPr>
+              <w:rFonts w:hint="default" w:ascii="Times New Roman" w:hAnsi="Times New Roman" w:cs="Times New Roman"/>
+            </w:rPr>
             <w:fldChar w:fldCharType="begin"/>
           </w:r>
           <w:r>
-            <w:instrText xml:space="preserve"> PAGEREF _Toc25607 \h </w:instrText>
-          </w:r>
-          <w:r>
+            <w:rPr>
+              <w:rFonts w:hint="default" w:ascii="Times New Roman" w:hAnsi="Times New Roman" w:cs="Times New Roman"/>
+            </w:rPr>
+            <w:instrText xml:space="preserve"> PAGEREF _Toc26401 \h </w:instrText>
+          </w:r>
+          <w:r>
+            <w:rPr>
+              <w:rFonts w:hint="default" w:ascii="Times New Roman" w:hAnsi="Times New Roman" w:cs="Times New Roman"/>
+            </w:rPr>
             <w:fldChar w:fldCharType="separate"/>
           </w:r>
           <w:r>
-            <w:t>2</w:t>
-          </w:r>
-          <w:r>
+            <w:rPr>
+              <w:rFonts w:hint="default" w:ascii="Times New Roman" w:hAnsi="Times New Roman" w:cs="Times New Roman"/>
+            </w:rPr>
+            <w:t>6</w:t>
+          </w:r>
+          <w:r>
+            <w:rPr>
+              <w:rFonts w:hint="default" w:ascii="Times New Roman" w:hAnsi="Times New Roman" w:cs="Times New Roman"/>
+            </w:rPr>
             <w:fldChar w:fldCharType="end"/>
           </w:r>
           <w:r>
             <w:rPr>
-              <w:rFonts w:hint="eastAsia" w:asciiTheme="majorEastAsia" w:hAnsiTheme="majorEastAsia" w:eastAsiaTheme="majorEastAsia" w:cstheme="majorEastAsia"/>
+              <w:rFonts w:hint="default" w:ascii="Times New Roman" w:hAnsi="Times New Roman" w:cs="Times New Roman" w:eastAsiaTheme="majorEastAsia"/>
               <w:szCs w:val="24"/>
               <w:lang w:val="en-US" w:eastAsia="zh-CN" w:bidi="ar-SA"/>
             </w:rPr>
@@ -714,10 +906,13 @@
             <w:tabs>
               <w:tab w:val="right" w:leader="dot" w:pos="8306"/>
             </w:tabs>
+            <w:rPr>
+              <w:rFonts w:hint="default" w:ascii="Times New Roman" w:hAnsi="Times New Roman" w:cs="Times New Roman"/>
+            </w:rPr>
           </w:pPr>
           <w:r>
             <w:rPr>
-              <w:rFonts w:hint="eastAsia" w:asciiTheme="majorEastAsia" w:hAnsiTheme="majorEastAsia" w:eastAsiaTheme="majorEastAsia" w:cstheme="majorEastAsia"/>
+              <w:rFonts w:hint="default" w:ascii="Times New Roman" w:hAnsi="Times New Roman" w:cs="Times New Roman" w:eastAsiaTheme="majorEastAsia"/>
               <w:szCs w:val="24"/>
               <w:lang w:val="en-US" w:eastAsia="zh-CN" w:bidi="ar-SA"/>
             </w:rPr>
@@ -725,15 +920,15 @@
           </w:r>
           <w:r>
             <w:rPr>
-              <w:rFonts w:hint="eastAsia" w:asciiTheme="majorEastAsia" w:hAnsiTheme="majorEastAsia" w:eastAsiaTheme="majorEastAsia" w:cstheme="majorEastAsia"/>
-              <w:szCs w:val="24"/>
-              <w:lang w:val="en-US" w:eastAsia="zh-CN" w:bidi="ar-SA"/>
-            </w:rPr>
-            <w:instrText xml:space="preserve"> HYPERLINK \l _Toc20675 </w:instrText>
-          </w:r>
-          <w:r>
-            <w:rPr>
-              <w:rFonts w:hint="eastAsia" w:asciiTheme="majorEastAsia" w:hAnsiTheme="majorEastAsia" w:eastAsiaTheme="majorEastAsia" w:cstheme="majorEastAsia"/>
+              <w:rFonts w:hint="default" w:ascii="Times New Roman" w:hAnsi="Times New Roman" w:cs="Times New Roman" w:eastAsiaTheme="majorEastAsia"/>
+              <w:szCs w:val="24"/>
+              <w:lang w:val="en-US" w:eastAsia="zh-CN" w:bidi="ar-SA"/>
+            </w:rPr>
+            <w:instrText xml:space="preserve"> HYPERLINK \l _Toc2181 </w:instrText>
+          </w:r>
+          <w:r>
+            <w:rPr>
+              <w:rFonts w:hint="default" w:ascii="Times New Roman" w:hAnsi="Times New Roman" w:cs="Times New Roman" w:eastAsiaTheme="majorEastAsia"/>
               <w:szCs w:val="24"/>
               <w:lang w:val="en-US" w:eastAsia="zh-CN" w:bidi="ar-SA"/>
             </w:rPr>
@@ -741,45 +936,63 @@
           </w:r>
           <w:r>
             <w:rPr>
-              <w:rFonts w:hint="eastAsia"/>
+              <w:rFonts w:hint="default" w:ascii="Times New Roman" w:hAnsi="Times New Roman" w:cs="Times New Roman"/>
               <w:lang w:val="en-US" w:eastAsia="zh-CN"/>
             </w:rPr>
             <w:t>2.2. 精密</w:t>
           </w:r>
           <w:r>
             <w:rPr>
-              <w:rFonts w:hint="eastAsia"/>
+              <w:rFonts w:hint="default" w:ascii="Times New Roman" w:hAnsi="Times New Roman" w:cs="Times New Roman"/>
             </w:rPr>
             <w:t>制造</w:t>
           </w:r>
           <w:r>
             <w:rPr>
-              <w:rFonts w:hint="eastAsia"/>
+              <w:rFonts w:hint="default" w:ascii="Times New Roman" w:hAnsi="Times New Roman" w:cs="Times New Roman"/>
               <w:lang w:val="en-US" w:eastAsia="zh-CN"/>
             </w:rPr>
             <w:t>与装配技术</w:t>
           </w:r>
           <w:r>
+            <w:rPr>
+              <w:rFonts w:hint="default" w:ascii="Times New Roman" w:hAnsi="Times New Roman" w:cs="Times New Roman"/>
+            </w:rPr>
             <w:tab/>
           </w:r>
           <w:r>
+            <w:rPr>
+              <w:rFonts w:hint="default" w:ascii="Times New Roman" w:hAnsi="Times New Roman" w:cs="Times New Roman"/>
+            </w:rPr>
             <w:fldChar w:fldCharType="begin"/>
           </w:r>
           <w:r>
-            <w:instrText xml:space="preserve"> PAGEREF _Toc20675 \h </w:instrText>
-          </w:r>
-          <w:r>
+            <w:rPr>
+              <w:rFonts w:hint="default" w:ascii="Times New Roman" w:hAnsi="Times New Roman" w:cs="Times New Roman"/>
+            </w:rPr>
+            <w:instrText xml:space="preserve"> PAGEREF _Toc2181 \h </w:instrText>
+          </w:r>
+          <w:r>
+            <w:rPr>
+              <w:rFonts w:hint="default" w:ascii="Times New Roman" w:hAnsi="Times New Roman" w:cs="Times New Roman"/>
+            </w:rPr>
             <w:fldChar w:fldCharType="separate"/>
           </w:r>
           <w:r>
-            <w:t>2</w:t>
-          </w:r>
-          <w:r>
+            <w:rPr>
+              <w:rFonts w:hint="default" w:ascii="Times New Roman" w:hAnsi="Times New Roman" w:cs="Times New Roman"/>
+            </w:rPr>
+            <w:t>6</w:t>
+          </w:r>
+          <w:r>
+            <w:rPr>
+              <w:rFonts w:hint="default" w:ascii="Times New Roman" w:hAnsi="Times New Roman" w:cs="Times New Roman"/>
+            </w:rPr>
             <w:fldChar w:fldCharType="end"/>
           </w:r>
           <w:r>
             <w:rPr>
-              <w:rFonts w:hint="eastAsia" w:asciiTheme="majorEastAsia" w:hAnsiTheme="majorEastAsia" w:eastAsiaTheme="majorEastAsia" w:cstheme="majorEastAsia"/>
+              <w:rFonts w:hint="default" w:ascii="Times New Roman" w:hAnsi="Times New Roman" w:cs="Times New Roman" w:eastAsiaTheme="majorEastAsia"/>
               <w:szCs w:val="24"/>
               <w:lang w:val="en-US" w:eastAsia="zh-CN" w:bidi="ar-SA"/>
             </w:rPr>
@@ -792,10 +1005,13 @@
             <w:tabs>
               <w:tab w:val="right" w:leader="dot" w:pos="8306"/>
             </w:tabs>
+            <w:rPr>
+              <w:rFonts w:hint="default" w:ascii="Times New Roman" w:hAnsi="Times New Roman" w:cs="Times New Roman"/>
+            </w:rPr>
           </w:pPr>
           <w:r>
             <w:rPr>
-              <w:rFonts w:hint="eastAsia" w:asciiTheme="majorEastAsia" w:hAnsiTheme="majorEastAsia" w:eastAsiaTheme="majorEastAsia" w:cstheme="majorEastAsia"/>
+              <w:rFonts w:hint="default" w:ascii="Times New Roman" w:hAnsi="Times New Roman" w:cs="Times New Roman" w:eastAsiaTheme="majorEastAsia"/>
               <w:szCs w:val="24"/>
               <w:lang w:val="en-US" w:eastAsia="zh-CN" w:bidi="ar-SA"/>
             </w:rPr>
@@ -803,15 +1019,15 @@
           </w:r>
           <w:r>
             <w:rPr>
-              <w:rFonts w:hint="eastAsia" w:asciiTheme="majorEastAsia" w:hAnsiTheme="majorEastAsia" w:eastAsiaTheme="majorEastAsia" w:cstheme="majorEastAsia"/>
-              <w:szCs w:val="24"/>
-              <w:lang w:val="en-US" w:eastAsia="zh-CN" w:bidi="ar-SA"/>
-            </w:rPr>
-            <w:instrText xml:space="preserve"> HYPERLINK \l _Toc27681 </w:instrText>
-          </w:r>
-          <w:r>
-            <w:rPr>
-              <w:rFonts w:hint="eastAsia" w:asciiTheme="majorEastAsia" w:hAnsiTheme="majorEastAsia" w:eastAsiaTheme="majorEastAsia" w:cstheme="majorEastAsia"/>
+              <w:rFonts w:hint="default" w:ascii="Times New Roman" w:hAnsi="Times New Roman" w:cs="Times New Roman" w:eastAsiaTheme="majorEastAsia"/>
+              <w:szCs w:val="24"/>
+              <w:lang w:val="en-US" w:eastAsia="zh-CN" w:bidi="ar-SA"/>
+            </w:rPr>
+            <w:instrText xml:space="preserve"> HYPERLINK \l _Toc14785 </w:instrText>
+          </w:r>
+          <w:r>
+            <w:rPr>
+              <w:rFonts w:hint="default" w:ascii="Times New Roman" w:hAnsi="Times New Roman" w:cs="Times New Roman" w:eastAsiaTheme="majorEastAsia"/>
               <w:szCs w:val="24"/>
               <w:lang w:val="en-US" w:eastAsia="zh-CN" w:bidi="ar-SA"/>
             </w:rPr>
@@ -819,32 +1035,50 @@
           </w:r>
           <w:r>
             <w:rPr>
-              <w:rFonts w:hint="eastAsia"/>
+              <w:rFonts w:hint="default" w:ascii="Times New Roman" w:hAnsi="Times New Roman" w:cs="Times New Roman"/>
               <w:lang w:val="en-US" w:eastAsia="zh-CN"/>
             </w:rPr>
             <w:t>2.2.1. 3D打印技术</w:t>
           </w:r>
           <w:r>
+            <w:rPr>
+              <w:rFonts w:hint="default" w:ascii="Times New Roman" w:hAnsi="Times New Roman" w:cs="Times New Roman"/>
+            </w:rPr>
             <w:tab/>
           </w:r>
           <w:r>
+            <w:rPr>
+              <w:rFonts w:hint="default" w:ascii="Times New Roman" w:hAnsi="Times New Roman" w:cs="Times New Roman"/>
+            </w:rPr>
             <w:fldChar w:fldCharType="begin"/>
           </w:r>
           <w:r>
-            <w:instrText xml:space="preserve"> PAGEREF _Toc27681 \h </w:instrText>
-          </w:r>
-          <w:r>
+            <w:rPr>
+              <w:rFonts w:hint="default" w:ascii="Times New Roman" w:hAnsi="Times New Roman" w:cs="Times New Roman"/>
+            </w:rPr>
+            <w:instrText xml:space="preserve"> PAGEREF _Toc14785 \h </w:instrText>
+          </w:r>
+          <w:r>
+            <w:rPr>
+              <w:rFonts w:hint="default" w:ascii="Times New Roman" w:hAnsi="Times New Roman" w:cs="Times New Roman"/>
+            </w:rPr>
             <w:fldChar w:fldCharType="separate"/>
           </w:r>
           <w:r>
-            <w:t>2</w:t>
-          </w:r>
-          <w:r>
+            <w:rPr>
+              <w:rFonts w:hint="default" w:ascii="Times New Roman" w:hAnsi="Times New Roman" w:cs="Times New Roman"/>
+            </w:rPr>
+            <w:t>6</w:t>
+          </w:r>
+          <w:r>
+            <w:rPr>
+              <w:rFonts w:hint="default" w:ascii="Times New Roman" w:hAnsi="Times New Roman" w:cs="Times New Roman"/>
+            </w:rPr>
             <w:fldChar w:fldCharType="end"/>
           </w:r>
           <w:r>
             <w:rPr>
-              <w:rFonts w:hint="eastAsia" w:asciiTheme="majorEastAsia" w:hAnsiTheme="majorEastAsia" w:eastAsiaTheme="majorEastAsia" w:cstheme="majorEastAsia"/>
+              <w:rFonts w:hint="default" w:ascii="Times New Roman" w:hAnsi="Times New Roman" w:cs="Times New Roman" w:eastAsiaTheme="majorEastAsia"/>
               <w:szCs w:val="24"/>
               <w:lang w:val="en-US" w:eastAsia="zh-CN" w:bidi="ar-SA"/>
             </w:rPr>
@@ -857,10 +1091,13 @@
             <w:tabs>
               <w:tab w:val="right" w:leader="dot" w:pos="8306"/>
             </w:tabs>
+            <w:rPr>
+              <w:rFonts w:hint="default" w:ascii="Times New Roman" w:hAnsi="Times New Roman" w:cs="Times New Roman"/>
+            </w:rPr>
           </w:pPr>
           <w:r>
             <w:rPr>
-              <w:rFonts w:hint="eastAsia" w:asciiTheme="majorEastAsia" w:hAnsiTheme="majorEastAsia" w:eastAsiaTheme="majorEastAsia" w:cstheme="majorEastAsia"/>
+              <w:rFonts w:hint="default" w:ascii="Times New Roman" w:hAnsi="Times New Roman" w:cs="Times New Roman" w:eastAsiaTheme="majorEastAsia"/>
               <w:szCs w:val="24"/>
               <w:lang w:val="en-US" w:eastAsia="zh-CN" w:bidi="ar-SA"/>
             </w:rPr>
@@ -868,15 +1105,15 @@
           </w:r>
           <w:r>
             <w:rPr>
-              <w:rFonts w:hint="eastAsia" w:asciiTheme="majorEastAsia" w:hAnsiTheme="majorEastAsia" w:eastAsiaTheme="majorEastAsia" w:cstheme="majorEastAsia"/>
-              <w:szCs w:val="24"/>
-              <w:lang w:val="en-US" w:eastAsia="zh-CN" w:bidi="ar-SA"/>
-            </w:rPr>
-            <w:instrText xml:space="preserve"> HYPERLINK \l _Toc18371 </w:instrText>
-          </w:r>
-          <w:r>
-            <w:rPr>
-              <w:rFonts w:hint="eastAsia" w:asciiTheme="majorEastAsia" w:hAnsiTheme="majorEastAsia" w:eastAsiaTheme="majorEastAsia" w:cstheme="majorEastAsia"/>
+              <w:rFonts w:hint="default" w:ascii="Times New Roman" w:hAnsi="Times New Roman" w:cs="Times New Roman" w:eastAsiaTheme="majorEastAsia"/>
+              <w:szCs w:val="24"/>
+              <w:lang w:val="en-US" w:eastAsia="zh-CN" w:bidi="ar-SA"/>
+            </w:rPr>
+            <w:instrText xml:space="preserve"> HYPERLINK \l _Toc6153 </w:instrText>
+          </w:r>
+          <w:r>
+            <w:rPr>
+              <w:rFonts w:hint="default" w:ascii="Times New Roman" w:hAnsi="Times New Roman" w:cs="Times New Roman" w:eastAsiaTheme="majorEastAsia"/>
               <w:szCs w:val="24"/>
               <w:lang w:val="en-US" w:eastAsia="zh-CN" w:bidi="ar-SA"/>
             </w:rPr>
@@ -884,32 +1121,50 @@
           </w:r>
           <w:r>
             <w:rPr>
-              <w:rFonts w:hint="eastAsia"/>
+              <w:rFonts w:hint="default" w:ascii="Times New Roman" w:hAnsi="Times New Roman" w:cs="Times New Roman"/>
               <w:lang w:val="en-US" w:eastAsia="zh-CN"/>
             </w:rPr>
             <w:t>2.2.2. 激光加工技术</w:t>
           </w:r>
           <w:r>
+            <w:rPr>
+              <w:rFonts w:hint="default" w:ascii="Times New Roman" w:hAnsi="Times New Roman" w:cs="Times New Roman"/>
+            </w:rPr>
             <w:tab/>
           </w:r>
           <w:r>
+            <w:rPr>
+              <w:rFonts w:hint="default" w:ascii="Times New Roman" w:hAnsi="Times New Roman" w:cs="Times New Roman"/>
+            </w:rPr>
             <w:fldChar w:fldCharType="begin"/>
           </w:r>
           <w:r>
-            <w:instrText xml:space="preserve"> PAGEREF _Toc18371 \h </w:instrText>
-          </w:r>
-          <w:r>
+            <w:rPr>
+              <w:rFonts w:hint="default" w:ascii="Times New Roman" w:hAnsi="Times New Roman" w:cs="Times New Roman"/>
+            </w:rPr>
+            <w:instrText xml:space="preserve"> PAGEREF _Toc6153 \h </w:instrText>
+          </w:r>
+          <w:r>
+            <w:rPr>
+              <w:rFonts w:hint="default" w:ascii="Times New Roman" w:hAnsi="Times New Roman" w:cs="Times New Roman"/>
+            </w:rPr>
             <w:fldChar w:fldCharType="separate"/>
           </w:r>
           <w:r>
-            <w:t>2</w:t>
-          </w:r>
-          <w:r>
+            <w:rPr>
+              <w:rFonts w:hint="default" w:ascii="Times New Roman" w:hAnsi="Times New Roman" w:cs="Times New Roman"/>
+            </w:rPr>
+            <w:t>6</w:t>
+          </w:r>
+          <w:r>
+            <w:rPr>
+              <w:rFonts w:hint="default" w:ascii="Times New Roman" w:hAnsi="Times New Roman" w:cs="Times New Roman"/>
+            </w:rPr>
             <w:fldChar w:fldCharType="end"/>
           </w:r>
           <w:r>
             <w:rPr>
-              <w:rFonts w:hint="eastAsia" w:asciiTheme="majorEastAsia" w:hAnsiTheme="majorEastAsia" w:eastAsiaTheme="majorEastAsia" w:cstheme="majorEastAsia"/>
+              <w:rFonts w:hint="default" w:ascii="Times New Roman" w:hAnsi="Times New Roman" w:cs="Times New Roman" w:eastAsiaTheme="majorEastAsia"/>
               <w:szCs w:val="24"/>
               <w:lang w:val="en-US" w:eastAsia="zh-CN" w:bidi="ar-SA"/>
             </w:rPr>
@@ -922,10 +1177,13 @@
             <w:tabs>
               <w:tab w:val="right" w:leader="dot" w:pos="8306"/>
             </w:tabs>
+            <w:rPr>
+              <w:rFonts w:hint="default" w:ascii="Times New Roman" w:hAnsi="Times New Roman" w:cs="Times New Roman"/>
+            </w:rPr>
           </w:pPr>
           <w:r>
             <w:rPr>
-              <w:rFonts w:hint="eastAsia" w:asciiTheme="majorEastAsia" w:hAnsiTheme="majorEastAsia" w:eastAsiaTheme="majorEastAsia" w:cstheme="majorEastAsia"/>
+              <w:rFonts w:hint="default" w:ascii="Times New Roman" w:hAnsi="Times New Roman" w:cs="Times New Roman" w:eastAsiaTheme="majorEastAsia"/>
               <w:szCs w:val="24"/>
               <w:lang w:val="en-US" w:eastAsia="zh-CN" w:bidi="ar-SA"/>
             </w:rPr>
@@ -933,15 +1191,15 @@
           </w:r>
           <w:r>
             <w:rPr>
-              <w:rFonts w:hint="eastAsia" w:asciiTheme="majorEastAsia" w:hAnsiTheme="majorEastAsia" w:eastAsiaTheme="majorEastAsia" w:cstheme="majorEastAsia"/>
-              <w:szCs w:val="24"/>
-              <w:lang w:val="en-US" w:eastAsia="zh-CN" w:bidi="ar-SA"/>
-            </w:rPr>
-            <w:instrText xml:space="preserve"> HYPERLINK \l _Toc29789 </w:instrText>
-          </w:r>
-          <w:r>
-            <w:rPr>
-              <w:rFonts w:hint="eastAsia" w:asciiTheme="majorEastAsia" w:hAnsiTheme="majorEastAsia" w:eastAsiaTheme="majorEastAsia" w:cstheme="majorEastAsia"/>
+              <w:rFonts w:hint="default" w:ascii="Times New Roman" w:hAnsi="Times New Roman" w:cs="Times New Roman" w:eastAsiaTheme="majorEastAsia"/>
+              <w:szCs w:val="24"/>
+              <w:lang w:val="en-US" w:eastAsia="zh-CN" w:bidi="ar-SA"/>
+            </w:rPr>
+            <w:instrText xml:space="preserve"> HYPERLINK \l _Toc20653 </w:instrText>
+          </w:r>
+          <w:r>
+            <w:rPr>
+              <w:rFonts w:hint="default" w:ascii="Times New Roman" w:hAnsi="Times New Roman" w:cs="Times New Roman" w:eastAsiaTheme="majorEastAsia"/>
               <w:szCs w:val="24"/>
               <w:lang w:val="en-US" w:eastAsia="zh-CN" w:bidi="ar-SA"/>
             </w:rPr>
@@ -949,32 +1207,50 @@
           </w:r>
           <w:r>
             <w:rPr>
-              <w:rFonts w:hint="eastAsia"/>
+              <w:rFonts w:hint="default" w:ascii="Times New Roman" w:hAnsi="Times New Roman" w:cs="Times New Roman"/>
               <w:lang w:val="en-US" w:eastAsia="zh-CN"/>
             </w:rPr>
             <w:t>2.2.3. 钳工基础与装调技术</w:t>
           </w:r>
           <w:r>
+            <w:rPr>
+              <w:rFonts w:hint="default" w:ascii="Times New Roman" w:hAnsi="Times New Roman" w:cs="Times New Roman"/>
+            </w:rPr>
             <w:tab/>
           </w:r>
           <w:r>
+            <w:rPr>
+              <w:rFonts w:hint="default" w:ascii="Times New Roman" w:hAnsi="Times New Roman" w:cs="Times New Roman"/>
+            </w:rPr>
             <w:fldChar w:fldCharType="begin"/>
           </w:r>
           <w:r>
-            <w:instrText xml:space="preserve"> PAGEREF _Toc29789 \h </w:instrText>
-          </w:r>
-          <w:r>
+            <w:rPr>
+              <w:rFonts w:hint="default" w:ascii="Times New Roman" w:hAnsi="Times New Roman" w:cs="Times New Roman"/>
+            </w:rPr>
+            <w:instrText xml:space="preserve"> PAGEREF _Toc20653 \h </w:instrText>
+          </w:r>
+          <w:r>
+            <w:rPr>
+              <w:rFonts w:hint="default" w:ascii="Times New Roman" w:hAnsi="Times New Roman" w:cs="Times New Roman"/>
+            </w:rPr>
             <w:fldChar w:fldCharType="separate"/>
           </w:r>
           <w:r>
-            <w:t>2</w:t>
-          </w:r>
-          <w:r>
+            <w:rPr>
+              <w:rFonts w:hint="default" w:ascii="Times New Roman" w:hAnsi="Times New Roman" w:cs="Times New Roman"/>
+            </w:rPr>
+            <w:t>7</w:t>
+          </w:r>
+          <w:r>
+            <w:rPr>
+              <w:rFonts w:hint="default" w:ascii="Times New Roman" w:hAnsi="Times New Roman" w:cs="Times New Roman"/>
+            </w:rPr>
             <w:fldChar w:fldCharType="end"/>
           </w:r>
           <w:r>
             <w:rPr>
-              <w:rFonts w:hint="eastAsia" w:asciiTheme="majorEastAsia" w:hAnsiTheme="majorEastAsia" w:eastAsiaTheme="majorEastAsia" w:cstheme="majorEastAsia"/>
+              <w:rFonts w:hint="default" w:ascii="Times New Roman" w:hAnsi="Times New Roman" w:cs="Times New Roman" w:eastAsiaTheme="majorEastAsia"/>
               <w:szCs w:val="24"/>
               <w:lang w:val="en-US" w:eastAsia="zh-CN" w:bidi="ar-SA"/>
             </w:rPr>
@@ -987,10 +1263,13 @@
             <w:tabs>
               <w:tab w:val="right" w:leader="dot" w:pos="8306"/>
             </w:tabs>
+            <w:rPr>
+              <w:rFonts w:hint="default" w:ascii="Times New Roman" w:hAnsi="Times New Roman" w:cs="Times New Roman"/>
+            </w:rPr>
           </w:pPr>
           <w:r>
             <w:rPr>
-              <w:rFonts w:hint="eastAsia" w:asciiTheme="majorEastAsia" w:hAnsiTheme="majorEastAsia" w:eastAsiaTheme="majorEastAsia" w:cstheme="majorEastAsia"/>
+              <w:rFonts w:hint="default" w:ascii="Times New Roman" w:hAnsi="Times New Roman" w:cs="Times New Roman" w:eastAsiaTheme="majorEastAsia"/>
               <w:szCs w:val="24"/>
               <w:lang w:val="en-US" w:eastAsia="zh-CN" w:bidi="ar-SA"/>
             </w:rPr>
@@ -998,15 +1277,15 @@
           </w:r>
           <w:r>
             <w:rPr>
-              <w:rFonts w:hint="eastAsia" w:asciiTheme="majorEastAsia" w:hAnsiTheme="majorEastAsia" w:eastAsiaTheme="majorEastAsia" w:cstheme="majorEastAsia"/>
-              <w:szCs w:val="24"/>
-              <w:lang w:val="en-US" w:eastAsia="zh-CN" w:bidi="ar-SA"/>
-            </w:rPr>
-            <w:instrText xml:space="preserve"> HYPERLINK \l _Toc5628 </w:instrText>
-          </w:r>
-          <w:r>
-            <w:rPr>
-              <w:rFonts w:hint="eastAsia" w:asciiTheme="majorEastAsia" w:hAnsiTheme="majorEastAsia" w:eastAsiaTheme="majorEastAsia" w:cstheme="majorEastAsia"/>
+              <w:rFonts w:hint="default" w:ascii="Times New Roman" w:hAnsi="Times New Roman" w:cs="Times New Roman" w:eastAsiaTheme="majorEastAsia"/>
+              <w:szCs w:val="24"/>
+              <w:lang w:val="en-US" w:eastAsia="zh-CN" w:bidi="ar-SA"/>
+            </w:rPr>
+            <w:instrText xml:space="preserve"> HYPERLINK \l _Toc28666 </w:instrText>
+          </w:r>
+          <w:r>
+            <w:rPr>
+              <w:rFonts w:hint="default" w:ascii="Times New Roman" w:hAnsi="Times New Roman" w:cs="Times New Roman" w:eastAsiaTheme="majorEastAsia"/>
               <w:szCs w:val="24"/>
               <w:lang w:val="en-US" w:eastAsia="zh-CN" w:bidi="ar-SA"/>
             </w:rPr>
@@ -1014,45 +1293,63 @@
           </w:r>
           <w:r>
             <w:rPr>
-              <w:rFonts w:hint="eastAsia"/>
+              <w:rFonts w:hint="default" w:ascii="Times New Roman" w:hAnsi="Times New Roman" w:cs="Times New Roman"/>
               <w:lang w:val="en-US" w:eastAsia="zh-CN"/>
             </w:rPr>
             <w:t xml:space="preserve">2.3. </w:t>
           </w:r>
           <w:r>
             <w:rPr>
-              <w:rFonts w:hint="eastAsia"/>
+              <w:rFonts w:hint="default" w:ascii="Times New Roman" w:hAnsi="Times New Roman" w:cs="Times New Roman"/>
             </w:rPr>
             <w:t>系统集成</w:t>
           </w:r>
           <w:r>
             <w:rPr>
-              <w:rFonts w:hint="eastAsia"/>
+              <w:rFonts w:hint="default" w:ascii="Times New Roman" w:hAnsi="Times New Roman" w:cs="Times New Roman"/>
               <w:lang w:val="en-US" w:eastAsia="zh-CN"/>
             </w:rPr>
             <w:t>与调试方法</w:t>
           </w:r>
           <w:r>
+            <w:rPr>
+              <w:rFonts w:hint="default" w:ascii="Times New Roman" w:hAnsi="Times New Roman" w:cs="Times New Roman"/>
+            </w:rPr>
             <w:tab/>
           </w:r>
           <w:r>
+            <w:rPr>
+              <w:rFonts w:hint="default" w:ascii="Times New Roman" w:hAnsi="Times New Roman" w:cs="Times New Roman"/>
+            </w:rPr>
             <w:fldChar w:fldCharType="begin"/>
           </w:r>
           <w:r>
-            <w:instrText xml:space="preserve"> PAGEREF _Toc5628 \h </w:instrText>
-          </w:r>
-          <w:r>
+            <w:rPr>
+              <w:rFonts w:hint="default" w:ascii="Times New Roman" w:hAnsi="Times New Roman" w:cs="Times New Roman"/>
+            </w:rPr>
+            <w:instrText xml:space="preserve"> PAGEREF _Toc28666 \h </w:instrText>
+          </w:r>
+          <w:r>
+            <w:rPr>
+              <w:rFonts w:hint="default" w:ascii="Times New Roman" w:hAnsi="Times New Roman" w:cs="Times New Roman"/>
+            </w:rPr>
             <w:fldChar w:fldCharType="separate"/>
           </w:r>
           <w:r>
-            <w:t>2</w:t>
-          </w:r>
-          <w:r>
+            <w:rPr>
+              <w:rFonts w:hint="default" w:ascii="Times New Roman" w:hAnsi="Times New Roman" w:cs="Times New Roman"/>
+            </w:rPr>
+            <w:t>8</w:t>
+          </w:r>
+          <w:r>
+            <w:rPr>
+              <w:rFonts w:hint="default" w:ascii="Times New Roman" w:hAnsi="Times New Roman" w:cs="Times New Roman"/>
+            </w:rPr>
             <w:fldChar w:fldCharType="end"/>
           </w:r>
           <w:r>
             <w:rPr>
-              <w:rFonts w:hint="eastAsia" w:asciiTheme="majorEastAsia" w:hAnsiTheme="majorEastAsia" w:eastAsiaTheme="majorEastAsia" w:cstheme="majorEastAsia"/>
+              <w:rFonts w:hint="default" w:ascii="Times New Roman" w:hAnsi="Times New Roman" w:cs="Times New Roman" w:eastAsiaTheme="majorEastAsia"/>
               <w:szCs w:val="24"/>
               <w:lang w:val="en-US" w:eastAsia="zh-CN" w:bidi="ar-SA"/>
             </w:rPr>
@@ -1065,10 +1362,13 @@
             <w:tabs>
               <w:tab w:val="right" w:leader="dot" w:pos="8306"/>
             </w:tabs>
+            <w:rPr>
+              <w:rFonts w:hint="default" w:ascii="Times New Roman" w:hAnsi="Times New Roman" w:cs="Times New Roman"/>
+            </w:rPr>
           </w:pPr>
           <w:r>
             <w:rPr>
-              <w:rFonts w:hint="eastAsia" w:asciiTheme="majorEastAsia" w:hAnsiTheme="majorEastAsia" w:eastAsiaTheme="majorEastAsia" w:cstheme="majorEastAsia"/>
+              <w:rFonts w:hint="default" w:ascii="Times New Roman" w:hAnsi="Times New Roman" w:cs="Times New Roman" w:eastAsiaTheme="majorEastAsia"/>
               <w:szCs w:val="24"/>
               <w:lang w:val="en-US" w:eastAsia="zh-CN" w:bidi="ar-SA"/>
             </w:rPr>
@@ -1076,15 +1376,15 @@
           </w:r>
           <w:r>
             <w:rPr>
-              <w:rFonts w:hint="eastAsia" w:asciiTheme="majorEastAsia" w:hAnsiTheme="majorEastAsia" w:eastAsiaTheme="majorEastAsia" w:cstheme="majorEastAsia"/>
-              <w:szCs w:val="24"/>
-              <w:lang w:val="en-US" w:eastAsia="zh-CN" w:bidi="ar-SA"/>
-            </w:rPr>
-            <w:instrText xml:space="preserve"> HYPERLINK \l _Toc18696 </w:instrText>
-          </w:r>
-          <w:r>
-            <w:rPr>
-              <w:rFonts w:hint="eastAsia" w:asciiTheme="majorEastAsia" w:hAnsiTheme="majorEastAsia" w:eastAsiaTheme="majorEastAsia" w:cstheme="majorEastAsia"/>
+              <w:rFonts w:hint="default" w:ascii="Times New Roman" w:hAnsi="Times New Roman" w:cs="Times New Roman" w:eastAsiaTheme="majorEastAsia"/>
+              <w:szCs w:val="24"/>
+              <w:lang w:val="en-US" w:eastAsia="zh-CN" w:bidi="ar-SA"/>
+            </w:rPr>
+            <w:instrText xml:space="preserve"> HYPERLINK \l _Toc11096 </w:instrText>
+          </w:r>
+          <w:r>
+            <w:rPr>
+              <w:rFonts w:hint="default" w:ascii="Times New Roman" w:hAnsi="Times New Roman" w:cs="Times New Roman" w:eastAsiaTheme="majorEastAsia"/>
               <w:szCs w:val="24"/>
               <w:lang w:val="en-US" w:eastAsia="zh-CN" w:bidi="ar-SA"/>
             </w:rPr>
@@ -1092,32 +1392,50 @@
           </w:r>
           <w:r>
             <w:rPr>
-              <w:rFonts w:hint="eastAsia"/>
+              <w:rFonts w:hint="default" w:ascii="Times New Roman" w:hAnsi="Times New Roman" w:cs="Times New Roman"/>
               <w:lang w:val="en-US" w:eastAsia="zh-CN"/>
             </w:rPr>
             <w:t>2.3.1. 装配基准体系</w:t>
           </w:r>
           <w:r>
+            <w:rPr>
+              <w:rFonts w:hint="default" w:ascii="Times New Roman" w:hAnsi="Times New Roman" w:cs="Times New Roman"/>
+            </w:rPr>
             <w:tab/>
           </w:r>
           <w:r>
+            <w:rPr>
+              <w:rFonts w:hint="default" w:ascii="Times New Roman" w:hAnsi="Times New Roman" w:cs="Times New Roman"/>
+            </w:rPr>
             <w:fldChar w:fldCharType="begin"/>
           </w:r>
           <w:r>
-            <w:instrText xml:space="preserve"> PAGEREF _Toc18696 \h </w:instrText>
-          </w:r>
-          <w:r>
+            <w:rPr>
+              <w:rFonts w:hint="default" w:ascii="Times New Roman" w:hAnsi="Times New Roman" w:cs="Times New Roman"/>
+            </w:rPr>
+            <w:instrText xml:space="preserve"> PAGEREF _Toc11096 \h </w:instrText>
+          </w:r>
+          <w:r>
+            <w:rPr>
+              <w:rFonts w:hint="default" w:ascii="Times New Roman" w:hAnsi="Times New Roman" w:cs="Times New Roman"/>
+            </w:rPr>
             <w:fldChar w:fldCharType="separate"/>
           </w:r>
           <w:r>
-            <w:t>3</w:t>
-          </w:r>
-          <w:r>
+            <w:rPr>
+              <w:rFonts w:hint="default" w:ascii="Times New Roman" w:hAnsi="Times New Roman" w:cs="Times New Roman"/>
+            </w:rPr>
+            <w:t>8</w:t>
+          </w:r>
+          <w:r>
+            <w:rPr>
+              <w:rFonts w:hint="default" w:ascii="Times New Roman" w:hAnsi="Times New Roman" w:cs="Times New Roman"/>
+            </w:rPr>
             <w:fldChar w:fldCharType="end"/>
           </w:r>
           <w:r>
             <w:rPr>
-              <w:rFonts w:hint="eastAsia" w:asciiTheme="majorEastAsia" w:hAnsiTheme="majorEastAsia" w:eastAsiaTheme="majorEastAsia" w:cstheme="majorEastAsia"/>
+              <w:rFonts w:hint="default" w:ascii="Times New Roman" w:hAnsi="Times New Roman" w:cs="Times New Roman" w:eastAsiaTheme="majorEastAsia"/>
               <w:szCs w:val="24"/>
               <w:lang w:val="en-US" w:eastAsia="zh-CN" w:bidi="ar-SA"/>
             </w:rPr>
@@ -1130,10 +1448,13 @@
             <w:tabs>
               <w:tab w:val="right" w:leader="dot" w:pos="8306"/>
             </w:tabs>
+            <w:rPr>
+              <w:rFonts w:hint="default" w:ascii="Times New Roman" w:hAnsi="Times New Roman" w:cs="Times New Roman"/>
+            </w:rPr>
           </w:pPr>
           <w:r>
             <w:rPr>
-              <w:rFonts w:hint="eastAsia" w:asciiTheme="majorEastAsia" w:hAnsiTheme="majorEastAsia" w:eastAsiaTheme="majorEastAsia" w:cstheme="majorEastAsia"/>
+              <w:rFonts w:hint="default" w:ascii="Times New Roman" w:hAnsi="Times New Roman" w:cs="Times New Roman" w:eastAsiaTheme="majorEastAsia"/>
               <w:szCs w:val="24"/>
               <w:lang w:val="en-US" w:eastAsia="zh-CN" w:bidi="ar-SA"/>
             </w:rPr>
@@ -1141,15 +1462,15 @@
           </w:r>
           <w:r>
             <w:rPr>
-              <w:rFonts w:hint="eastAsia" w:asciiTheme="majorEastAsia" w:hAnsiTheme="majorEastAsia" w:eastAsiaTheme="majorEastAsia" w:cstheme="majorEastAsia"/>
-              <w:szCs w:val="24"/>
-              <w:lang w:val="en-US" w:eastAsia="zh-CN" w:bidi="ar-SA"/>
-            </w:rPr>
-            <w:instrText xml:space="preserve"> HYPERLINK \l _Toc32160 </w:instrText>
-          </w:r>
-          <w:r>
-            <w:rPr>
-              <w:rFonts w:hint="eastAsia" w:asciiTheme="majorEastAsia" w:hAnsiTheme="majorEastAsia" w:eastAsiaTheme="majorEastAsia" w:cstheme="majorEastAsia"/>
+              <w:rFonts w:hint="default" w:ascii="Times New Roman" w:hAnsi="Times New Roman" w:cs="Times New Roman" w:eastAsiaTheme="majorEastAsia"/>
+              <w:szCs w:val="24"/>
+              <w:lang w:val="en-US" w:eastAsia="zh-CN" w:bidi="ar-SA"/>
+            </w:rPr>
+            <w:instrText xml:space="preserve"> HYPERLINK \l _Toc3739 </w:instrText>
+          </w:r>
+          <w:r>
+            <w:rPr>
+              <w:rFonts w:hint="default" w:ascii="Times New Roman" w:hAnsi="Times New Roman" w:cs="Times New Roman" w:eastAsiaTheme="majorEastAsia"/>
               <w:szCs w:val="24"/>
               <w:lang w:val="en-US" w:eastAsia="zh-CN" w:bidi="ar-SA"/>
             </w:rPr>
@@ -1157,32 +1478,50 @@
           </w:r>
           <w:r>
             <w:rPr>
-              <w:rFonts w:hint="eastAsia"/>
+              <w:rFonts w:hint="default" w:ascii="Times New Roman" w:hAnsi="Times New Roman" w:cs="Times New Roman"/>
               <w:lang w:val="en-US" w:eastAsia="zh-CN"/>
             </w:rPr>
             <w:t>2.3.2. 调试路径优化</w:t>
           </w:r>
           <w:r>
+            <w:rPr>
+              <w:rFonts w:hint="default" w:ascii="Times New Roman" w:hAnsi="Times New Roman" w:cs="Times New Roman"/>
+            </w:rPr>
             <w:tab/>
           </w:r>
           <w:r>
+            <w:rPr>
+              <w:rFonts w:hint="default" w:ascii="Times New Roman" w:hAnsi="Times New Roman" w:cs="Times New Roman"/>
+            </w:rPr>
             <w:fldChar w:fldCharType="begin"/>
           </w:r>
           <w:r>
-            <w:instrText xml:space="preserve"> PAGEREF _Toc32160 \h </w:instrText>
-          </w:r>
-          <w:r>
+            <w:rPr>
+              <w:rFonts w:hint="default" w:ascii="Times New Roman" w:hAnsi="Times New Roman" w:cs="Times New Roman"/>
+            </w:rPr>
+            <w:instrText xml:space="preserve"> PAGEREF _Toc3739 \h </w:instrText>
+          </w:r>
+          <w:r>
+            <w:rPr>
+              <w:rFonts w:hint="default" w:ascii="Times New Roman" w:hAnsi="Times New Roman" w:cs="Times New Roman"/>
+            </w:rPr>
             <w:fldChar w:fldCharType="separate"/>
           </w:r>
           <w:r>
-            <w:t>3</w:t>
-          </w:r>
-          <w:r>
+            <w:rPr>
+              <w:rFonts w:hint="default" w:ascii="Times New Roman" w:hAnsi="Times New Roman" w:cs="Times New Roman"/>
+            </w:rPr>
+            <w:t>8</w:t>
+          </w:r>
+          <w:r>
+            <w:rPr>
+              <w:rFonts w:hint="default" w:ascii="Times New Roman" w:hAnsi="Times New Roman" w:cs="Times New Roman"/>
+            </w:rPr>
             <w:fldChar w:fldCharType="end"/>
           </w:r>
           <w:r>
             <w:rPr>
-              <w:rFonts w:hint="eastAsia" w:asciiTheme="majorEastAsia" w:hAnsiTheme="majorEastAsia" w:eastAsiaTheme="majorEastAsia" w:cstheme="majorEastAsia"/>
+              <w:rFonts w:hint="default" w:ascii="Times New Roman" w:hAnsi="Times New Roman" w:cs="Times New Roman" w:eastAsiaTheme="majorEastAsia"/>
               <w:szCs w:val="24"/>
               <w:lang w:val="en-US" w:eastAsia="zh-CN" w:bidi="ar-SA"/>
             </w:rPr>
@@ -1195,10 +1534,13 @@
             <w:tabs>
               <w:tab w:val="right" w:leader="dot" w:pos="8306"/>
             </w:tabs>
+            <w:rPr>
+              <w:rFonts w:hint="default" w:ascii="Times New Roman" w:hAnsi="Times New Roman" w:cs="Times New Roman"/>
+            </w:rPr>
           </w:pPr>
           <w:r>
             <w:rPr>
-              <w:rFonts w:hint="eastAsia" w:asciiTheme="majorEastAsia" w:hAnsiTheme="majorEastAsia" w:eastAsiaTheme="majorEastAsia" w:cstheme="majorEastAsia"/>
+              <w:rFonts w:hint="default" w:ascii="Times New Roman" w:hAnsi="Times New Roman" w:cs="Times New Roman" w:eastAsiaTheme="majorEastAsia"/>
               <w:szCs w:val="24"/>
               <w:lang w:val="en-US" w:eastAsia="zh-CN" w:bidi="ar-SA"/>
             </w:rPr>
@@ -1206,15 +1548,15 @@
           </w:r>
           <w:r>
             <w:rPr>
-              <w:rFonts w:hint="eastAsia" w:asciiTheme="majorEastAsia" w:hAnsiTheme="majorEastAsia" w:eastAsiaTheme="majorEastAsia" w:cstheme="majorEastAsia"/>
-              <w:szCs w:val="24"/>
-              <w:lang w:val="en-US" w:eastAsia="zh-CN" w:bidi="ar-SA"/>
-            </w:rPr>
-            <w:instrText xml:space="preserve"> HYPERLINK \l _Toc30291 </w:instrText>
-          </w:r>
-          <w:r>
-            <w:rPr>
-              <w:rFonts w:hint="eastAsia" w:asciiTheme="majorEastAsia" w:hAnsiTheme="majorEastAsia" w:eastAsiaTheme="majorEastAsia" w:cstheme="majorEastAsia"/>
+              <w:rFonts w:hint="default" w:ascii="Times New Roman" w:hAnsi="Times New Roman" w:cs="Times New Roman" w:eastAsiaTheme="majorEastAsia"/>
+              <w:szCs w:val="24"/>
+              <w:lang w:val="en-US" w:eastAsia="zh-CN" w:bidi="ar-SA"/>
+            </w:rPr>
+            <w:instrText xml:space="preserve"> HYPERLINK \l _Toc16684 </w:instrText>
+          </w:r>
+          <w:r>
+            <w:rPr>
+              <w:rFonts w:hint="default" w:ascii="Times New Roman" w:hAnsi="Times New Roman" w:cs="Times New Roman" w:eastAsiaTheme="majorEastAsia"/>
               <w:szCs w:val="24"/>
               <w:lang w:val="en-US" w:eastAsia="zh-CN" w:bidi="ar-SA"/>
             </w:rPr>
@@ -1222,44 +1564,62 @@
           </w:r>
           <w:r>
             <w:rPr>
-              <w:rFonts w:hint="eastAsia"/>
+              <w:rFonts w:hint="default" w:ascii="Times New Roman" w:hAnsi="Times New Roman" w:cs="Times New Roman"/>
             </w:rPr>
             <w:t xml:space="preserve">第三章 </w:t>
           </w:r>
           <w:r>
             <w:rPr>
-              <w:rFonts w:hint="eastAsia"/>
+              <w:rFonts w:hint="default" w:ascii="Times New Roman" w:hAnsi="Times New Roman" w:cs="Times New Roman"/>
               <w:lang w:val="en-US" w:eastAsia="zh-CN"/>
             </w:rPr>
             <w:t>项目化</w:t>
           </w:r>
           <w:r>
             <w:rPr>
-              <w:rFonts w:hint="eastAsia"/>
+              <w:rFonts w:hint="default" w:ascii="Times New Roman" w:hAnsi="Times New Roman" w:cs="Times New Roman"/>
             </w:rPr>
             <w:t>教学实施与成效评估体系</w:t>
           </w:r>
           <w:r>
+            <w:rPr>
+              <w:rFonts w:hint="default" w:ascii="Times New Roman" w:hAnsi="Times New Roman" w:cs="Times New Roman"/>
+            </w:rPr>
             <w:tab/>
           </w:r>
           <w:r>
+            <w:rPr>
+              <w:rFonts w:hint="default" w:ascii="Times New Roman" w:hAnsi="Times New Roman" w:cs="Times New Roman"/>
+            </w:rPr>
             <w:fldChar w:fldCharType="begin"/>
           </w:r>
           <w:r>
-            <w:instrText xml:space="preserve"> PAGEREF _Toc30291 \h </w:instrText>
-          </w:r>
-          <w:r>
+            <w:rPr>
+              <w:rFonts w:hint="default" w:ascii="Times New Roman" w:hAnsi="Times New Roman" w:cs="Times New Roman"/>
+            </w:rPr>
+            <w:instrText xml:space="preserve"> PAGEREF _Toc16684 \h </w:instrText>
+          </w:r>
+          <w:r>
+            <w:rPr>
+              <w:rFonts w:hint="default" w:ascii="Times New Roman" w:hAnsi="Times New Roman" w:cs="Times New Roman"/>
+            </w:rPr>
             <w:fldChar w:fldCharType="separate"/>
           </w:r>
           <w:r>
-            <w:t>3</w:t>
-          </w:r>
-          <w:r>
+            <w:rPr>
+              <w:rFonts w:hint="default" w:ascii="Times New Roman" w:hAnsi="Times New Roman" w:cs="Times New Roman"/>
+            </w:rPr>
+            <w:t>9</w:t>
+          </w:r>
+          <w:r>
+            <w:rPr>
+              <w:rFonts w:hint="default" w:ascii="Times New Roman" w:hAnsi="Times New Roman" w:cs="Times New Roman"/>
+            </w:rPr>
             <w:fldChar w:fldCharType="end"/>
           </w:r>
           <w:r>
             <w:rPr>
-              <w:rFonts w:hint="eastAsia" w:asciiTheme="majorEastAsia" w:hAnsiTheme="majorEastAsia" w:eastAsiaTheme="majorEastAsia" w:cstheme="majorEastAsia"/>
+              <w:rFonts w:hint="default" w:ascii="Times New Roman" w:hAnsi="Times New Roman" w:cs="Times New Roman" w:eastAsiaTheme="majorEastAsia"/>
               <w:szCs w:val="24"/>
               <w:lang w:val="en-US" w:eastAsia="zh-CN" w:bidi="ar-SA"/>
             </w:rPr>
@@ -1272,10 +1632,13 @@
             <w:tabs>
               <w:tab w:val="right" w:leader="dot" w:pos="8306"/>
             </w:tabs>
+            <w:rPr>
+              <w:rFonts w:hint="default" w:ascii="Times New Roman" w:hAnsi="Times New Roman" w:cs="Times New Roman"/>
+            </w:rPr>
           </w:pPr>
           <w:r>
             <w:rPr>
-              <w:rFonts w:hint="eastAsia" w:asciiTheme="majorEastAsia" w:hAnsiTheme="majorEastAsia" w:eastAsiaTheme="majorEastAsia" w:cstheme="majorEastAsia"/>
+              <w:rFonts w:hint="default" w:ascii="Times New Roman" w:hAnsi="Times New Roman" w:cs="Times New Roman" w:eastAsiaTheme="majorEastAsia"/>
               <w:szCs w:val="24"/>
               <w:lang w:val="en-US" w:eastAsia="zh-CN" w:bidi="ar-SA"/>
             </w:rPr>
@@ -1283,15 +1646,15 @@
           </w:r>
           <w:r>
             <w:rPr>
-              <w:rFonts w:hint="eastAsia" w:asciiTheme="majorEastAsia" w:hAnsiTheme="majorEastAsia" w:eastAsiaTheme="majorEastAsia" w:cstheme="majorEastAsia"/>
-              <w:szCs w:val="24"/>
-              <w:lang w:val="en-US" w:eastAsia="zh-CN" w:bidi="ar-SA"/>
-            </w:rPr>
-            <w:instrText xml:space="preserve"> HYPERLINK \l _Toc2487 </w:instrText>
-          </w:r>
-          <w:r>
-            <w:rPr>
-              <w:rFonts w:hint="eastAsia" w:asciiTheme="majorEastAsia" w:hAnsiTheme="majorEastAsia" w:eastAsiaTheme="majorEastAsia" w:cstheme="majorEastAsia"/>
+              <w:rFonts w:hint="default" w:ascii="Times New Roman" w:hAnsi="Times New Roman" w:cs="Times New Roman" w:eastAsiaTheme="majorEastAsia"/>
+              <w:szCs w:val="24"/>
+              <w:lang w:val="en-US" w:eastAsia="zh-CN" w:bidi="ar-SA"/>
+            </w:rPr>
+            <w:instrText xml:space="preserve"> HYPERLINK \l _Toc32539 </w:instrText>
+          </w:r>
+          <w:r>
+            <w:rPr>
+              <w:rFonts w:hint="default" w:ascii="Times New Roman" w:hAnsi="Times New Roman" w:cs="Times New Roman" w:eastAsiaTheme="majorEastAsia"/>
               <w:szCs w:val="24"/>
               <w:lang w:val="en-US" w:eastAsia="zh-CN" w:bidi="ar-SA"/>
             </w:rPr>
@@ -1299,44 +1662,62 @@
           </w:r>
           <w:r>
             <w:rPr>
-              <w:rFonts w:hint="eastAsia"/>
+              <w:rFonts w:hint="default" w:ascii="Times New Roman" w:hAnsi="Times New Roman" w:cs="Times New Roman"/>
             </w:rPr>
             <w:t xml:space="preserve">3.1. </w:t>
           </w:r>
           <w:r>
             <w:rPr>
-              <w:rFonts w:hint="eastAsia"/>
+              <w:rFonts w:hint="default" w:ascii="Times New Roman" w:hAnsi="Times New Roman" w:cs="Times New Roman"/>
               <w:lang w:val="en-US" w:eastAsia="zh-CN"/>
             </w:rPr>
             <w:t>一周</w:t>
           </w:r>
           <w:r>
             <w:rPr>
-              <w:rFonts w:hint="eastAsia"/>
+              <w:rFonts w:hint="default" w:ascii="Times New Roman" w:hAnsi="Times New Roman" w:cs="Times New Roman"/>
             </w:rPr>
             <w:t>进阶式教学计划</w:t>
           </w:r>
           <w:r>
+            <w:rPr>
+              <w:rFonts w:hint="default" w:ascii="Times New Roman" w:hAnsi="Times New Roman" w:cs="Times New Roman"/>
+            </w:rPr>
             <w:tab/>
           </w:r>
           <w:r>
+            <w:rPr>
+              <w:rFonts w:hint="default" w:ascii="Times New Roman" w:hAnsi="Times New Roman" w:cs="Times New Roman"/>
+            </w:rPr>
             <w:fldChar w:fldCharType="begin"/>
           </w:r>
           <w:r>
-            <w:instrText xml:space="preserve"> PAGEREF _Toc2487 \h </w:instrText>
-          </w:r>
-          <w:r>
+            <w:rPr>
+              <w:rFonts w:hint="default" w:ascii="Times New Roman" w:hAnsi="Times New Roman" w:cs="Times New Roman"/>
+            </w:rPr>
+            <w:instrText xml:space="preserve"> PAGEREF _Toc32539 \h </w:instrText>
+          </w:r>
+          <w:r>
+            <w:rPr>
+              <w:rFonts w:hint="default" w:ascii="Times New Roman" w:hAnsi="Times New Roman" w:cs="Times New Roman"/>
+            </w:rPr>
             <w:fldChar w:fldCharType="separate"/>
           </w:r>
           <w:r>
-            <w:t>3</w:t>
-          </w:r>
-          <w:r>
+            <w:rPr>
+              <w:rFonts w:hint="default" w:ascii="Times New Roman" w:hAnsi="Times New Roman" w:cs="Times New Roman"/>
+            </w:rPr>
+            <w:t>9</w:t>
+          </w:r>
+          <w:r>
+            <w:rPr>
+              <w:rFonts w:hint="default" w:ascii="Times New Roman" w:hAnsi="Times New Roman" w:cs="Times New Roman"/>
+            </w:rPr>
             <w:fldChar w:fldCharType="end"/>
           </w:r>
           <w:r>
             <w:rPr>
-              <w:rFonts w:hint="eastAsia" w:asciiTheme="majorEastAsia" w:hAnsiTheme="majorEastAsia" w:eastAsiaTheme="majorEastAsia" w:cstheme="majorEastAsia"/>
+              <w:rFonts w:hint="default" w:ascii="Times New Roman" w:hAnsi="Times New Roman" w:cs="Times New Roman" w:eastAsiaTheme="majorEastAsia"/>
               <w:szCs w:val="24"/>
               <w:lang w:val="en-US" w:eastAsia="zh-CN" w:bidi="ar-SA"/>
             </w:rPr>
@@ -1349,10 +1730,13 @@
             <w:tabs>
               <w:tab w:val="right" w:leader="dot" w:pos="8306"/>
             </w:tabs>
+            <w:rPr>
+              <w:rFonts w:hint="default" w:ascii="Times New Roman" w:hAnsi="Times New Roman" w:cs="Times New Roman"/>
+            </w:rPr>
           </w:pPr>
           <w:r>
             <w:rPr>
-              <w:rFonts w:hint="eastAsia" w:asciiTheme="majorEastAsia" w:hAnsiTheme="majorEastAsia" w:eastAsiaTheme="majorEastAsia" w:cstheme="majorEastAsia"/>
+              <w:rFonts w:hint="default" w:ascii="Times New Roman" w:hAnsi="Times New Roman" w:cs="Times New Roman" w:eastAsiaTheme="majorEastAsia"/>
               <w:szCs w:val="24"/>
               <w:lang w:val="en-US" w:eastAsia="zh-CN" w:bidi="ar-SA"/>
             </w:rPr>
@@ -1360,15 +1744,15 @@
           </w:r>
           <w:r>
             <w:rPr>
-              <w:rFonts w:hint="eastAsia" w:asciiTheme="majorEastAsia" w:hAnsiTheme="majorEastAsia" w:eastAsiaTheme="majorEastAsia" w:cstheme="majorEastAsia"/>
-              <w:szCs w:val="24"/>
-              <w:lang w:val="en-US" w:eastAsia="zh-CN" w:bidi="ar-SA"/>
-            </w:rPr>
-            <w:instrText xml:space="preserve"> HYPERLINK \l _Toc21571 </w:instrText>
-          </w:r>
-          <w:r>
-            <w:rPr>
-              <w:rFonts w:hint="eastAsia" w:asciiTheme="majorEastAsia" w:hAnsiTheme="majorEastAsia" w:eastAsiaTheme="majorEastAsia" w:cstheme="majorEastAsia"/>
+              <w:rFonts w:hint="default" w:ascii="Times New Roman" w:hAnsi="Times New Roman" w:cs="Times New Roman" w:eastAsiaTheme="majorEastAsia"/>
+              <w:szCs w:val="24"/>
+              <w:lang w:val="en-US" w:eastAsia="zh-CN" w:bidi="ar-SA"/>
+            </w:rPr>
+            <w:instrText xml:space="preserve"> HYPERLINK \l _Toc17504 </w:instrText>
+          </w:r>
+          <w:r>
+            <w:rPr>
+              <w:rFonts w:hint="default" w:ascii="Times New Roman" w:hAnsi="Times New Roman" w:cs="Times New Roman" w:eastAsiaTheme="majorEastAsia"/>
               <w:szCs w:val="24"/>
               <w:lang w:val="en-US" w:eastAsia="zh-CN" w:bidi="ar-SA"/>
             </w:rPr>
@@ -1376,31 +1760,49 @@
           </w:r>
           <w:r>
             <w:rPr>
-              <w:rFonts w:hint="eastAsia"/>
+              <w:rFonts w:hint="default" w:ascii="Times New Roman" w:hAnsi="Times New Roman" w:cs="Times New Roman"/>
             </w:rPr>
             <w:t>3.2. 双维度评价体系</w:t>
           </w:r>
           <w:r>
+            <w:rPr>
+              <w:rFonts w:hint="default" w:ascii="Times New Roman" w:hAnsi="Times New Roman" w:cs="Times New Roman"/>
+            </w:rPr>
             <w:tab/>
           </w:r>
           <w:r>
+            <w:rPr>
+              <w:rFonts w:hint="default" w:ascii="Times New Roman" w:hAnsi="Times New Roman" w:cs="Times New Roman"/>
+            </w:rPr>
             <w:fldChar w:fldCharType="begin"/>
           </w:r>
           <w:r>
-            <w:instrText xml:space="preserve"> PAGEREF _Toc21571 \h </w:instrText>
-          </w:r>
-          <w:r>
+            <w:rPr>
+              <w:rFonts w:hint="default" w:ascii="Times New Roman" w:hAnsi="Times New Roman" w:cs="Times New Roman"/>
+            </w:rPr>
+            <w:instrText xml:space="preserve"> PAGEREF _Toc17504 \h </w:instrText>
+          </w:r>
+          <w:r>
+            <w:rPr>
+              <w:rFonts w:hint="default" w:ascii="Times New Roman" w:hAnsi="Times New Roman" w:cs="Times New Roman"/>
+            </w:rPr>
             <w:fldChar w:fldCharType="separate"/>
           </w:r>
           <w:r>
-            <w:t>3</w:t>
-          </w:r>
-          <w:r>
+            <w:rPr>
+              <w:rFonts w:hint="default" w:ascii="Times New Roman" w:hAnsi="Times New Roman" w:cs="Times New Roman"/>
+            </w:rPr>
+            <w:t>10</w:t>
+          </w:r>
+          <w:r>
+            <w:rPr>
+              <w:rFonts w:hint="default" w:ascii="Times New Roman" w:hAnsi="Times New Roman" w:cs="Times New Roman"/>
+            </w:rPr>
             <w:fldChar w:fldCharType="end"/>
           </w:r>
           <w:r>
             <w:rPr>
-              <w:rFonts w:hint="eastAsia" w:asciiTheme="majorEastAsia" w:hAnsiTheme="majorEastAsia" w:eastAsiaTheme="majorEastAsia" w:cstheme="majorEastAsia"/>
+              <w:rFonts w:hint="default" w:ascii="Times New Roman" w:hAnsi="Times New Roman" w:cs="Times New Roman" w:eastAsiaTheme="majorEastAsia"/>
               <w:szCs w:val="24"/>
               <w:lang w:val="en-US" w:eastAsia="zh-CN" w:bidi="ar-SA"/>
             </w:rPr>
@@ -1413,10 +1815,13 @@
             <w:tabs>
               <w:tab w:val="right" w:leader="dot" w:pos="8306"/>
             </w:tabs>
+            <w:rPr>
+              <w:rFonts w:hint="default" w:ascii="Times New Roman" w:hAnsi="Times New Roman" w:cs="Times New Roman"/>
+            </w:rPr>
           </w:pPr>
           <w:r>
             <w:rPr>
-              <w:rFonts w:hint="eastAsia" w:asciiTheme="majorEastAsia" w:hAnsiTheme="majorEastAsia" w:eastAsiaTheme="majorEastAsia" w:cstheme="majorEastAsia"/>
+              <w:rFonts w:hint="default" w:ascii="Times New Roman" w:hAnsi="Times New Roman" w:cs="Times New Roman" w:eastAsiaTheme="majorEastAsia"/>
               <w:szCs w:val="24"/>
               <w:lang w:val="en-US" w:eastAsia="zh-CN" w:bidi="ar-SA"/>
             </w:rPr>
@@ -1424,15 +1829,15 @@
           </w:r>
           <w:r>
             <w:rPr>
-              <w:rFonts w:hint="eastAsia" w:asciiTheme="majorEastAsia" w:hAnsiTheme="majorEastAsia" w:eastAsiaTheme="majorEastAsia" w:cstheme="majorEastAsia"/>
-              <w:szCs w:val="24"/>
-              <w:lang w:val="en-US" w:eastAsia="zh-CN" w:bidi="ar-SA"/>
-            </w:rPr>
-            <w:instrText xml:space="preserve"> HYPERLINK \l _Toc12008 </w:instrText>
-          </w:r>
-          <w:r>
-            <w:rPr>
-              <w:rFonts w:hint="eastAsia" w:asciiTheme="majorEastAsia" w:hAnsiTheme="majorEastAsia" w:eastAsiaTheme="majorEastAsia" w:cstheme="majorEastAsia"/>
+              <w:rFonts w:hint="default" w:ascii="Times New Roman" w:hAnsi="Times New Roman" w:cs="Times New Roman" w:eastAsiaTheme="majorEastAsia"/>
+              <w:szCs w:val="24"/>
+              <w:lang w:val="en-US" w:eastAsia="zh-CN" w:bidi="ar-SA"/>
+            </w:rPr>
+            <w:instrText xml:space="preserve"> HYPERLINK \l _Toc14218 </w:instrText>
+          </w:r>
+          <w:r>
+            <w:rPr>
+              <w:rFonts w:hint="default" w:ascii="Times New Roman" w:hAnsi="Times New Roman" w:cs="Times New Roman" w:eastAsiaTheme="majorEastAsia"/>
               <w:szCs w:val="24"/>
               <w:lang w:val="en-US" w:eastAsia="zh-CN" w:bidi="ar-SA"/>
             </w:rPr>
@@ -1440,31 +1845,49 @@
           </w:r>
           <w:r>
             <w:rPr>
-              <w:rFonts w:hint="eastAsia"/>
+              <w:rFonts w:hint="default" w:ascii="Times New Roman" w:hAnsi="Times New Roman" w:cs="Times New Roman"/>
             </w:rPr>
             <w:t>3.2.1. 过程性评价</w:t>
           </w:r>
           <w:r>
+            <w:rPr>
+              <w:rFonts w:hint="default" w:ascii="Times New Roman" w:hAnsi="Times New Roman" w:cs="Times New Roman"/>
+            </w:rPr>
             <w:tab/>
           </w:r>
           <w:r>
+            <w:rPr>
+              <w:rFonts w:hint="default" w:ascii="Times New Roman" w:hAnsi="Times New Roman" w:cs="Times New Roman"/>
+            </w:rPr>
             <w:fldChar w:fldCharType="begin"/>
           </w:r>
           <w:r>
-            <w:instrText xml:space="preserve"> PAGEREF _Toc12008 \h </w:instrText>
-          </w:r>
-          <w:r>
+            <w:rPr>
+              <w:rFonts w:hint="default" w:ascii="Times New Roman" w:hAnsi="Times New Roman" w:cs="Times New Roman"/>
+            </w:rPr>
+            <w:instrText xml:space="preserve"> PAGEREF _Toc14218 \h </w:instrText>
+          </w:r>
+          <w:r>
+            <w:rPr>
+              <w:rFonts w:hint="default" w:ascii="Times New Roman" w:hAnsi="Times New Roman" w:cs="Times New Roman"/>
+            </w:rPr>
             <w:fldChar w:fldCharType="separate"/>
           </w:r>
           <w:r>
-            <w:t>3</w:t>
-          </w:r>
-          <w:r>
+            <w:rPr>
+              <w:rFonts w:hint="default" w:ascii="Times New Roman" w:hAnsi="Times New Roman" w:cs="Times New Roman"/>
+            </w:rPr>
+            <w:t>10</w:t>
+          </w:r>
+          <w:r>
+            <w:rPr>
+              <w:rFonts w:hint="default" w:ascii="Times New Roman" w:hAnsi="Times New Roman" w:cs="Times New Roman"/>
+            </w:rPr>
             <w:fldChar w:fldCharType="end"/>
           </w:r>
           <w:r>
             <w:rPr>
-              <w:rFonts w:hint="eastAsia" w:asciiTheme="majorEastAsia" w:hAnsiTheme="majorEastAsia" w:eastAsiaTheme="majorEastAsia" w:cstheme="majorEastAsia"/>
+              <w:rFonts w:hint="default" w:ascii="Times New Roman" w:hAnsi="Times New Roman" w:cs="Times New Roman" w:eastAsiaTheme="majorEastAsia"/>
               <w:szCs w:val="24"/>
               <w:lang w:val="en-US" w:eastAsia="zh-CN" w:bidi="ar-SA"/>
             </w:rPr>
@@ -1477,10 +1900,13 @@
             <w:tabs>
               <w:tab w:val="right" w:leader="dot" w:pos="8306"/>
             </w:tabs>
+            <w:rPr>
+              <w:rFonts w:hint="default" w:ascii="Times New Roman" w:hAnsi="Times New Roman" w:cs="Times New Roman"/>
+            </w:rPr>
           </w:pPr>
           <w:r>
             <w:rPr>
-              <w:rFonts w:hint="eastAsia" w:asciiTheme="majorEastAsia" w:hAnsiTheme="majorEastAsia" w:eastAsiaTheme="majorEastAsia" w:cstheme="majorEastAsia"/>
+              <w:rFonts w:hint="default" w:ascii="Times New Roman" w:hAnsi="Times New Roman" w:cs="Times New Roman" w:eastAsiaTheme="majorEastAsia"/>
               <w:szCs w:val="24"/>
               <w:lang w:val="en-US" w:eastAsia="zh-CN" w:bidi="ar-SA"/>
             </w:rPr>
@@ -1488,15 +1914,15 @@
           </w:r>
           <w:r>
             <w:rPr>
-              <w:rFonts w:hint="eastAsia" w:asciiTheme="majorEastAsia" w:hAnsiTheme="majorEastAsia" w:eastAsiaTheme="majorEastAsia" w:cstheme="majorEastAsia"/>
-              <w:szCs w:val="24"/>
-              <w:lang w:val="en-US" w:eastAsia="zh-CN" w:bidi="ar-SA"/>
-            </w:rPr>
-            <w:instrText xml:space="preserve"> HYPERLINK \l _Toc22219 </w:instrText>
-          </w:r>
-          <w:r>
-            <w:rPr>
-              <w:rFonts w:hint="eastAsia" w:asciiTheme="majorEastAsia" w:hAnsiTheme="majorEastAsia" w:eastAsiaTheme="majorEastAsia" w:cstheme="majorEastAsia"/>
+              <w:rFonts w:hint="default" w:ascii="Times New Roman" w:hAnsi="Times New Roman" w:cs="Times New Roman" w:eastAsiaTheme="majorEastAsia"/>
+              <w:szCs w:val="24"/>
+              <w:lang w:val="en-US" w:eastAsia="zh-CN" w:bidi="ar-SA"/>
+            </w:rPr>
+            <w:instrText xml:space="preserve"> HYPERLINK \l _Toc5263 </w:instrText>
+          </w:r>
+          <w:r>
+            <w:rPr>
+              <w:rFonts w:hint="default" w:ascii="Times New Roman" w:hAnsi="Times New Roman" w:cs="Times New Roman" w:eastAsiaTheme="majorEastAsia"/>
               <w:szCs w:val="24"/>
               <w:lang w:val="en-US" w:eastAsia="zh-CN" w:bidi="ar-SA"/>
             </w:rPr>
@@ -1504,31 +1930,49 @@
           </w:r>
           <w:r>
             <w:rPr>
-              <w:rFonts w:hint="eastAsia"/>
+              <w:rFonts w:hint="default" w:ascii="Times New Roman" w:hAnsi="Times New Roman" w:cs="Times New Roman"/>
             </w:rPr>
             <w:t>3.2.2. 成果性评价</w:t>
           </w:r>
           <w:r>
+            <w:rPr>
+              <w:rFonts w:hint="default" w:ascii="Times New Roman" w:hAnsi="Times New Roman" w:cs="Times New Roman"/>
+            </w:rPr>
             <w:tab/>
           </w:r>
           <w:r>
+            <w:rPr>
+              <w:rFonts w:hint="default" w:ascii="Times New Roman" w:hAnsi="Times New Roman" w:cs="Times New Roman"/>
+            </w:rPr>
             <w:fldChar w:fldCharType="begin"/>
           </w:r>
           <w:r>
-            <w:instrText xml:space="preserve"> PAGEREF _Toc22219 \h </w:instrText>
-          </w:r>
-          <w:r>
+            <w:rPr>
+              <w:rFonts w:hint="default" w:ascii="Times New Roman" w:hAnsi="Times New Roman" w:cs="Times New Roman"/>
+            </w:rPr>
+            <w:instrText xml:space="preserve"> PAGEREF _Toc5263 \h </w:instrText>
+          </w:r>
+          <w:r>
+            <w:rPr>
+              <w:rFonts w:hint="default" w:ascii="Times New Roman" w:hAnsi="Times New Roman" w:cs="Times New Roman"/>
+            </w:rPr>
             <w:fldChar w:fldCharType="separate"/>
           </w:r>
           <w:r>
-            <w:t>3</w:t>
-          </w:r>
-          <w:r>
+            <w:rPr>
+              <w:rFonts w:hint="default" w:ascii="Times New Roman" w:hAnsi="Times New Roman" w:cs="Times New Roman"/>
+            </w:rPr>
+            <w:t>11</w:t>
+          </w:r>
+          <w:r>
+            <w:rPr>
+              <w:rFonts w:hint="default" w:ascii="Times New Roman" w:hAnsi="Times New Roman" w:cs="Times New Roman"/>
+            </w:rPr>
             <w:fldChar w:fldCharType="end"/>
           </w:r>
           <w:r>
             <w:rPr>
-              <w:rFonts w:hint="eastAsia" w:asciiTheme="majorEastAsia" w:hAnsiTheme="majorEastAsia" w:eastAsiaTheme="majorEastAsia" w:cstheme="majorEastAsia"/>
+              <w:rFonts w:hint="default" w:ascii="Times New Roman" w:hAnsi="Times New Roman" w:cs="Times New Roman" w:eastAsiaTheme="majorEastAsia"/>
               <w:szCs w:val="24"/>
               <w:lang w:val="en-US" w:eastAsia="zh-CN" w:bidi="ar-SA"/>
             </w:rPr>
@@ -1541,10 +1985,13 @@
             <w:tabs>
               <w:tab w:val="right" w:leader="dot" w:pos="8306"/>
             </w:tabs>
+            <w:rPr>
+              <w:rFonts w:hint="default" w:ascii="Times New Roman" w:hAnsi="Times New Roman" w:cs="Times New Roman"/>
+            </w:rPr>
           </w:pPr>
           <w:r>
             <w:rPr>
-              <w:rFonts w:hint="eastAsia" w:asciiTheme="majorEastAsia" w:hAnsiTheme="majorEastAsia" w:eastAsiaTheme="majorEastAsia" w:cstheme="majorEastAsia"/>
+              <w:rFonts w:hint="default" w:ascii="Times New Roman" w:hAnsi="Times New Roman" w:cs="Times New Roman" w:eastAsiaTheme="majorEastAsia"/>
               <w:szCs w:val="24"/>
               <w:lang w:val="en-US" w:eastAsia="zh-CN" w:bidi="ar-SA"/>
             </w:rPr>
@@ -1552,15 +1999,15 @@
           </w:r>
           <w:r>
             <w:rPr>
-              <w:rFonts w:hint="eastAsia" w:asciiTheme="majorEastAsia" w:hAnsiTheme="majorEastAsia" w:eastAsiaTheme="majorEastAsia" w:cstheme="majorEastAsia"/>
-              <w:szCs w:val="24"/>
-              <w:lang w:val="en-US" w:eastAsia="zh-CN" w:bidi="ar-SA"/>
-            </w:rPr>
-            <w:instrText xml:space="preserve"> HYPERLINK \l _Toc17307 </w:instrText>
-          </w:r>
-          <w:r>
-            <w:rPr>
-              <w:rFonts w:hint="eastAsia" w:asciiTheme="majorEastAsia" w:hAnsiTheme="majorEastAsia" w:eastAsiaTheme="majorEastAsia" w:cstheme="majorEastAsia"/>
+              <w:rFonts w:hint="default" w:ascii="Times New Roman" w:hAnsi="Times New Roman" w:cs="Times New Roman" w:eastAsiaTheme="majorEastAsia"/>
+              <w:szCs w:val="24"/>
+              <w:lang w:val="en-US" w:eastAsia="zh-CN" w:bidi="ar-SA"/>
+            </w:rPr>
+            <w:instrText xml:space="preserve"> HYPERLINK \l _Toc7075 </w:instrText>
+          </w:r>
+          <w:r>
+            <w:rPr>
+              <w:rFonts w:hint="default" w:ascii="Times New Roman" w:hAnsi="Times New Roman" w:cs="Times New Roman" w:eastAsiaTheme="majorEastAsia"/>
               <w:szCs w:val="24"/>
               <w:lang w:val="en-US" w:eastAsia="zh-CN" w:bidi="ar-SA"/>
             </w:rPr>
@@ -1568,32 +2015,50 @@
           </w:r>
           <w:r>
             <w:rPr>
-              <w:rFonts w:hint="eastAsia"/>
+              <w:rFonts w:hint="default" w:ascii="Times New Roman" w:hAnsi="Times New Roman" w:cs="Times New Roman"/>
               <w:lang w:val="en-US" w:eastAsia="zh-CN"/>
             </w:rPr>
             <w:t>第四章 项目化教学创新点与成果</w:t>
           </w:r>
           <w:r>
+            <w:rPr>
+              <w:rFonts w:hint="default" w:ascii="Times New Roman" w:hAnsi="Times New Roman" w:cs="Times New Roman"/>
+            </w:rPr>
             <w:tab/>
           </w:r>
           <w:r>
+            <w:rPr>
+              <w:rFonts w:hint="default" w:ascii="Times New Roman" w:hAnsi="Times New Roman" w:cs="Times New Roman"/>
+            </w:rPr>
             <w:fldChar w:fldCharType="begin"/>
           </w:r>
           <w:r>
-            <w:instrText xml:space="preserve"> PAGEREF _Toc17307 \h </w:instrText>
-          </w:r>
-          <w:r>
+            <w:rPr>
+              <w:rFonts w:hint="default" w:ascii="Times New Roman" w:hAnsi="Times New Roman" w:cs="Times New Roman"/>
+            </w:rPr>
+            <w:instrText xml:space="preserve"> PAGEREF _Toc7075 \h </w:instrText>
+          </w:r>
+          <w:r>
+            <w:rPr>
+              <w:rFonts w:hint="default" w:ascii="Times New Roman" w:hAnsi="Times New Roman" w:cs="Times New Roman"/>
+            </w:rPr>
             <w:fldChar w:fldCharType="separate"/>
           </w:r>
           <w:r>
-            <w:t>4</w:t>
-          </w:r>
-          <w:r>
+            <w:rPr>
+              <w:rFonts w:hint="default" w:ascii="Times New Roman" w:hAnsi="Times New Roman" w:cs="Times New Roman"/>
+            </w:rPr>
+            <w:t>11</w:t>
+          </w:r>
+          <w:r>
+            <w:rPr>
+              <w:rFonts w:hint="default" w:ascii="Times New Roman" w:hAnsi="Times New Roman" w:cs="Times New Roman"/>
+            </w:rPr>
             <w:fldChar w:fldCharType="end"/>
           </w:r>
           <w:r>
             <w:rPr>
-              <w:rFonts w:hint="eastAsia" w:asciiTheme="majorEastAsia" w:hAnsiTheme="majorEastAsia" w:eastAsiaTheme="majorEastAsia" w:cstheme="majorEastAsia"/>
+              <w:rFonts w:hint="default" w:ascii="Times New Roman" w:hAnsi="Times New Roman" w:cs="Times New Roman" w:eastAsiaTheme="majorEastAsia"/>
               <w:szCs w:val="24"/>
               <w:lang w:val="en-US" w:eastAsia="zh-CN" w:bidi="ar-SA"/>
             </w:rPr>
@@ -1606,10 +2071,13 @@
             <w:tabs>
               <w:tab w:val="right" w:leader="dot" w:pos="8306"/>
             </w:tabs>
+            <w:rPr>
+              <w:rFonts w:hint="default" w:ascii="Times New Roman" w:hAnsi="Times New Roman" w:cs="Times New Roman"/>
+            </w:rPr>
           </w:pPr>
           <w:r>
             <w:rPr>
-              <w:rFonts w:hint="eastAsia" w:asciiTheme="majorEastAsia" w:hAnsiTheme="majorEastAsia" w:eastAsiaTheme="majorEastAsia" w:cstheme="majorEastAsia"/>
+              <w:rFonts w:hint="default" w:ascii="Times New Roman" w:hAnsi="Times New Roman" w:cs="Times New Roman" w:eastAsiaTheme="majorEastAsia"/>
               <w:szCs w:val="24"/>
               <w:lang w:val="en-US" w:eastAsia="zh-CN" w:bidi="ar-SA"/>
             </w:rPr>
@@ -1617,15 +2085,15 @@
           </w:r>
           <w:r>
             <w:rPr>
-              <w:rFonts w:hint="eastAsia" w:asciiTheme="majorEastAsia" w:hAnsiTheme="majorEastAsia" w:eastAsiaTheme="majorEastAsia" w:cstheme="majorEastAsia"/>
-              <w:szCs w:val="24"/>
-              <w:lang w:val="en-US" w:eastAsia="zh-CN" w:bidi="ar-SA"/>
-            </w:rPr>
-            <w:instrText xml:space="preserve"> HYPERLINK \l _Toc27633 </w:instrText>
-          </w:r>
-          <w:r>
-            <w:rPr>
-              <w:rFonts w:hint="eastAsia" w:asciiTheme="majorEastAsia" w:hAnsiTheme="majorEastAsia" w:eastAsiaTheme="majorEastAsia" w:cstheme="majorEastAsia"/>
+              <w:rFonts w:hint="default" w:ascii="Times New Roman" w:hAnsi="Times New Roman" w:cs="Times New Roman" w:eastAsiaTheme="majorEastAsia"/>
+              <w:szCs w:val="24"/>
+              <w:lang w:val="en-US" w:eastAsia="zh-CN" w:bidi="ar-SA"/>
+            </w:rPr>
+            <w:instrText xml:space="preserve"> HYPERLINK \l _Toc9970 </w:instrText>
+          </w:r>
+          <w:r>
+            <w:rPr>
+              <w:rFonts w:hint="default" w:ascii="Times New Roman" w:hAnsi="Times New Roman" w:cs="Times New Roman" w:eastAsiaTheme="majorEastAsia"/>
               <w:szCs w:val="24"/>
               <w:lang w:val="en-US" w:eastAsia="zh-CN" w:bidi="ar-SA"/>
             </w:rPr>
@@ -1633,32 +2101,50 @@
           </w:r>
           <w:r>
             <w:rPr>
-              <w:rFonts w:hint="eastAsia"/>
+              <w:rFonts w:hint="default" w:ascii="Times New Roman" w:hAnsi="Times New Roman" w:cs="Times New Roman"/>
               <w:lang w:val="en-US" w:eastAsia="zh-CN"/>
             </w:rPr>
             <w:t>第五章 教学一周时间计划</w:t>
           </w:r>
           <w:r>
+            <w:rPr>
+              <w:rFonts w:hint="default" w:ascii="Times New Roman" w:hAnsi="Times New Roman" w:cs="Times New Roman"/>
+            </w:rPr>
             <w:tab/>
           </w:r>
           <w:r>
+            <w:rPr>
+              <w:rFonts w:hint="default" w:ascii="Times New Roman" w:hAnsi="Times New Roman" w:cs="Times New Roman"/>
+            </w:rPr>
             <w:fldChar w:fldCharType="begin"/>
           </w:r>
           <w:r>
-            <w:instrText xml:space="preserve"> PAGEREF _Toc27633 \h </w:instrText>
-          </w:r>
-          <w:r>
+            <w:rPr>
+              <w:rFonts w:hint="default" w:ascii="Times New Roman" w:hAnsi="Times New Roman" w:cs="Times New Roman"/>
+            </w:rPr>
+            <w:instrText xml:space="preserve"> PAGEREF _Toc9970 \h </w:instrText>
+          </w:r>
+          <w:r>
+            <w:rPr>
+              <w:rFonts w:hint="default" w:ascii="Times New Roman" w:hAnsi="Times New Roman" w:cs="Times New Roman"/>
+            </w:rPr>
             <w:fldChar w:fldCharType="separate"/>
           </w:r>
           <w:r>
-            <w:t>4</w:t>
-          </w:r>
-          <w:r>
+            <w:rPr>
+              <w:rFonts w:hint="default" w:ascii="Times New Roman" w:hAnsi="Times New Roman" w:cs="Times New Roman"/>
+            </w:rPr>
+            <w:t>13</w:t>
+          </w:r>
+          <w:r>
+            <w:rPr>
+              <w:rFonts w:hint="default" w:ascii="Times New Roman" w:hAnsi="Times New Roman" w:cs="Times New Roman"/>
+            </w:rPr>
             <w:fldChar w:fldCharType="end"/>
           </w:r>
           <w:r>
             <w:rPr>
-              <w:rFonts w:hint="eastAsia" w:asciiTheme="majorEastAsia" w:hAnsiTheme="majorEastAsia" w:eastAsiaTheme="majorEastAsia" w:cstheme="majorEastAsia"/>
+              <w:rFonts w:hint="default" w:ascii="Times New Roman" w:hAnsi="Times New Roman" w:cs="Times New Roman" w:eastAsiaTheme="majorEastAsia"/>
               <w:szCs w:val="24"/>
               <w:lang w:val="en-US" w:eastAsia="zh-CN" w:bidi="ar-SA"/>
             </w:rPr>
@@ -1671,7 +2157,7 @@
             <w:ind w:left="0" w:leftChars="0" w:right="0" w:rightChars="0" w:firstLine="0" w:firstLineChars="0"/>
             <w:jc w:val="both"/>
             <w:rPr>
-              <w:rFonts w:hint="eastAsia" w:asciiTheme="majorEastAsia" w:hAnsiTheme="majorEastAsia" w:eastAsiaTheme="majorEastAsia" w:cstheme="majorEastAsia"/>
+              <w:rFonts w:hint="default" w:ascii="Times New Roman" w:hAnsi="Times New Roman" w:cs="Times New Roman" w:eastAsiaTheme="majorEastAsia"/>
               <w:sz w:val="24"/>
               <w:szCs w:val="24"/>
               <w:lang w:val="en-US" w:eastAsia="zh-CN" w:bidi="ar-SA"/>
@@ -1679,7 +2165,7 @@
           </w:pPr>
           <w:r>
             <w:rPr>
-              <w:rFonts w:hint="eastAsia" w:asciiTheme="majorEastAsia" w:hAnsiTheme="majorEastAsia" w:eastAsiaTheme="majorEastAsia" w:cstheme="majorEastAsia"/>
+              <w:rFonts w:hint="default" w:ascii="Times New Roman" w:hAnsi="Times New Roman" w:cs="Times New Roman" w:eastAsiaTheme="majorEastAsia"/>
               <w:szCs w:val="24"/>
               <w:lang w:val="en-US" w:eastAsia="zh-CN" w:bidi="ar-SA"/>
             </w:rPr>
@@ -1694,7 +2180,7 @@
         <w:ind w:left="0" w:leftChars="0" w:right="0" w:rightChars="0" w:firstLine="0" w:firstLineChars="0"/>
         <w:jc w:val="both"/>
         <w:rPr>
-          <w:rFonts w:hint="eastAsia" w:asciiTheme="majorEastAsia" w:hAnsiTheme="majorEastAsia" w:eastAsiaTheme="majorEastAsia" w:cstheme="majorEastAsia"/>
+          <w:rFonts w:hint="default" w:ascii="Times New Roman" w:hAnsi="Times New Roman" w:cs="Times New Roman" w:eastAsiaTheme="majorEastAsia"/>
           <w:sz w:val="24"/>
           <w:szCs w:val="24"/>
           <w:lang w:val="en-US" w:eastAsia="zh-CN" w:bidi="ar-SA"/>
@@ -1713,27 +2199,28 @@
       <w:pPr>
         <w:pStyle w:val="2"/>
         <w:numPr>
+          <w:ilvl w:val="0"/>
           <w:numId w:val="0"/>
         </w:numPr>
         <w:bidi w:val="0"/>
         <w:ind w:leftChars="200"/>
         <w:jc w:val="both"/>
         <w:rPr>
-          <w:rFonts w:hint="eastAsia" w:ascii="微软雅黑" w:hAnsi="微软雅黑" w:eastAsia="微软雅黑" w:cs="微软雅黑"/>
+          <w:rFonts w:hint="default" w:ascii="Times New Roman" w:hAnsi="Times New Roman" w:eastAsia="微软雅黑" w:cs="Times New Roman"/>
         </w:rPr>
       </w:pPr>
       <w:bookmarkStart w:id="0" w:name="_Toc114"/>
-      <w:bookmarkStart w:id="1" w:name="_Toc21927"/>
-      <w:r>
-        <w:rPr>
-          <w:rFonts w:hint="eastAsia" w:ascii="微软雅黑" w:hAnsi="微软雅黑" w:eastAsia="微软雅黑" w:cs="微软雅黑"/>
+      <w:bookmarkStart w:id="1" w:name="_Toc15312"/>
+      <w:r>
+        <w:rPr>
+          <w:rFonts w:hint="default" w:ascii="Times New Roman" w:hAnsi="Times New Roman" w:eastAsia="微软雅黑" w:cs="Times New Roman"/>
           <w:lang w:val="en-US" w:eastAsia="zh-CN"/>
         </w:rPr>
         <w:t>项目化教学</w:t>
       </w:r>
       <w:r>
         <w:rPr>
-          <w:rFonts w:hint="eastAsia" w:ascii="微软雅黑" w:hAnsi="微软雅黑" w:eastAsia="微软雅黑" w:cs="微软雅黑"/>
+          <w:rFonts w:hint="default" w:ascii="Times New Roman" w:hAnsi="Times New Roman" w:eastAsia="微软雅黑" w:cs="Times New Roman"/>
         </w:rPr>
         <w:t>与无碳小车设计：理论、实践与创新融合</w:t>
       </w:r>
@@ -1746,21 +2233,21 @@
         <w:bidi w:val="0"/>
         <w:ind w:left="432" w:leftChars="0" w:hanging="432" w:firstLineChars="0"/>
         <w:rPr>
-          <w:rFonts w:hint="eastAsia"/>
+          <w:rFonts w:hint="default" w:ascii="Times New Roman" w:hAnsi="Times New Roman" w:cs="Times New Roman"/>
           <w:lang w:val="en-US"/>
         </w:rPr>
       </w:pPr>
       <w:bookmarkStart w:id="2" w:name="_Toc23934"/>
-      <w:bookmarkStart w:id="3" w:name="_Toc7506"/>
-      <w:r>
-        <w:rPr>
-          <w:rFonts w:hint="eastAsia"/>
+      <w:bookmarkStart w:id="3" w:name="_Toc8855"/>
+      <w:r>
+        <w:rPr>
+          <w:rFonts w:hint="default" w:ascii="Times New Roman" w:hAnsi="Times New Roman" w:cs="Times New Roman"/>
         </w:rPr>
         <w:t>项目化教学体系</w:t>
       </w:r>
       <w:r>
         <w:rPr>
-          <w:rFonts w:hint="eastAsia"/>
+          <w:rFonts w:hint="default" w:ascii="Times New Roman" w:hAnsi="Times New Roman" w:cs="Times New Roman"/>
           <w:lang w:val="en-US" w:eastAsia="zh-CN"/>
         </w:rPr>
         <w:t>的创新定位</w:t>
@@ -1774,574 +2261,307 @@
         <w:bidi w:val="0"/>
         <w:ind w:left="575" w:leftChars="0" w:hanging="575" w:firstLineChars="0"/>
         <w:rPr>
-          <w:rFonts w:hint="eastAsia"/>
+          <w:rFonts w:hint="default" w:ascii="Times New Roman" w:hAnsi="Times New Roman" w:cs="Times New Roman"/>
           <w:lang w:val="en-US" w:eastAsia="zh-CN"/>
         </w:rPr>
       </w:pPr>
       <w:bookmarkStart w:id="4" w:name="_Toc19471"/>
-      <w:bookmarkStart w:id="5" w:name="_Toc20398"/>
-      <w:r>
-        <w:rPr>
-          <w:rFonts w:hint="eastAsia"/>
-          <w:lang w:val="en-US" w:eastAsia="zh-CN"/>
-        </w:rPr>
-        <w:t>新工科背景下的教学创新需要</w:t>
+      <w:bookmarkStart w:id="5" w:name="_Toc30380"/>
+      <w:r>
+        <w:rPr>
+          <w:rFonts w:hint="default" w:ascii="Times New Roman" w:hAnsi="Times New Roman" w:cs="Times New Roman"/>
+          <w:lang w:val="en-US" w:eastAsia="zh-CN"/>
+        </w:rPr>
+        <w:t>新工科教学创新</w:t>
       </w:r>
       <w:bookmarkEnd w:id="4"/>
       <w:bookmarkEnd w:id="5"/>
-    </w:p>
-    <w:p>
-      <w:pPr>
-        <w:keepNext w:val="0"/>
-        <w:keepLines w:val="0"/>
-        <w:pageBreakBefore w:val="0"/>
-        <w:widowControl/>
-        <w:kinsoku/>
-        <w:wordWrap/>
-        <w:overflowPunct/>
-        <w:topLinePunct w:val="0"/>
-        <w:autoSpaceDE/>
-        <w:autoSpaceDN/>
-        <w:bidi w:val="0"/>
-        <w:adjustRightInd/>
-        <w:snapToGrid/>
-        <w:spacing w:before="600" w:after="600" w:line="400" w:lineRule="exact"/>
-        <w:textAlignment w:val="auto"/>
-        <w:rPr>
-          <w:rFonts w:hint="eastAsia" w:asciiTheme="minorEastAsia" w:hAnsiTheme="minorEastAsia" w:eastAsiaTheme="minorEastAsia" w:cstheme="minorEastAsia"/>
-          <w:sz w:val="24"/>
-          <w:szCs w:val="24"/>
-        </w:rPr>
-      </w:pPr>
-      <w:r>
-        <w:rPr>
-          <w:rFonts w:hint="eastAsia" w:asciiTheme="minorEastAsia" w:hAnsiTheme="minorEastAsia" w:eastAsiaTheme="minorEastAsia" w:cstheme="minorEastAsia"/>
-          <w:sz w:val="24"/>
-          <w:szCs w:val="24"/>
-        </w:rPr>
-        <w:t>在新工科建设的时代浪潮下，传统工程教育面临着深刻变革，对教学创新提出了多维度的迫切需求。新工科强调学科的交叉融合、产业的快速迭代以及对复杂工程问题的解决能力，这要求学生不仅要掌握扎实的理论知识，更需具备卓越的实践动手能力。学生需要走出理论的象牙塔，投身于实际项目中，将所学知识转化为实际生产力。同时，创新思维成为新工科人才的核心素养之一，面对不断涌现的新技术、新挑战，学生要敢于突破传统思维定式，提出创新性的解决方案。</w:t>
-      </w:r>
-    </w:p>
-    <w:p>
-      <w:pPr>
-        <w:keepNext w:val="0"/>
-        <w:keepLines w:val="0"/>
-        <w:pageBreakBefore w:val="0"/>
-        <w:widowControl/>
-        <w:kinsoku/>
-        <w:wordWrap/>
-        <w:overflowPunct/>
-        <w:topLinePunct w:val="0"/>
-        <w:autoSpaceDE/>
-        <w:autoSpaceDN/>
-        <w:bidi w:val="0"/>
-        <w:adjustRightInd/>
-        <w:snapToGrid/>
-        <w:spacing w:before="600" w:after="600" w:line="400" w:lineRule="exact"/>
-        <w:textAlignment w:val="auto"/>
-        <w:rPr>
-          <w:rFonts w:hint="eastAsia" w:asciiTheme="minorEastAsia" w:hAnsiTheme="minorEastAsia" w:eastAsiaTheme="minorEastAsia" w:cstheme="minorEastAsia"/>
-          <w:sz w:val="24"/>
-          <w:szCs w:val="24"/>
-        </w:rPr>
-      </w:pPr>
-      <w:r>
-        <w:rPr>
-          <w:rFonts w:hint="eastAsia" w:asciiTheme="minorEastAsia" w:hAnsiTheme="minorEastAsia" w:eastAsiaTheme="minorEastAsia" w:cstheme="minorEastAsia"/>
-          <w:sz w:val="24"/>
-          <w:szCs w:val="24"/>
-        </w:rPr>
-        <w:t>然而，当前教学现状却面临诸多挑战。教学内容更新速度滞后于产业发展，导致学生所学与实际需求脱节。教学方法仍以传统讲授为主，学生被动接受知识，缺乏主动探索和实践的机会。实践教学环节往往因资源有限、平台不足而难以有效开展，学生实践能力得不到充分锻炼。这些问题亟待通过教学创新来解决，以培养适应新工科发展需求的高素质工程人才。</w:t>
-      </w:r>
-    </w:p>
-    <w:p>
-      <w:pPr>
-        <w:keepNext w:val="0"/>
-        <w:keepLines w:val="0"/>
-        <w:pageBreakBefore w:val="0"/>
-        <w:widowControl/>
-        <w:kinsoku/>
-        <w:wordWrap/>
-        <w:overflowPunct/>
-        <w:topLinePunct w:val="0"/>
-        <w:autoSpaceDE/>
-        <w:autoSpaceDN/>
-        <w:bidi w:val="0"/>
-        <w:adjustRightInd/>
-        <w:snapToGrid/>
-        <w:spacing w:before="600" w:after="600" w:line="400" w:lineRule="exact"/>
-        <w:textAlignment w:val="auto"/>
-        <w:rPr>
-          <w:rFonts w:hint="eastAsia" w:asciiTheme="minorEastAsia" w:hAnsiTheme="minorEastAsia" w:eastAsiaTheme="minorEastAsia" w:cstheme="minorEastAsia"/>
-          <w:sz w:val="24"/>
-          <w:szCs w:val="24"/>
-        </w:rPr>
-      </w:pPr>
-      <w:r>
-        <w:rPr>
-          <w:rFonts w:hint="eastAsia" w:asciiTheme="minorEastAsia" w:hAnsiTheme="minorEastAsia" w:eastAsiaTheme="minorEastAsia" w:cstheme="minorEastAsia"/>
-          <w:sz w:val="24"/>
-          <w:szCs w:val="24"/>
-        </w:rPr>
-        <w:t>在新工科建设背景下，项目化教学以无碳小车设计为载体，构建了"学科交叉-工程实践-创新驱动"三位一体的教学新模式，有效破解传统工程教育中理论与实践脱节、创新能力不足等核心问题。通过整合机械设计、材料工程与数字化技术，依托参数化建模与精密制造技术，学生在真实工程场景中完成需求分析、方案设计、加工调试全流程，实现知识应用能力（提升40%）与创新思维水平（竞赛创新得分提高27%）的同步突破；通过"双师型"教学团队与产学研平台联动，将ISO标准、3D打印等产业技术融入教学，使人才培养与行业需求精准对接，数据显示实施后学生工程实践达标率从62%跃升至89%，用人单位满意度提升32%，为工程教育创新提供了可复制的实践范式。</w:t>
-      </w:r>
-    </w:p>
-    <w:p>
-      <w:pPr>
-        <w:keepNext w:val="0"/>
-        <w:keepLines w:val="0"/>
-        <w:pageBreakBefore w:val="0"/>
-        <w:widowControl/>
-        <w:kinsoku/>
-        <w:wordWrap/>
-        <w:overflowPunct/>
-        <w:topLinePunct w:val="0"/>
-        <w:autoSpaceDE/>
-        <w:autoSpaceDN/>
-        <w:bidi w:val="0"/>
-        <w:adjustRightInd/>
-        <w:snapToGrid/>
-        <w:spacing w:before="600" w:after="600" w:line="400" w:lineRule="exact"/>
-        <w:textAlignment w:val="auto"/>
-        <w:rPr>
-          <w:rFonts w:hint="eastAsia" w:asciiTheme="minorEastAsia" w:hAnsiTheme="minorEastAsia" w:eastAsiaTheme="minorEastAsia" w:cstheme="minorEastAsia"/>
-          <w:sz w:val="24"/>
-          <w:szCs w:val="24"/>
-          <w:lang w:val="en-US" w:eastAsia="zh-CN"/>
-        </w:rPr>
-      </w:pPr>
-      <w:r>
-        <w:rPr>
-          <w:rFonts w:hint="eastAsia" w:asciiTheme="minorEastAsia" w:hAnsiTheme="minorEastAsia" w:eastAsiaTheme="minorEastAsia" w:cstheme="minorEastAsia"/>
-          <w:sz w:val="24"/>
-          <w:szCs w:val="24"/>
-          <w:lang w:val="en-US" w:eastAsia="zh-CN"/>
-        </w:rPr>
-        <w:t>新工科建设背景下，工程教育正面临结构性变革需求。中国工程院2024年教育质量报告指出，传统教学模式中理论授课占比高达78%，但毕业生工程问题解决能力转化率仅为38.7%，暴露出"知识传授-实践应用"链条断裂的突出问题。本研究基于建构主义学习理论，以全国大学生工程训练竞赛指定项目——无碳小车为教学载体，构建了多维度协同的项目化教学体系。</w:t>
-      </w:r>
-    </w:p>
-    <w:p>
-      <w:pPr>
-        <w:keepNext w:val="0"/>
-        <w:keepLines w:val="0"/>
-        <w:pageBreakBefore w:val="0"/>
-        <w:widowControl/>
-        <w:kinsoku/>
-        <w:wordWrap/>
-        <w:overflowPunct/>
-        <w:topLinePunct w:val="0"/>
-        <w:autoSpaceDE/>
-        <w:autoSpaceDN/>
-        <w:bidi w:val="0"/>
-        <w:adjustRightInd/>
-        <w:snapToGrid/>
-        <w:spacing w:before="600" w:after="600" w:line="400" w:lineRule="exact"/>
-        <w:textAlignment w:val="auto"/>
-        <w:rPr>
-          <w:rFonts w:hint="eastAsia" w:asciiTheme="minorEastAsia" w:hAnsiTheme="minorEastAsia" w:eastAsiaTheme="minorEastAsia" w:cstheme="minorEastAsia"/>
-          <w:sz w:val="24"/>
-          <w:szCs w:val="24"/>
-          <w:lang w:val="en-US" w:eastAsia="zh-CN"/>
-        </w:rPr>
-      </w:pPr>
-    </w:p>
-    <w:p>
-      <w:pPr>
-        <w:keepNext w:val="0"/>
-        <w:keepLines w:val="0"/>
-        <w:pageBreakBefore w:val="0"/>
-        <w:widowControl/>
-        <w:kinsoku/>
-        <w:wordWrap/>
-        <w:overflowPunct/>
-        <w:topLinePunct w:val="0"/>
-        <w:autoSpaceDE/>
-        <w:autoSpaceDN/>
-        <w:bidi w:val="0"/>
-        <w:adjustRightInd/>
-        <w:snapToGrid/>
-        <w:spacing w:before="600" w:after="600" w:line="400" w:lineRule="exact"/>
-        <w:textAlignment w:val="auto"/>
-        <w:rPr>
-          <w:rFonts w:hint="eastAsia" w:asciiTheme="minorEastAsia" w:hAnsiTheme="minorEastAsia" w:eastAsiaTheme="minorEastAsia" w:cstheme="minorEastAsia"/>
-          <w:sz w:val="24"/>
-          <w:szCs w:val="24"/>
-          <w:lang w:val="en-US" w:eastAsia="zh-CN"/>
-        </w:rPr>
-      </w:pPr>
-      <w:r>
-        <w:rPr>
-          <w:rFonts w:hint="eastAsia" w:asciiTheme="minorEastAsia" w:hAnsiTheme="minorEastAsia" w:eastAsiaTheme="minorEastAsia" w:cstheme="minorEastAsia"/>
-          <w:sz w:val="24"/>
-          <w:szCs w:val="24"/>
-          <w:lang w:val="en-US" w:eastAsia="zh-CN"/>
-        </w:rPr>
-        <w:t>该体系的核心创新在于形成"学科知识重构-产业技术嵌入-核心能力培养"的三维耦合机制。具体而言：（1）在机械设计课程中引入参数化建模（SolidWorks 2024版），要求学生依据GB/T 1804-2000标准进行公差设计，通过有限元分析验证车架结构在5N·m扭矩下的形变控制；（2）搭建虚实结合的制造平台，整合3D打印（层厚0.1mm）、激光切割（精度±0.01mm）等精密加工技术，参照ISO 9001质量管理体系建立零件加工标准；（3）开发智能调试系统，运用LabVIEW平台采集小车运行数据，建立包含位移、角速度等12个参数的动态优化模型。</w:t>
-      </w:r>
-    </w:p>
-    <w:p>
-      <w:pPr>
-        <w:keepNext w:val="0"/>
-        <w:keepLines w:val="0"/>
-        <w:pageBreakBefore w:val="0"/>
-        <w:widowControl/>
-        <w:kinsoku/>
-        <w:wordWrap/>
-        <w:overflowPunct/>
-        <w:topLinePunct w:val="0"/>
-        <w:autoSpaceDE/>
-        <w:autoSpaceDN/>
-        <w:bidi w:val="0"/>
-        <w:adjustRightInd/>
-        <w:snapToGrid/>
-        <w:spacing w:before="600" w:after="600" w:line="400" w:lineRule="exact"/>
-        <w:textAlignment w:val="auto"/>
-        <w:rPr>
-          <w:rFonts w:hint="eastAsia" w:asciiTheme="minorEastAsia" w:hAnsiTheme="minorEastAsia" w:eastAsiaTheme="minorEastAsia" w:cstheme="minorEastAsia"/>
-          <w:sz w:val="24"/>
-          <w:szCs w:val="24"/>
-          <w:lang w:val="en-US" w:eastAsia="zh-CN"/>
-        </w:rPr>
-      </w:pPr>
-    </w:p>
-    <w:p>
-      <w:pPr>
-        <w:keepNext w:val="0"/>
-        <w:keepLines w:val="0"/>
-        <w:pageBreakBefore w:val="0"/>
-        <w:widowControl/>
-        <w:kinsoku/>
-        <w:wordWrap/>
-        <w:overflowPunct/>
-        <w:topLinePunct w:val="0"/>
-        <w:autoSpaceDE/>
-        <w:autoSpaceDN/>
-        <w:bidi w:val="0"/>
-        <w:adjustRightInd/>
-        <w:snapToGrid/>
-        <w:spacing w:before="600" w:after="600" w:line="400" w:lineRule="exact"/>
-        <w:textAlignment w:val="auto"/>
-        <w:rPr>
-          <w:rFonts w:hint="eastAsia" w:asciiTheme="minorEastAsia" w:hAnsiTheme="minorEastAsia" w:eastAsiaTheme="minorEastAsia" w:cstheme="minorEastAsia"/>
-          <w:sz w:val="24"/>
-          <w:szCs w:val="24"/>
-          <w:lang w:val="en-US" w:eastAsia="zh-CN"/>
-        </w:rPr>
-      </w:pPr>
-      <w:r>
-        <w:rPr>
-          <w:rFonts w:hint="eastAsia" w:asciiTheme="minorEastAsia" w:hAnsiTheme="minorEastAsia" w:eastAsiaTheme="minorEastAsia" w:cstheme="minorEastAsia"/>
-          <w:sz w:val="24"/>
-          <w:szCs w:val="24"/>
-          <w:lang w:val="en-US" w:eastAsia="zh-CN"/>
-        </w:rPr>
-        <w:t>教学评价方面，构建了包含工程素养（30%）、技术创新（25%）、制造质量（20%）、团队协作（15%）、文档规范（10%）的指标体系，其中过程性评价通过Trello平台记录1,287次设计迭代数据，成果性评价引入德尔菲法确定各指标权重。经过两轮教学实践，实验组（N=86）在工程问题解决能力测试中得分均值达87.3±4.2，显著高于对照组（N=90）的62.1±7.8（t=14.32, p&lt;0.001），且获得省级以上竞赛奖项23项，专利受理量较往届提升270%。企业调研显示，采用该模式培养的学生在岗位适应期缩短至1.8个月，较传统模式下的3.5个月具有显著优势（χ²=9.874, p=0.002）。</w:t>
-      </w:r>
-    </w:p>
-    <w:p>
-      <w:pPr>
-        <w:keepNext w:val="0"/>
-        <w:keepLines w:val="0"/>
-        <w:pageBreakBefore w:val="0"/>
-        <w:widowControl/>
-        <w:kinsoku/>
-        <w:wordWrap/>
-        <w:overflowPunct/>
-        <w:topLinePunct w:val="0"/>
-        <w:autoSpaceDE/>
-        <w:autoSpaceDN/>
-        <w:bidi w:val="0"/>
-        <w:adjustRightInd/>
-        <w:snapToGrid/>
-        <w:spacing w:before="600" w:after="600" w:line="400" w:lineRule="exact"/>
-        <w:textAlignment w:val="auto"/>
-        <w:rPr>
-          <w:rFonts w:hint="eastAsia" w:asciiTheme="minorEastAsia" w:hAnsiTheme="minorEastAsia" w:eastAsiaTheme="minorEastAsia" w:cstheme="minorEastAsia"/>
-          <w:sz w:val="24"/>
-          <w:szCs w:val="24"/>
-          <w:lang w:val="en-US" w:eastAsia="zh-CN"/>
-        </w:rPr>
-      </w:pPr>
-      <w:r>
-        <w:rPr>
-          <w:rFonts w:hint="eastAsia" w:asciiTheme="minorEastAsia" w:hAnsiTheme="minorEastAsia" w:eastAsiaTheme="minorEastAsia" w:cstheme="minorEastAsia"/>
-          <w:sz w:val="24"/>
-          <w:szCs w:val="24"/>
-          <w:lang w:val="en-US" w:eastAsia="zh-CN"/>
-        </w:rPr>
-        <w:t>本研究证实，通过真实工程项目的全流程实践，能够有效打通"基础理论→技术应用→产业创新"的培养路径，其价值不仅体现在量化教学指标的提升，更重要的是建立了可迁移的工程思维模式，为破解新工科人才培养的"知能鸿沟"提供了实证范本。</w:t>
-      </w:r>
-    </w:p>
-    <w:p>
-      <w:pPr>
-        <w:keepNext w:val="0"/>
-        <w:keepLines w:val="0"/>
-        <w:pageBreakBefore w:val="0"/>
-        <w:widowControl/>
-        <w:kinsoku/>
-        <w:wordWrap/>
-        <w:overflowPunct/>
-        <w:topLinePunct w:val="0"/>
-        <w:autoSpaceDE/>
-        <w:autoSpaceDN/>
-        <w:bidi w:val="0"/>
-        <w:adjustRightInd/>
-        <w:snapToGrid/>
-        <w:spacing w:before="600" w:after="600" w:line="400" w:lineRule="exact"/>
-        <w:textAlignment w:val="auto"/>
-        <w:rPr>
-          <w:rFonts w:hint="eastAsia" w:asciiTheme="minorEastAsia" w:hAnsiTheme="minorEastAsia" w:eastAsiaTheme="minorEastAsia" w:cstheme="minorEastAsia"/>
-          <w:sz w:val="24"/>
-          <w:szCs w:val="24"/>
-          <w:lang w:val="en-US" w:eastAsia="zh-CN"/>
-        </w:rPr>
-      </w:pPr>
-      <w:r>
-        <w:rPr>
-          <w:rFonts w:hint="eastAsia" w:asciiTheme="minorEastAsia" w:hAnsiTheme="minorEastAsia" w:eastAsiaTheme="minorEastAsia" w:cstheme="minorEastAsia"/>
-          <w:sz w:val="24"/>
-          <w:szCs w:val="24"/>
-          <w:lang w:val="en-US" w:eastAsia="zh-CN"/>
-        </w:rPr>
-        <w:t>在新工科建设背景下，传统工程教育正经历深刻变革，强调学科交叉融合、产业快速迭代及复杂问题解决能力。为了培养适应这一需求的高素质人才，教学创新成为关键。然而，当前教育面临教学内容更新滞后、教学方法陈旧和实践环节不足等挑战。</w:t>
-      </w:r>
-    </w:p>
-    <w:p>
-      <w:pPr>
-        <w:keepNext w:val="0"/>
-        <w:keepLines w:val="0"/>
-        <w:pageBreakBefore w:val="0"/>
-        <w:widowControl/>
-        <w:kinsoku/>
-        <w:wordWrap/>
-        <w:overflowPunct/>
-        <w:topLinePunct w:val="0"/>
-        <w:autoSpaceDE/>
-        <w:autoSpaceDN/>
-        <w:bidi w:val="0"/>
-        <w:adjustRightInd/>
-        <w:snapToGrid/>
-        <w:spacing w:before="600" w:after="600" w:line="400" w:lineRule="exact"/>
-        <w:textAlignment w:val="auto"/>
-        <w:rPr>
-          <w:rFonts w:hint="eastAsia" w:asciiTheme="minorEastAsia" w:hAnsiTheme="minorEastAsia" w:eastAsiaTheme="minorEastAsia" w:cstheme="minorEastAsia"/>
-          <w:sz w:val="24"/>
-          <w:szCs w:val="24"/>
-          <w:lang w:val="en-US" w:eastAsia="zh-CN"/>
-        </w:rPr>
-      </w:pPr>
-      <w:r>
-        <w:rPr>
-          <w:rFonts w:hint="eastAsia" w:asciiTheme="minorEastAsia" w:hAnsiTheme="minorEastAsia" w:eastAsiaTheme="minorEastAsia" w:cstheme="minorEastAsia"/>
-          <w:sz w:val="24"/>
-          <w:szCs w:val="24"/>
-          <w:lang w:val="en-US" w:eastAsia="zh-CN"/>
-        </w:rPr>
-        <w:t>项目化教学作为一种创新模式，通过无碳小车设计项目构建了“学科交叉-工程实践-创新驱动”的教学体系。此体系整合机械设计、材料工程与数字化技术，利用参数化建模和精密制造技术，使学生在真实场景中完成从需求分析到加工调试的全过程。结果表明，学生的知识应用能力和创新思维显著提升，工程实践达标率提高，用人单位满意度增加。</w:t>
-      </w:r>
-    </w:p>
-    <w:p>
-      <w:pPr>
-        <w:keepNext w:val="0"/>
-        <w:keepLines w:val="0"/>
-        <w:pageBreakBefore w:val="0"/>
-        <w:widowControl/>
-        <w:kinsoku/>
-        <w:wordWrap/>
-        <w:overflowPunct/>
-        <w:topLinePunct w:val="0"/>
-        <w:autoSpaceDE/>
-        <w:autoSpaceDN/>
-        <w:bidi w:val="0"/>
-        <w:adjustRightInd/>
-        <w:snapToGrid/>
-        <w:spacing w:before="600" w:after="600" w:line="400" w:lineRule="exact"/>
-        <w:textAlignment w:val="auto"/>
-        <w:rPr>
-          <w:rFonts w:hint="eastAsia" w:asciiTheme="minorEastAsia" w:hAnsiTheme="minorEastAsia" w:eastAsiaTheme="minorEastAsia" w:cstheme="minorEastAsia"/>
-          <w:sz w:val="24"/>
-          <w:szCs w:val="24"/>
-          <w:lang w:val="en-US" w:eastAsia="zh-CN"/>
-        </w:rPr>
-      </w:pPr>
-      <w:r>
-        <w:rPr>
-          <w:rFonts w:hint="eastAsia" w:asciiTheme="minorEastAsia" w:hAnsiTheme="minorEastAsia" w:eastAsiaTheme="minorEastAsia" w:cstheme="minorEastAsia"/>
-          <w:sz w:val="24"/>
-          <w:szCs w:val="24"/>
-          <w:lang w:val="en-US" w:eastAsia="zh-CN"/>
-        </w:rPr>
-        <w:t>核心创新点包括：</w:t>
-      </w:r>
-    </w:p>
-    <w:p>
-      <w:pPr>
-        <w:keepNext w:val="0"/>
-        <w:keepLines w:val="0"/>
-        <w:pageBreakBefore w:val="0"/>
-        <w:widowControl/>
-        <w:kinsoku/>
-        <w:wordWrap/>
-        <w:overflowPunct/>
-        <w:topLinePunct w:val="0"/>
-        <w:autoSpaceDE/>
-        <w:autoSpaceDN/>
-        <w:bidi w:val="0"/>
-        <w:adjustRightInd/>
-        <w:snapToGrid/>
-        <w:spacing w:before="600" w:after="600" w:line="400" w:lineRule="exact"/>
-        <w:textAlignment w:val="auto"/>
-        <w:rPr>
-          <w:rFonts w:hint="eastAsia" w:asciiTheme="minorEastAsia" w:hAnsiTheme="minorEastAsia" w:eastAsiaTheme="minorEastAsia" w:cstheme="minorEastAsia"/>
-          <w:sz w:val="24"/>
-          <w:szCs w:val="24"/>
-          <w:lang w:val="en-US" w:eastAsia="zh-CN"/>
-        </w:rPr>
-      </w:pPr>
-      <w:r>
-        <w:rPr>
-          <w:rFonts w:hint="eastAsia" w:asciiTheme="minorEastAsia" w:hAnsiTheme="minorEastAsia" w:eastAsiaTheme="minorEastAsia" w:cstheme="minorEastAsia"/>
-          <w:sz w:val="24"/>
-          <w:szCs w:val="24"/>
-          <w:lang w:val="en-US" w:eastAsia="zh-CN"/>
-        </w:rPr>
-        <w:t>机械设计课程引入参数化建模（SolidWorks），并进行公差设计和结构验证。</w:t>
-      </w:r>
-    </w:p>
-    <w:p>
-      <w:pPr>
-        <w:keepNext w:val="0"/>
-        <w:keepLines w:val="0"/>
-        <w:pageBreakBefore w:val="0"/>
-        <w:widowControl/>
-        <w:kinsoku/>
-        <w:wordWrap/>
-        <w:overflowPunct/>
-        <w:topLinePunct w:val="0"/>
-        <w:autoSpaceDE/>
-        <w:autoSpaceDN/>
-        <w:bidi w:val="0"/>
-        <w:adjustRightInd/>
-        <w:snapToGrid/>
-        <w:spacing w:before="600" w:after="600" w:line="400" w:lineRule="exact"/>
-        <w:textAlignment w:val="auto"/>
-        <w:rPr>
-          <w:rFonts w:hint="eastAsia" w:asciiTheme="minorEastAsia" w:hAnsiTheme="minorEastAsia" w:eastAsiaTheme="minorEastAsia" w:cstheme="minorEastAsia"/>
-          <w:sz w:val="24"/>
-          <w:szCs w:val="24"/>
-          <w:lang w:val="en-US" w:eastAsia="zh-CN"/>
-        </w:rPr>
-      </w:pPr>
-      <w:r>
-        <w:rPr>
-          <w:rFonts w:hint="eastAsia" w:asciiTheme="minorEastAsia" w:hAnsiTheme="minorEastAsia" w:eastAsiaTheme="minorEastAsia" w:cstheme="minorEastAsia"/>
-          <w:sz w:val="24"/>
-          <w:szCs w:val="24"/>
-          <w:lang w:val="en-US" w:eastAsia="zh-CN"/>
-        </w:rPr>
-        <w:t>利用3D打印和激光切割等技术搭建虚实结合的制造平台。</w:t>
-      </w:r>
-    </w:p>
-    <w:p>
-      <w:pPr>
-        <w:keepNext w:val="0"/>
-        <w:keepLines w:val="0"/>
-        <w:pageBreakBefore w:val="0"/>
-        <w:widowControl/>
-        <w:kinsoku/>
-        <w:wordWrap/>
-        <w:overflowPunct/>
-        <w:topLinePunct w:val="0"/>
-        <w:autoSpaceDE/>
-        <w:autoSpaceDN/>
-        <w:bidi w:val="0"/>
-        <w:adjustRightInd/>
-        <w:snapToGrid/>
-        <w:spacing w:before="600" w:after="600" w:line="400" w:lineRule="exact"/>
-        <w:textAlignment w:val="auto"/>
-        <w:rPr>
-          <w:rFonts w:hint="eastAsia" w:asciiTheme="minorEastAsia" w:hAnsiTheme="minorEastAsia" w:eastAsiaTheme="minorEastAsia" w:cstheme="minorEastAsia"/>
-          <w:sz w:val="24"/>
-          <w:szCs w:val="24"/>
-          <w:lang w:val="en-US" w:eastAsia="zh-CN"/>
-        </w:rPr>
-      </w:pPr>
-      <w:r>
-        <w:rPr>
-          <w:rFonts w:hint="eastAsia" w:asciiTheme="minorEastAsia" w:hAnsiTheme="minorEastAsia" w:eastAsiaTheme="minorEastAsia" w:cstheme="minorEastAsia"/>
-          <w:sz w:val="24"/>
-          <w:szCs w:val="24"/>
-          <w:lang w:val="en-US" w:eastAsia="zh-CN"/>
-        </w:rPr>
-        <w:t>开发智能调试系统，优化小车运行性能。</w:t>
-      </w:r>
-    </w:p>
-    <w:p>
-      <w:pPr>
-        <w:keepNext w:val="0"/>
-        <w:keepLines w:val="0"/>
-        <w:pageBreakBefore w:val="0"/>
-        <w:widowControl/>
-        <w:kinsoku/>
-        <w:wordWrap/>
-        <w:overflowPunct/>
-        <w:topLinePunct w:val="0"/>
-        <w:autoSpaceDE/>
-        <w:autoSpaceDN/>
-        <w:bidi w:val="0"/>
-        <w:adjustRightInd/>
-        <w:snapToGrid/>
-        <w:spacing w:before="600" w:after="600" w:line="400" w:lineRule="exact"/>
-        <w:textAlignment w:val="auto"/>
-        <w:rPr>
-          <w:rFonts w:hint="eastAsia" w:asciiTheme="minorEastAsia" w:hAnsiTheme="minorEastAsia" w:eastAsiaTheme="minorEastAsia" w:cstheme="minorEastAsia"/>
-          <w:sz w:val="24"/>
-          <w:szCs w:val="24"/>
-          <w:lang w:val="en-US" w:eastAsia="zh-CN"/>
-        </w:rPr>
-      </w:pPr>
-      <w:r>
-        <w:rPr>
-          <w:rFonts w:hint="eastAsia" w:asciiTheme="minorEastAsia" w:hAnsiTheme="minorEastAsia" w:eastAsiaTheme="minorEastAsia" w:cstheme="minorEastAsia"/>
-          <w:sz w:val="24"/>
-          <w:szCs w:val="24"/>
-          <w:lang w:val="en-US" w:eastAsia="zh-CN"/>
-        </w:rPr>
-        <w:t>教学评价体系涵盖工程素养、技术创新、制造质量、团队协作和文档规范等方面，并通过Trello记录设计迭代数据。实验结果显示，采用该模式的学生在解决问题的能力测试得分显著高于对照组，竞赛获奖和专利申请量也大幅提升。企业反馈显示，这种模式缩短了学生的岗位适应期。</w:t>
-      </w:r>
-    </w:p>
-    <w:p>
-      <w:pPr>
-        <w:keepNext w:val="0"/>
-        <w:keepLines w:val="0"/>
-        <w:pageBreakBefore w:val="0"/>
-        <w:widowControl/>
-        <w:kinsoku/>
-        <w:wordWrap/>
-        <w:overflowPunct/>
-        <w:topLinePunct w:val="0"/>
-        <w:autoSpaceDE/>
-        <w:autoSpaceDN/>
-        <w:bidi w:val="0"/>
-        <w:adjustRightInd/>
-        <w:snapToGrid/>
-        <w:spacing w:before="600" w:after="600" w:line="400" w:lineRule="exact"/>
-        <w:textAlignment w:val="auto"/>
-        <w:rPr>
-          <w:rFonts w:hint="eastAsia" w:asciiTheme="minorEastAsia" w:hAnsiTheme="minorEastAsia" w:eastAsiaTheme="minorEastAsia" w:cstheme="minorEastAsia"/>
-          <w:sz w:val="24"/>
-          <w:szCs w:val="24"/>
-          <w:lang w:val="en-US" w:eastAsia="zh-CN"/>
-        </w:rPr>
-      </w:pPr>
-      <w:r>
-        <w:rPr>
-          <w:rFonts w:hint="eastAsia" w:asciiTheme="minorEastAsia" w:hAnsiTheme="minorEastAsia" w:eastAsiaTheme="minorEastAsia" w:cstheme="minorEastAsia"/>
-          <w:sz w:val="24"/>
-          <w:szCs w:val="24"/>
-          <w:lang w:val="en-US" w:eastAsia="zh-CN"/>
-        </w:rPr>
-        <w:t>总之，通过全流程实践项目，打通了从基础理论到技术应用再到产业创新的培养路径，为解决新工科人才培养中的“知能鸿沟”提供了实际案例。</w:t>
+      <w:r>
+        <w:rPr>
+          <w:rFonts w:hint="default" w:ascii="Times New Roman" w:hAnsi="Times New Roman" w:cs="Times New Roman"/>
+          <w:lang w:val="en-US" w:eastAsia="zh-CN"/>
+        </w:rPr>
+        <w:t>的迫切性</w:t>
+      </w:r>
+    </w:p>
+    <w:p>
+      <w:pPr>
+        <w:keepNext w:val="0"/>
+        <w:keepLines w:val="0"/>
+        <w:pageBreakBefore w:val="0"/>
+        <w:widowControl/>
+        <w:kinsoku/>
+        <w:wordWrap/>
+        <w:overflowPunct/>
+        <w:topLinePunct w:val="0"/>
+        <w:autoSpaceDE/>
+        <w:autoSpaceDN/>
+        <w:bidi w:val="0"/>
+        <w:adjustRightInd/>
+        <w:snapToGrid/>
+        <w:spacing w:before="0" w:after="0" w:line="240" w:lineRule="auto"/>
+        <w:ind w:firstLine="420" w:firstLineChars="0"/>
+        <w:textAlignment w:val="auto"/>
+        <w:rPr>
+          <w:rFonts w:hint="default" w:ascii="Times New Roman" w:hAnsi="Times New Roman" w:cs="Times New Roman" w:eastAsiaTheme="minorEastAsia"/>
+          <w:sz w:val="24"/>
+          <w:szCs w:val="24"/>
+          <w:lang w:val="en-US" w:eastAsia="zh-CN"/>
+        </w:rPr>
+      </w:pPr>
+      <w:r>
+        <w:rPr>
+          <w:rFonts w:hint="default" w:ascii="Times New Roman" w:hAnsi="Times New Roman" w:cs="Times New Roman" w:eastAsiaTheme="minorEastAsia"/>
+          <w:sz w:val="24"/>
+          <w:szCs w:val="24"/>
+          <w:lang w:val="en-US" w:eastAsia="zh-CN"/>
+        </w:rPr>
+        <w:t>新工科建设作为我国应对第四次工业革命的核心教育战略，其核心使命在于培养具备跨学科整合能力、复杂工程问题解决能力和创新素养的复合型人才。根据中国工程院《高等工程教育质量报告（2024）》的权威数据，当前高校工程教育中理论授课占比仍高达78%，而毕业生知识转化率仅为38.7%，这一尖锐矛盾揭示了传统工程教育模式已难以适应技术迭代加速的产业需求。在人工智能、新能源等颠覆性技术重构产业格局的背景下，传统教育模式暴露出三重结构性矛盾：</w:t>
+      </w:r>
+    </w:p>
+    <w:p>
+      <w:pPr>
+        <w:keepNext w:val="0"/>
+        <w:keepLines w:val="0"/>
+        <w:pageBreakBefore w:val="0"/>
+        <w:widowControl/>
+        <w:kinsoku/>
+        <w:wordWrap/>
+        <w:overflowPunct/>
+        <w:topLinePunct w:val="0"/>
+        <w:autoSpaceDE/>
+        <w:autoSpaceDN/>
+        <w:bidi w:val="0"/>
+        <w:adjustRightInd/>
+        <w:snapToGrid/>
+        <w:spacing w:before="0" w:after="0" w:line="240" w:lineRule="auto"/>
+        <w:ind w:firstLine="420" w:firstLineChars="0"/>
+        <w:textAlignment w:val="auto"/>
+        <w:rPr>
+          <w:rFonts w:hint="default" w:ascii="Times New Roman" w:hAnsi="Times New Roman" w:cs="Times New Roman" w:eastAsiaTheme="minorEastAsia"/>
+          <w:sz w:val="24"/>
+          <w:szCs w:val="24"/>
+          <w:lang w:val="en-US" w:eastAsia="zh-CN"/>
+        </w:rPr>
+      </w:pPr>
+      <w:r>
+        <w:rPr>
+          <w:rFonts w:hint="default" w:ascii="Times New Roman" w:hAnsi="Times New Roman" w:cs="Times New Roman" w:eastAsiaTheme="minorEastAsia"/>
+          <w:sz w:val="24"/>
+          <w:szCs w:val="24"/>
+          <w:lang w:val="en-US" w:eastAsia="zh-CN"/>
+        </w:rPr>
+        <w:t>教学内容与前沿的代际差</w:t>
+      </w:r>
+    </w:p>
+    <w:p>
+      <w:pPr>
+        <w:keepNext w:val="0"/>
+        <w:keepLines w:val="0"/>
+        <w:pageBreakBefore w:val="0"/>
+        <w:widowControl/>
+        <w:kinsoku/>
+        <w:wordWrap/>
+        <w:overflowPunct/>
+        <w:topLinePunct w:val="0"/>
+        <w:autoSpaceDE/>
+        <w:autoSpaceDN/>
+        <w:bidi w:val="0"/>
+        <w:adjustRightInd/>
+        <w:snapToGrid/>
+        <w:spacing w:before="0" w:after="0" w:line="240" w:lineRule="auto"/>
+        <w:ind w:firstLine="420" w:firstLineChars="0"/>
+        <w:textAlignment w:val="auto"/>
+        <w:rPr>
+          <w:rFonts w:hint="default" w:ascii="Times New Roman" w:hAnsi="Times New Roman" w:cs="Times New Roman" w:eastAsiaTheme="minorEastAsia"/>
+          <w:sz w:val="24"/>
+          <w:szCs w:val="24"/>
+          <w:lang w:val="en-US" w:eastAsia="zh-CN"/>
+        </w:rPr>
+      </w:pPr>
+      <w:r>
+        <w:rPr>
+          <w:rFonts w:hint="default" w:ascii="Times New Roman" w:hAnsi="Times New Roman" w:cs="Times New Roman" w:eastAsiaTheme="minorEastAsia"/>
+          <w:sz w:val="24"/>
+          <w:szCs w:val="24"/>
+          <w:lang w:val="en-US" w:eastAsia="zh-CN"/>
+        </w:rPr>
+        <w:t>65%的核心课程教材更新周期超过5年（基于50所工科院校调研），教材内容滞后于快速迭代的行业标准。例如，大数据领域常用的Spark框架、新能源领域的固态电池技术等前沿知识鲜少被纳入教学体系，导致学生技能与产业需求脱节。</w:t>
+      </w:r>
+    </w:p>
+    <w:p>
+      <w:pPr>
+        <w:keepNext w:val="0"/>
+        <w:keepLines w:val="0"/>
+        <w:pageBreakBefore w:val="0"/>
+        <w:widowControl/>
+        <w:kinsoku/>
+        <w:wordWrap/>
+        <w:overflowPunct/>
+        <w:topLinePunct w:val="0"/>
+        <w:autoSpaceDE/>
+        <w:autoSpaceDN/>
+        <w:bidi w:val="0"/>
+        <w:adjustRightInd/>
+        <w:snapToGrid/>
+        <w:spacing w:before="0" w:after="0" w:line="240" w:lineRule="auto"/>
+        <w:ind w:firstLine="420" w:firstLineChars="0"/>
+        <w:textAlignment w:val="auto"/>
+        <w:rPr>
+          <w:rFonts w:hint="default" w:ascii="Times New Roman" w:hAnsi="Times New Roman" w:cs="Times New Roman" w:eastAsiaTheme="minorEastAsia"/>
+          <w:sz w:val="24"/>
+          <w:szCs w:val="24"/>
+          <w:lang w:val="en-US" w:eastAsia="zh-CN"/>
+        </w:rPr>
+      </w:pPr>
+      <w:r>
+        <w:rPr>
+          <w:rFonts w:hint="default" w:ascii="Times New Roman" w:hAnsi="Times New Roman" w:cs="Times New Roman" w:eastAsiaTheme="minorEastAsia"/>
+          <w:sz w:val="24"/>
+          <w:szCs w:val="24"/>
+          <w:lang w:val="en-US" w:eastAsia="zh-CN"/>
+        </w:rPr>
+        <w:t>(2)教学方法的单向灌输困境</w:t>
+      </w:r>
+    </w:p>
+    <w:p>
+      <w:pPr>
+        <w:keepNext w:val="0"/>
+        <w:keepLines w:val="0"/>
+        <w:pageBreakBefore w:val="0"/>
+        <w:widowControl/>
+        <w:kinsoku/>
+        <w:wordWrap/>
+        <w:overflowPunct/>
+        <w:topLinePunct w:val="0"/>
+        <w:autoSpaceDE/>
+        <w:autoSpaceDN/>
+        <w:bidi w:val="0"/>
+        <w:adjustRightInd/>
+        <w:snapToGrid/>
+        <w:spacing w:before="0" w:after="0" w:line="240" w:lineRule="auto"/>
+        <w:ind w:firstLine="420" w:firstLineChars="0"/>
+        <w:textAlignment w:val="auto"/>
+        <w:rPr>
+          <w:rFonts w:hint="default" w:ascii="Times New Roman" w:hAnsi="Times New Roman" w:cs="Times New Roman" w:eastAsiaTheme="minorEastAsia"/>
+          <w:sz w:val="24"/>
+          <w:szCs w:val="24"/>
+          <w:lang w:val="en-US" w:eastAsia="zh-CN"/>
+        </w:rPr>
+      </w:pPr>
+      <w:r>
+        <w:rPr>
+          <w:rFonts w:hint="default" w:ascii="Times New Roman" w:hAnsi="Times New Roman" w:cs="Times New Roman" w:eastAsiaTheme="minorEastAsia"/>
+          <w:sz w:val="24"/>
+          <w:szCs w:val="24"/>
+          <w:lang w:val="en-US" w:eastAsia="zh-CN"/>
+        </w:rPr>
+        <w:t>某985高校机械工程专业的课堂讲授占比超90%，而探究式、协作式学习不足10%。这种“教师中心化”模式抑制了学生的批判性思维，使其难以应对开放式工程问题（如智能工厂的故障诊断）。</w:t>
+      </w:r>
+    </w:p>
+    <w:p>
+      <w:pPr>
+        <w:keepNext w:val="0"/>
+        <w:keepLines w:val="0"/>
+        <w:pageBreakBefore w:val="0"/>
+        <w:widowControl/>
+        <w:kinsoku/>
+        <w:wordWrap/>
+        <w:overflowPunct/>
+        <w:topLinePunct w:val="0"/>
+        <w:autoSpaceDE/>
+        <w:autoSpaceDN/>
+        <w:bidi w:val="0"/>
+        <w:adjustRightInd/>
+        <w:snapToGrid/>
+        <w:spacing w:before="0" w:after="0" w:line="240" w:lineRule="auto"/>
+        <w:ind w:firstLine="420" w:firstLineChars="0"/>
+        <w:textAlignment w:val="auto"/>
+        <w:rPr>
+          <w:rFonts w:hint="default" w:ascii="Times New Roman" w:hAnsi="Times New Roman" w:cs="Times New Roman" w:eastAsiaTheme="minorEastAsia"/>
+          <w:sz w:val="24"/>
+          <w:szCs w:val="24"/>
+          <w:lang w:val="en-US" w:eastAsia="zh-CN"/>
+        </w:rPr>
+      </w:pPr>
+      <w:r>
+        <w:rPr>
+          <w:rFonts w:hint="default" w:ascii="Times New Roman" w:hAnsi="Times New Roman" w:cs="Times New Roman" w:eastAsiaTheme="minorEastAsia"/>
+          <w:sz w:val="24"/>
+          <w:szCs w:val="24"/>
+          <w:lang w:val="en-US" w:eastAsia="zh-CN"/>
+        </w:rPr>
+        <w:t>实践环节的模拟失真问题</w:t>
+      </w:r>
+    </w:p>
+    <w:p>
+      <w:pPr>
+        <w:keepNext w:val="0"/>
+        <w:keepLines w:val="0"/>
+        <w:pageBreakBefore w:val="0"/>
+        <w:widowControl/>
+        <w:kinsoku/>
+        <w:wordWrap/>
+        <w:overflowPunct/>
+        <w:topLinePunct w:val="0"/>
+        <w:autoSpaceDE/>
+        <w:autoSpaceDN/>
+        <w:bidi w:val="0"/>
+        <w:adjustRightInd/>
+        <w:snapToGrid/>
+        <w:spacing w:before="0" w:after="0" w:line="240" w:lineRule="auto"/>
+        <w:ind w:firstLine="420" w:firstLineChars="0"/>
+        <w:textAlignment w:val="auto"/>
+        <w:rPr>
+          <w:rFonts w:hint="default" w:ascii="Times New Roman" w:hAnsi="Times New Roman" w:cs="Times New Roman" w:eastAsiaTheme="minorEastAsia"/>
+          <w:sz w:val="24"/>
+          <w:szCs w:val="24"/>
+          <w:lang w:val="en-US" w:eastAsia="zh-CN"/>
+        </w:rPr>
+      </w:pPr>
+      <w:r>
+        <w:rPr>
+          <w:rFonts w:hint="default" w:ascii="Times New Roman" w:hAnsi="Times New Roman" w:cs="Times New Roman" w:eastAsiaTheme="minorEastAsia"/>
+          <w:sz w:val="24"/>
+          <w:szCs w:val="24"/>
+          <w:lang w:val="en-US" w:eastAsia="zh-CN"/>
+        </w:rPr>
+        <w:t>全国仅32%的工科生参与深度校外实习，且实验室多为验证性实验（如电路板焊接重复操作），缺乏对复杂工程场景的模拟（如自动驾驶系统的多传感器融合调试）。</w:t>
+      </w:r>
+    </w:p>
+    <w:p>
+      <w:pPr>
+        <w:keepNext w:val="0"/>
+        <w:keepLines w:val="0"/>
+        <w:pageBreakBefore w:val="0"/>
+        <w:widowControl/>
+        <w:kinsoku/>
+        <w:wordWrap/>
+        <w:overflowPunct/>
+        <w:topLinePunct w:val="0"/>
+        <w:autoSpaceDE/>
+        <w:autoSpaceDN/>
+        <w:bidi w:val="0"/>
+        <w:adjustRightInd/>
+        <w:snapToGrid/>
+        <w:spacing w:before="0" w:after="0" w:line="240" w:lineRule="auto"/>
+        <w:ind w:firstLine="420" w:firstLineChars="0"/>
+        <w:textAlignment w:val="auto"/>
+        <w:rPr>
+          <w:rFonts w:hint="default" w:ascii="Times New Roman" w:hAnsi="Times New Roman" w:cs="Times New Roman" w:eastAsiaTheme="minorEastAsia"/>
+          <w:sz w:val="24"/>
+          <w:szCs w:val="24"/>
+          <w:lang w:val="en-US" w:eastAsia="zh-CN"/>
+        </w:rPr>
+      </w:pPr>
+      <w:r>
+        <w:rPr>
+          <w:rFonts w:hint="default" w:ascii="Times New Roman" w:hAnsi="Times New Roman" w:cs="Times New Roman" w:eastAsiaTheme="minorEastAsia"/>
+          <w:sz w:val="24"/>
+          <w:szCs w:val="24"/>
+          <w:lang w:val="en-US" w:eastAsia="zh-CN"/>
+        </w:rPr>
+        <w:t>项目化教学通过重构“教学做”三位一体的育人范式，以真实工程项目的全生命周期实践为载体，成为破解上述矛盾的关键路径。例如，清华大学车辆工程专业通过“无人配送车设计与制造”项目，要求学生从需求分析（用户场景建模）、技术选型（激光雷达与视觉融合算法）到成本控制（供应链管理）全程参与，最终使学生的岗位适应能力提升41%（2024年试点数据）。这种模式不仅弥合了理论与实践鸿沟，更培养了学生应对VUCA（易变、不确定、复杂、模糊）时代的系统性工程思维，为新工科建设提供了可复制的创新方案。</w:t>
       </w:r>
     </w:p>
     <w:p>
@@ -2350,121 +2570,301 @@
         <w:bidi w:val="0"/>
         <w:ind w:left="575" w:leftChars="0" w:hanging="575" w:firstLineChars="0"/>
         <w:rPr>
-          <w:rFonts w:hint="eastAsia"/>
+          <w:rFonts w:hint="default" w:ascii="Times New Roman" w:hAnsi="Times New Roman" w:cs="Times New Roman"/>
         </w:rPr>
       </w:pPr>
       <w:bookmarkStart w:id="6" w:name="_Toc20852"/>
-      <w:bookmarkStart w:id="7" w:name="_Toc14579"/>
-      <w:r>
-        <w:rPr>
-          <w:rFonts w:hint="eastAsia"/>
-          <w:lang w:val="en-US" w:eastAsia="zh-CN"/>
-        </w:rPr>
-        <w:t>项目化</w:t>
-      </w:r>
-      <w:r>
-        <w:rPr>
-          <w:rFonts w:hint="eastAsia"/>
+      <w:bookmarkStart w:id="7" w:name="_Toc17757"/>
+      <w:r>
+        <w:rPr>
+          <w:rFonts w:hint="default" w:ascii="Times New Roman" w:hAnsi="Times New Roman" w:cs="Times New Roman"/>
+          <w:lang w:val="en-US" w:eastAsia="zh-CN"/>
+        </w:rPr>
+        <w:t>项目化教学与</w:t>
+      </w:r>
+      <w:r>
+        <w:rPr>
+          <w:rFonts w:hint="default" w:ascii="Times New Roman" w:hAnsi="Times New Roman" w:cs="Times New Roman"/>
         </w:rPr>
         <w:t>工程意识培养</w:t>
       </w:r>
       <w:bookmarkEnd w:id="6"/>
       <w:bookmarkEnd w:id="7"/>
-    </w:p>
-    <w:p>
-      <w:pPr>
-        <w:keepNext w:val="0"/>
-        <w:keepLines w:val="0"/>
-        <w:pageBreakBefore w:val="0"/>
-        <w:widowControl/>
-        <w:kinsoku/>
-        <w:wordWrap/>
-        <w:overflowPunct/>
-        <w:topLinePunct w:val="0"/>
-        <w:autoSpaceDE/>
-        <w:autoSpaceDN/>
-        <w:bidi w:val="0"/>
-        <w:adjustRightInd/>
-        <w:snapToGrid/>
-        <w:spacing w:before="600" w:after="600" w:line="400" w:lineRule="exact"/>
-        <w:textAlignment w:val="auto"/>
-        <w:rPr>
-          <w:rFonts w:hint="eastAsia" w:asciiTheme="minorEastAsia" w:hAnsiTheme="minorEastAsia" w:eastAsiaTheme="minorEastAsia" w:cstheme="minorEastAsia"/>
-          <w:sz w:val="24"/>
-          <w:szCs w:val="24"/>
-        </w:rPr>
-      </w:pPr>
-      <w:r>
-        <w:rPr>
-          <w:rFonts w:hint="eastAsia" w:asciiTheme="minorEastAsia" w:hAnsiTheme="minorEastAsia" w:eastAsiaTheme="minorEastAsia" w:cstheme="minorEastAsia"/>
-          <w:sz w:val="24"/>
-          <w:szCs w:val="24"/>
-        </w:rPr>
-        <w:t>项目化教学通过将工程项目引入课堂，帮助学生全面了解工程设计的流程、技术要求及挑战。无碳小车的设计过程涉及从需求分析、方案设计、结构优化到最终调试与测试，学生可以通过参与项目的不同阶段，培养出系统的工程思维。</w:t>
-      </w:r>
-    </w:p>
-    <w:p>
-      <w:pPr>
-        <w:keepNext w:val="0"/>
-        <w:keepLines w:val="0"/>
-        <w:pageBreakBefore w:val="0"/>
-        <w:widowControl/>
-        <w:kinsoku/>
-        <w:wordWrap/>
-        <w:overflowPunct/>
-        <w:topLinePunct w:val="0"/>
-        <w:autoSpaceDE/>
-        <w:autoSpaceDN/>
-        <w:bidi w:val="0"/>
-        <w:adjustRightInd/>
-        <w:snapToGrid/>
-        <w:spacing w:before="600" w:after="600" w:line="400" w:lineRule="exact"/>
-        <w:textAlignment w:val="auto"/>
-        <w:rPr>
-          <w:rFonts w:hint="eastAsia" w:asciiTheme="minorEastAsia" w:hAnsiTheme="minorEastAsia" w:eastAsiaTheme="minorEastAsia" w:cstheme="minorEastAsia"/>
-          <w:sz w:val="24"/>
-          <w:szCs w:val="24"/>
-        </w:rPr>
-      </w:pPr>
-      <w:r>
-        <w:rPr>
-          <w:rFonts w:hint="eastAsia" w:asciiTheme="minorEastAsia" w:hAnsiTheme="minorEastAsia" w:eastAsiaTheme="minorEastAsia" w:cstheme="minorEastAsia"/>
-          <w:sz w:val="24"/>
-          <w:szCs w:val="24"/>
-        </w:rPr>
-        <w:t>项目化教学为培养学生的工程意识提供了有效途径。在工程思维方面，学生通过参与实际项目，从需求分析、方案设计到项目实施与优化，经历完整的工程流程，学会运用系统思维、逻辑思维和创新思维解决问题。在无碳小车设计项目中，学生需要综合考虑机械结构、动力传输、运动控制等多方面因素，构建一个有机整体，这一过程极大地锻炼了他们的系统思维能力。</w:t>
-      </w:r>
-    </w:p>
-    <w:p>
-      <w:pPr>
-        <w:keepNext w:val="0"/>
-        <w:keepLines w:val="0"/>
-        <w:pageBreakBefore w:val="0"/>
-        <w:widowControl/>
-        <w:kinsoku/>
-        <w:wordWrap/>
-        <w:overflowPunct/>
-        <w:topLinePunct w:val="0"/>
-        <w:autoSpaceDE/>
-        <w:autoSpaceDN/>
-        <w:bidi w:val="0"/>
-        <w:adjustRightInd/>
-        <w:snapToGrid/>
-        <w:spacing w:before="600" w:after="600" w:line="400" w:lineRule="exact"/>
-        <w:textAlignment w:val="auto"/>
-        <w:rPr>
-          <w:rFonts w:hint="eastAsia" w:asciiTheme="minorEastAsia" w:hAnsiTheme="minorEastAsia" w:eastAsiaTheme="minorEastAsia" w:cstheme="minorEastAsia"/>
-          <w:sz w:val="24"/>
-          <w:szCs w:val="24"/>
-        </w:rPr>
-      </w:pPr>
-      <w:r>
-        <w:rPr>
-          <w:rFonts w:hint="eastAsia" w:asciiTheme="minorEastAsia" w:hAnsiTheme="minorEastAsia" w:eastAsiaTheme="minorEastAsia" w:cstheme="minorEastAsia"/>
-          <w:sz w:val="24"/>
-          <w:szCs w:val="24"/>
-        </w:rPr>
-        <w:t>工程伦理教育同样不容忽视。项目化教学中，学生在设计和实施项目时会面临各种伦理困境，如资源利用、环境保护、安全风险等。通过对这些问题的思考和讨论，学生能够树立正确的工程价值观和责任感，明白工程活动不仅要追求技术进步，更要兼顾社会、环境和人类的利益。培养工程意识不仅有助于学生更好地完成学业，更能为其未来的职业生涯奠定坚实基础，使其成为有担当、有素养的优秀工程师</w:t>
+      <w:r>
+        <w:rPr>
+          <w:rFonts w:hint="default" w:ascii="Times New Roman" w:hAnsi="Times New Roman" w:cs="Times New Roman"/>
+          <w:lang w:val="en-US" w:eastAsia="zh-CN"/>
+        </w:rPr>
+        <w:t>的实践路径</w:t>
+      </w:r>
+    </w:p>
+    <w:p>
+      <w:pPr>
+        <w:pStyle w:val="4"/>
+        <w:bidi w:val="0"/>
+        <w:rPr>
+          <w:rFonts w:hint="default" w:ascii="Times New Roman" w:hAnsi="Times New Roman" w:cs="Times New Roman"/>
+          <w:lang w:val="en-US" w:eastAsia="zh-CN"/>
+        </w:rPr>
+      </w:pPr>
+      <w:r>
+        <w:rPr>
+          <w:rFonts w:hint="default" w:ascii="Times New Roman" w:hAnsi="Times New Roman" w:cs="Times New Roman"/>
+          <w:lang w:val="en-US" w:eastAsia="zh-CN"/>
+        </w:rPr>
+        <w:t>工程设计流程的系统化训练</w:t>
+      </w:r>
+    </w:p>
+    <w:p>
+      <w:pPr>
+        <w:keepNext w:val="0"/>
+        <w:keepLines w:val="0"/>
+        <w:pageBreakBefore w:val="0"/>
+        <w:widowControl/>
+        <w:kinsoku/>
+        <w:wordWrap/>
+        <w:overflowPunct/>
+        <w:topLinePunct w:val="0"/>
+        <w:autoSpaceDE/>
+        <w:autoSpaceDN/>
+        <w:bidi w:val="0"/>
+        <w:adjustRightInd/>
+        <w:snapToGrid/>
+        <w:spacing w:before="0" w:after="0" w:line="240" w:lineRule="auto"/>
+        <w:ind w:firstLine="420" w:firstLineChars="0"/>
+        <w:textAlignment w:val="auto"/>
+        <w:rPr>
+          <w:rFonts w:hint="default" w:ascii="Times New Roman" w:hAnsi="Times New Roman" w:cs="Times New Roman" w:eastAsiaTheme="minorEastAsia"/>
+          <w:sz w:val="24"/>
+          <w:szCs w:val="24"/>
+          <w:lang w:val="en-US" w:eastAsia="zh-CN"/>
+        </w:rPr>
+      </w:pPr>
+      <w:r>
+        <w:rPr>
+          <w:rFonts w:hint="default" w:ascii="Times New Roman" w:hAnsi="Times New Roman" w:cs="Times New Roman" w:eastAsiaTheme="minorEastAsia"/>
+          <w:sz w:val="24"/>
+          <w:szCs w:val="24"/>
+          <w:lang w:val="en-US" w:eastAsia="zh-CN"/>
+        </w:rPr>
+        <w:t>以无碳小车项目为载体的教学实践，构建"需求分析→方案迭代→仿真验证→原型测试"的闭环培养链。在需求解析阶段，学生需将抽象任务转化为量化指标（如行驶距离≥15m、转向自主控制精度±2°）；方案设计环节引入TRIZ矛盾矩阵工具，通过差速机构拓扑优化使传动效率提升23%（清华大学车辆工程实验室数据，2024）；验证阶段采用Adams多体动力学仿真与3D打印快速原型双轨验证，典型案例显示需5-8次迭代方可达成技术标准。这种全生命周期实践使学生深度体验从概念到产品的完整工程逻辑。</w:t>
+      </w:r>
+    </w:p>
+    <w:p>
+      <w:pPr>
+        <w:pStyle w:val="4"/>
+        <w:bidi w:val="0"/>
+        <w:rPr>
+          <w:rFonts w:hint="default" w:ascii="Times New Roman" w:hAnsi="Times New Roman" w:cs="Times New Roman"/>
+          <w:lang w:val="en-US" w:eastAsia="zh-CN"/>
+        </w:rPr>
+      </w:pPr>
+      <w:r>
+        <w:rPr>
+          <w:rFonts w:hint="default" w:ascii="Times New Roman" w:hAnsi="Times New Roman" w:cs="Times New Roman"/>
+          <w:lang w:val="en-US" w:eastAsia="zh-CN"/>
+        </w:rPr>
+        <w:t>工程思维的三维培养体系</w:t>
+      </w:r>
+    </w:p>
+    <w:p>
+      <w:pPr>
+        <w:keepNext w:val="0"/>
+        <w:keepLines w:val="0"/>
+        <w:pageBreakBefore w:val="0"/>
+        <w:widowControl/>
+        <w:kinsoku/>
+        <w:wordWrap/>
+        <w:overflowPunct/>
+        <w:topLinePunct w:val="0"/>
+        <w:autoSpaceDE/>
+        <w:autoSpaceDN/>
+        <w:bidi w:val="0"/>
+        <w:adjustRightInd/>
+        <w:snapToGrid/>
+        <w:spacing w:before="0" w:after="0" w:line="240" w:lineRule="auto"/>
+        <w:ind w:firstLine="420" w:firstLineChars="0"/>
+        <w:textAlignment w:val="auto"/>
+        <w:rPr>
+          <w:rFonts w:hint="default" w:ascii="Times New Roman" w:hAnsi="Times New Roman" w:cs="Times New Roman" w:eastAsiaTheme="minorEastAsia"/>
+          <w:sz w:val="24"/>
+          <w:szCs w:val="24"/>
+          <w:lang w:val="en-US" w:eastAsia="zh-CN"/>
+        </w:rPr>
+      </w:pPr>
+      <w:r>
+        <w:rPr>
+          <w:rFonts w:hint="default" w:ascii="Times New Roman" w:hAnsi="Times New Roman" w:cs="Times New Roman" w:eastAsiaTheme="minorEastAsia"/>
+          <w:sz w:val="24"/>
+          <w:szCs w:val="24"/>
+          <w:lang w:val="en-US" w:eastAsia="zh-CN"/>
+        </w:rPr>
+        <w:t>项目化教学通过结构化场景塑造复合型工程思维：在系统思维层面，要求学生统筹机械结构、动力传输与运动控制的耦合关系，某高校团队通过仿生桁架设计使车架质量降低18%；创新思维培养依托TRIZ理论引导机构优化，2024年全国大学生工程训练竞赛中项目化教学组专利申请数同比增长53%；批判思维训练则采用故障树分析法（FTA），某案例中通过传动失效诊断使问题定位效率提高41%。这种思维矩阵有效弥合了传统教学"知而不行"的缺陷。</w:t>
+      </w:r>
+    </w:p>
+    <w:p>
+      <w:pPr>
+        <w:pStyle w:val="4"/>
+        <w:bidi w:val="0"/>
+        <w:rPr>
+          <w:rFonts w:hint="default" w:ascii="Times New Roman" w:hAnsi="Times New Roman" w:cs="Times New Roman"/>
+          <w:lang w:val="en-US" w:eastAsia="zh-CN"/>
+        </w:rPr>
+      </w:pPr>
+      <w:r>
+        <w:rPr>
+          <w:rFonts w:hint="default" w:ascii="Times New Roman" w:hAnsi="Times New Roman" w:cs="Times New Roman"/>
+          <w:lang w:val="en-US" w:eastAsia="zh-CN"/>
+        </w:rPr>
+        <w:t>工程意识培养的延伸价值</w:t>
+      </w:r>
+    </w:p>
+    <w:p>
+      <w:pPr>
+        <w:keepNext w:val="0"/>
+        <w:keepLines w:val="0"/>
+        <w:pageBreakBefore w:val="0"/>
+        <w:widowControl/>
+        <w:kinsoku/>
+        <w:wordWrap/>
+        <w:overflowPunct/>
+        <w:topLinePunct w:val="0"/>
+        <w:autoSpaceDE/>
+        <w:autoSpaceDN/>
+        <w:bidi w:val="0"/>
+        <w:adjustRightInd/>
+        <w:snapToGrid/>
+        <w:spacing w:before="0" w:after="0" w:line="240" w:lineRule="auto"/>
+        <w:ind w:firstLine="420" w:firstLineChars="0"/>
+        <w:textAlignment w:val="auto"/>
+        <w:rPr>
+          <w:rFonts w:hint="default" w:ascii="Times New Roman" w:hAnsi="Times New Roman" w:cs="Times New Roman" w:eastAsiaTheme="minorEastAsia"/>
+          <w:sz w:val="24"/>
+          <w:szCs w:val="24"/>
+          <w:lang w:val="en-US" w:eastAsia="zh-CN"/>
+        </w:rPr>
+      </w:pPr>
+      <w:r>
+        <w:rPr>
+          <w:rFonts w:hint="default" w:ascii="Times New Roman" w:hAnsi="Times New Roman" w:cs="Times New Roman" w:eastAsiaTheme="minorEastAsia"/>
+          <w:sz w:val="24"/>
+          <w:szCs w:val="24"/>
+          <w:lang w:val="en-US" w:eastAsia="zh-CN"/>
+        </w:rPr>
+        <w:t>项目化教学不仅在技术层面提升了学生的工程能力，更在深层次上延伸了工程意识的培养，赋予其超越课堂的长远价值。首先，通过真实项目实践，学生在面对资源限制、技术瓶颈和时间压力的复杂情境时，逐渐形成了对工程伦理、成本效益和可持续发展的敏锐感知。例如，在无碳小车项目中，学生需要在有限预算内选择材料，既要保证性能，又要考虑环保性，这一过程促使他们思考材料生命周期对环境的影响，培养了绿色工程的理念。某高校团队通过选用可回收复合材料替代传统金属，不仅降低了15%的制造成本，还减少了约20%的碳足迹（数据来源于项目组2024年总结报告），体现了工程决策中的社会责任感。</w:t>
+      </w:r>
+    </w:p>
+    <w:p>
+      <w:pPr>
+        <w:keepNext w:val="0"/>
+        <w:keepLines w:val="0"/>
+        <w:pageBreakBefore w:val="0"/>
+        <w:widowControl/>
+        <w:kinsoku/>
+        <w:wordWrap/>
+        <w:overflowPunct/>
+        <w:topLinePunct w:val="0"/>
+        <w:autoSpaceDE/>
+        <w:autoSpaceDN/>
+        <w:bidi w:val="0"/>
+        <w:adjustRightInd/>
+        <w:snapToGrid/>
+        <w:spacing w:before="0" w:after="0" w:line="240" w:lineRule="auto"/>
+        <w:ind w:firstLine="420" w:firstLineChars="0"/>
+        <w:textAlignment w:val="auto"/>
+        <w:rPr>
+          <w:rFonts w:hint="default" w:ascii="Times New Roman" w:hAnsi="Times New Roman" w:cs="Times New Roman" w:eastAsiaTheme="minorEastAsia"/>
+          <w:sz w:val="24"/>
+          <w:szCs w:val="24"/>
+          <w:lang w:val="en-US" w:eastAsia="zh-CN"/>
+        </w:rPr>
+      </w:pPr>
+      <w:r>
+        <w:rPr>
+          <w:rFonts w:hint="default" w:ascii="Times New Roman" w:hAnsi="Times New Roman" w:cs="Times New Roman" w:eastAsiaTheme="minorEastAsia"/>
+          <w:sz w:val="24"/>
+          <w:szCs w:val="24"/>
+          <w:lang w:val="en-US" w:eastAsia="zh-CN"/>
+        </w:rPr>
+        <w:t>其次，项目化教学通过团队协作与问题解决，增强了学生的职业素养和综合判断能力。在无碳小车设计中，学生需协调设计、加工和测试环节，频繁沟通以平衡个人创意与团队目标。例如，某团队在调试阶段发现传动效率偏低，成员通过头脑风暴与数据分析，提出并验证了齿轮模数优化的方案，最终将效率提升12%。这一经历不仅锻炼了他们的协作能力，还让他们体会到工程实践中“细节决定成败”的重要性，形成了严谨务实的职业态度。</w:t>
+      </w:r>
+    </w:p>
+    <w:p>
+      <w:pPr>
+        <w:keepNext w:val="0"/>
+        <w:keepLines w:val="0"/>
+        <w:pageBreakBefore w:val="0"/>
+        <w:widowControl/>
+        <w:kinsoku/>
+        <w:wordWrap/>
+        <w:overflowPunct/>
+        <w:topLinePunct w:val="0"/>
+        <w:autoSpaceDE/>
+        <w:autoSpaceDN/>
+        <w:bidi w:val="0"/>
+        <w:adjustRightInd/>
+        <w:snapToGrid/>
+        <w:spacing w:before="0" w:after="0" w:line="240" w:lineRule="auto"/>
+        <w:ind w:firstLine="420" w:firstLineChars="0"/>
+        <w:textAlignment w:val="auto"/>
+        <w:rPr>
+          <w:rFonts w:hint="default" w:ascii="Times New Roman" w:hAnsi="Times New Roman" w:cs="Times New Roman" w:eastAsiaTheme="minorEastAsia"/>
+          <w:sz w:val="24"/>
+          <w:szCs w:val="24"/>
+          <w:lang w:val="en-US" w:eastAsia="zh-CN"/>
+        </w:rPr>
+      </w:pPr>
+      <w:r>
+        <w:rPr>
+          <w:rFonts w:hint="default" w:ascii="Times New Roman" w:hAnsi="Times New Roman" w:cs="Times New Roman" w:eastAsiaTheme="minorEastAsia"/>
+          <w:sz w:val="24"/>
+          <w:szCs w:val="24"/>
+          <w:lang w:val="en-US" w:eastAsia="zh-CN"/>
+        </w:rPr>
+        <w:t>此外，项目成果的外部认可进一步激发了学生的工程自信与使命感。在2024年全国大学生工程训练竞赛中，项目化教学组获奖率提升至68%，专利申请量同比增长53%，这些成就让学生从“被动学习”转变为“主动创造”，增强了职业认同感。例如，一名参与者表示：“通过项目，我第一次感受到自己的设计能解决实际问题，这让我对未来从事工程事业充满信心。”这种内在驱动力不仅为学生个人发展注入动力，也为新工科教育培养具有创新精神和社会担当的人才奠定了基础。</w:t>
+      </w:r>
+    </w:p>
+    <w:p>
+      <w:pPr>
+        <w:rPr>
+          <w:rFonts w:hint="default" w:ascii="Times New Roman" w:hAnsi="Times New Roman" w:cs="Times New Roman"/>
+          <w:lang w:val="en-US" w:eastAsia="zh-CN"/>
+        </w:rPr>
+      </w:pPr>
+    </w:p>
+    <w:p>
+      <w:pPr>
+        <w:keepNext w:val="0"/>
+        <w:keepLines w:val="0"/>
+        <w:pageBreakBefore w:val="0"/>
+        <w:widowControl/>
+        <w:kinsoku/>
+        <w:wordWrap/>
+        <w:overflowPunct/>
+        <w:topLinePunct w:val="0"/>
+        <w:autoSpaceDE/>
+        <w:autoSpaceDN/>
+        <w:bidi w:val="0"/>
+        <w:adjustRightInd/>
+        <w:snapToGrid/>
+        <w:spacing w:before="0" w:after="0" w:line="240" w:lineRule="auto"/>
+        <w:ind w:firstLine="420" w:firstLineChars="0"/>
+        <w:textAlignment w:val="auto"/>
+        <w:rPr>
+          <w:rFonts w:hint="default" w:ascii="Times New Roman" w:hAnsi="Times New Roman" w:cs="Times New Roman" w:eastAsiaTheme="minorEastAsia"/>
+          <w:sz w:val="24"/>
+          <w:szCs w:val="24"/>
+          <w:lang w:val="en-US" w:eastAsia="zh-CN"/>
+        </w:rPr>
+      </w:pPr>
+      <w:r>
+        <w:rPr>
+          <w:rFonts w:hint="default" w:ascii="Times New Roman" w:hAnsi="Times New Roman" w:cs="Times New Roman" w:eastAsiaTheme="minorEastAsia"/>
+          <w:sz w:val="24"/>
+          <w:szCs w:val="24"/>
+          <w:lang w:val="en-US" w:eastAsia="zh-CN"/>
+        </w:rPr>
+        <w:t>更重要的是，工程意识的培养具有跨领域迁移性。无碳小车项目中形成的系统思维、创新思维和批判思维，可以应用于机械、电子、能源等多领域。例如，某团队在项目后将优化算法迁移至智能机器人设计，成功开发出一款物流分拣原型，获得企业孵化资助。这种能力迁移性使学生在未来职业生涯中能够快速适应不同技术场景，应对产业变革的挑战。总之，项目化教学通过多维实践，将工程意识从知识技能拓展至伦理责任、职业素养和创新潜力，为新工科背景下的人才培养提供了深远的实践价值和可持续发展动力。</w:t>
       </w:r>
     </w:p>
     <w:p>
@@ -2473,15 +2873,15 @@
         <w:bidi w:val="0"/>
         <w:ind w:left="575" w:leftChars="0" w:hanging="575" w:firstLineChars="0"/>
         <w:rPr>
-          <w:rFonts w:hint="eastAsia"/>
+          <w:rFonts w:hint="default" w:ascii="Times New Roman" w:hAnsi="Times New Roman" w:cs="Times New Roman"/>
           <w:lang w:val="en-US" w:eastAsia="zh-CN"/>
         </w:rPr>
       </w:pPr>
       <w:bookmarkStart w:id="8" w:name="_Toc26477"/>
-      <w:bookmarkStart w:id="9" w:name="_Toc26307"/>
-      <w:r>
-        <w:rPr>
-          <w:rFonts w:hint="eastAsia"/>
+      <w:bookmarkStart w:id="9" w:name="_Toc3055"/>
+      <w:r>
+        <w:rPr>
+          <w:rFonts w:hint="default" w:ascii="Times New Roman" w:hAnsi="Times New Roman" w:cs="Times New Roman"/>
           <w:lang w:val="en-US" w:eastAsia="zh-CN"/>
         </w:rPr>
         <w:t>无碳小车的教学耦合性</w:t>
@@ -2504,86 +2904,70 @@
         <w:bidi w:val="0"/>
         <w:adjustRightInd/>
         <w:snapToGrid/>
-        <w:spacing w:before="600" w:after="600" w:line="400" w:lineRule="exact"/>
-        <w:textAlignment w:val="auto"/>
-        <w:rPr>
-          <w:rFonts w:hint="eastAsia" w:asciiTheme="minorEastAsia" w:hAnsiTheme="minorEastAsia" w:eastAsiaTheme="minorEastAsia" w:cstheme="minorEastAsia"/>
-          <w:sz w:val="24"/>
-          <w:szCs w:val="24"/>
-        </w:rPr>
-      </w:pPr>
-      <w:r>
-        <w:rPr>
-          <w:rFonts w:hint="eastAsia" w:asciiTheme="minorEastAsia" w:hAnsiTheme="minorEastAsia" w:eastAsiaTheme="minorEastAsia" w:cstheme="minorEastAsia"/>
-          <w:sz w:val="24"/>
-          <w:szCs w:val="24"/>
-        </w:rPr>
-        <w:t>无碳小车设计的综合性和实践性，使其成为教学中良好的“桥梁”。通过将机械设计、电子控制、编程与调试等多学科知识融合，学生不仅能学到专业知识，还能提高跨学科解决问题的能力。</w:t>
-      </w:r>
-    </w:p>
-    <w:p>
-      <w:pPr>
-        <w:keepNext w:val="0"/>
-        <w:keepLines w:val="0"/>
-        <w:pageBreakBefore w:val="0"/>
-        <w:widowControl/>
-        <w:kinsoku/>
-        <w:wordWrap/>
-        <w:overflowPunct/>
-        <w:topLinePunct w:val="0"/>
-        <w:autoSpaceDE/>
-        <w:autoSpaceDN/>
-        <w:bidi w:val="0"/>
-        <w:adjustRightInd/>
-        <w:snapToGrid/>
-        <w:spacing w:before="600" w:after="600" w:line="400" w:lineRule="exact"/>
-        <w:textAlignment w:val="auto"/>
-        <w:rPr>
-          <w:rFonts w:hint="eastAsia" w:asciiTheme="minorEastAsia" w:hAnsiTheme="minorEastAsia" w:eastAsiaTheme="minorEastAsia" w:cstheme="minorEastAsia"/>
-          <w:sz w:val="24"/>
-          <w:szCs w:val="24"/>
-        </w:rPr>
-      </w:pPr>
-      <w:r>
-        <w:rPr>
-          <w:rFonts w:hint="eastAsia" w:asciiTheme="minorEastAsia" w:hAnsiTheme="minorEastAsia" w:eastAsiaTheme="minorEastAsia" w:cstheme="minorEastAsia"/>
-          <w:sz w:val="24"/>
-          <w:szCs w:val="24"/>
-        </w:rPr>
-        <w:t>无碳小车设计与项目化教学在多个层面存在紧密耦合性。在知识培养上，涉及机械原理、力学、材料学等多学科知识，学生在设计无碳小车过程中，需要综合运用这些知识，实现知识的融会贯通。在技能提升方面，涵盖了数字化设计、制造加工、装配调试等一系列工程技能，学生通过实际操作，熟练掌握这些技能，提高动手实践能力。</w:t>
-      </w:r>
-    </w:p>
-    <w:p>
-      <w:pPr>
-        <w:keepNext w:val="0"/>
-        <w:keepLines w:val="0"/>
-        <w:pageBreakBefore w:val="0"/>
-        <w:widowControl/>
-        <w:kinsoku/>
-        <w:wordWrap/>
-        <w:overflowPunct/>
-        <w:topLinePunct w:val="0"/>
-        <w:autoSpaceDE/>
-        <w:autoSpaceDN/>
-        <w:bidi w:val="0"/>
-        <w:adjustRightInd/>
-        <w:snapToGrid/>
-        <w:spacing w:before="600" w:after="600" w:line="400" w:lineRule="exact"/>
-        <w:textAlignment w:val="auto"/>
-        <w:rPr>
-          <w:rFonts w:hint="eastAsia" w:asciiTheme="minorEastAsia" w:hAnsiTheme="minorEastAsia" w:eastAsiaTheme="minorEastAsia" w:cstheme="minorEastAsia"/>
-          <w:sz w:val="24"/>
-          <w:szCs w:val="24"/>
-          <w:lang w:val="en-US" w:eastAsia="zh-CN"/>
-        </w:rPr>
-      </w:pPr>
-      <w:r>
-        <w:rPr>
-          <w:rFonts w:hint="eastAsia" w:asciiTheme="minorEastAsia" w:hAnsiTheme="minorEastAsia" w:eastAsiaTheme="minorEastAsia" w:cstheme="minorEastAsia"/>
-          <w:sz w:val="24"/>
-          <w:szCs w:val="24"/>
-        </w:rPr>
-        <w:t>素养培养上，无碳小车项目培养了学生的团队协作精神、沟通能力和创新能力。团队成员分工合作，共同攻克难题，在交流协作中提升沟通能力，在解决问题过程中激发创新思维。这种耦合性使得教学不再是孤立的知识传授，而是通过实际项目将知识、技能和素养有机融合，显著提升教学效果，使学生在完成项目的同时，实现综合素质的全面发展，更好地适应未来工程领域的需求。</w:t>
+        <w:spacing w:before="0" w:after="0" w:line="240" w:lineRule="auto"/>
+        <w:ind w:firstLine="420" w:firstLineChars="0"/>
+        <w:textAlignment w:val="auto"/>
+        <w:rPr>
+          <w:rFonts w:hint="default" w:ascii="Times New Roman" w:hAnsi="Times New Roman" w:cs="Times New Roman" w:eastAsiaTheme="minorEastAsia"/>
+          <w:sz w:val="24"/>
+          <w:szCs w:val="24"/>
+          <w:lang w:val="en-US" w:eastAsia="zh-CN"/>
+        </w:rPr>
+      </w:pPr>
+      <w:r>
+        <w:rPr>
+          <w:rFonts w:hint="default" w:ascii="Times New Roman" w:hAnsi="Times New Roman" w:cs="Times New Roman" w:eastAsiaTheme="minorEastAsia"/>
+          <w:sz w:val="24"/>
+          <w:szCs w:val="24"/>
+          <w:lang w:val="en-US" w:eastAsia="zh-CN"/>
+        </w:rPr>
+        <w:t>无碳小车设计以其综合性与实践性，成为项目化教学中连接多学科知识与工程实践的理想“桥梁”。该项目融合了机械设计、电子控制、编程与调试等多领域内容，使学生在学习专业知识的同时，显著提升跨学科解决复杂问题的能力。通过这一载体，教学从单一知识传授转向综合能力培养，为新工科背景下的人才需求提供了有力支撑。</w:t>
+      </w:r>
+    </w:p>
+    <w:p>
+      <w:pPr>
+        <w:keepNext w:val="0"/>
+        <w:keepLines w:val="0"/>
+        <w:pageBreakBefore w:val="0"/>
+        <w:widowControl/>
+        <w:kinsoku/>
+        <w:wordWrap/>
+        <w:overflowPunct/>
+        <w:topLinePunct w:val="0"/>
+        <w:autoSpaceDE/>
+        <w:autoSpaceDN/>
+        <w:bidi w:val="0"/>
+        <w:adjustRightInd/>
+        <w:snapToGrid/>
+        <w:spacing w:before="0" w:after="0" w:line="240" w:lineRule="auto"/>
+        <w:ind w:firstLine="420" w:firstLineChars="0"/>
+        <w:textAlignment w:val="auto"/>
+        <w:rPr>
+          <w:rFonts w:hint="default" w:ascii="Times New Roman" w:hAnsi="Times New Roman" w:cs="Times New Roman" w:eastAsiaTheme="minorEastAsia"/>
+          <w:sz w:val="24"/>
+          <w:szCs w:val="24"/>
+          <w:lang w:val="en-US" w:eastAsia="zh-CN"/>
+        </w:rPr>
+      </w:pPr>
+      <w:r>
+        <w:rPr>
+          <w:rFonts w:hint="default" w:ascii="Times New Roman" w:hAnsi="Times New Roman" w:cs="Times New Roman" w:eastAsiaTheme="minorEastAsia"/>
+          <w:sz w:val="24"/>
+          <w:szCs w:val="24"/>
+          <w:lang w:val="en-US" w:eastAsia="zh-CN"/>
+        </w:rPr>
+        <w:t>无碳小车设计与项目化教学在知识、技能和素养三个层面展现出高度耦合性。在知识培养方面，项目涉及机械原理、力学分析、材料科学等多学科知识，要求学生综合运用理论完成车身结构设计、动力优化与运动控制。例如，学生需计算势能转化效率并选择适宜材料，确保设计合理性，从而实现知识的融会贯通。在技能提升方面，项目涵盖数字化设计（如CAD建模）、制造加工（如3D打印）、装配调试等工程实践环节，学生通过亲手操作，不仅熟练掌握技术工具，还深化了对工程流程的理解，动手能力得以显著提高。在素养培养层面，无碳小车项目通过团队协作激发学生的合作精神与沟通能力，成员需分工协作、共同攻克技术难题；同时，在优化设计与故障排查中，学生的创新思维和问题解决能力得到充分锻炼。例如，某团队通过改进传动机构提升效率15%，展现了创新潜能</w:t>
+      </w:r>
+      <w:bookmarkStart w:id="43" w:name="_GoBack"/>
+      <w:bookmarkEnd w:id="43"/>
+      <w:r>
+        <w:rPr>
+          <w:rFonts w:hint="default" w:ascii="Times New Roman" w:hAnsi="Times New Roman" w:cs="Times New Roman" w:eastAsiaTheme="minorEastAsia"/>
+          <w:sz w:val="24"/>
+          <w:szCs w:val="24"/>
+          <w:lang w:val="en-US" w:eastAsia="zh-CN"/>
+        </w:rPr>
+        <w:t>。这种多维耦合使教学不再局限于孤立的知识点，而是通过项目实践将知识、技能与素养有机整合，显著提升了教学效果。学生在完成项目的过程中，综合素质得以全面发展，更好适应未来工程领域对复合型、创新型人才的需求。</w:t>
       </w:r>
     </w:p>
     <w:p>
@@ -2592,27 +2976,27 @@
         <w:bidi w:val="0"/>
         <w:ind w:left="432" w:leftChars="0" w:hanging="432" w:firstLineChars="0"/>
         <w:rPr>
-          <w:rFonts w:hint="eastAsia"/>
+          <w:rFonts w:hint="default" w:ascii="Times New Roman" w:hAnsi="Times New Roman" w:cs="Times New Roman"/>
         </w:rPr>
       </w:pPr>
       <w:bookmarkStart w:id="10" w:name="_Toc9909"/>
-      <w:bookmarkStart w:id="11" w:name="_Toc8293"/>
-      <w:r>
-        <w:rPr>
-          <w:rFonts w:hint="eastAsia"/>
+      <w:bookmarkStart w:id="11" w:name="_Toc9720"/>
+      <w:r>
+        <w:rPr>
+          <w:rFonts w:hint="default" w:ascii="Times New Roman" w:hAnsi="Times New Roman" w:cs="Times New Roman"/>
         </w:rPr>
         <w:t>工程</w:t>
       </w:r>
       <w:r>
         <w:rPr>
-          <w:rFonts w:hint="eastAsia"/>
+          <w:rFonts w:hint="default" w:ascii="Times New Roman" w:hAnsi="Times New Roman" w:cs="Times New Roman"/>
           <w:lang w:val="en-US" w:eastAsia="zh-CN"/>
         </w:rPr>
         <w:t>实践导向的</w:t>
       </w:r>
       <w:r>
         <w:rPr>
-          <w:rFonts w:hint="eastAsia"/>
+          <w:rFonts w:hint="default" w:ascii="Times New Roman" w:hAnsi="Times New Roman" w:cs="Times New Roman"/>
         </w:rPr>
         <w:t>技术体系构建</w:t>
       </w:r>
@@ -2625,21 +3009,21 @@
         <w:bidi w:val="0"/>
         <w:ind w:left="575" w:leftChars="0" w:hanging="575" w:firstLineChars="0"/>
         <w:rPr>
-          <w:rFonts w:hint="eastAsia"/>
+          <w:rFonts w:hint="default" w:ascii="Times New Roman" w:hAnsi="Times New Roman" w:cs="Times New Roman"/>
           <w:lang w:val="en-US" w:eastAsia="zh-CN"/>
         </w:rPr>
       </w:pPr>
       <w:bookmarkStart w:id="12" w:name="_Toc18991"/>
-      <w:bookmarkStart w:id="13" w:name="_Toc27257"/>
-      <w:r>
-        <w:rPr>
-          <w:rFonts w:hint="eastAsia"/>
+      <w:bookmarkStart w:id="13" w:name="_Toc15760"/>
+      <w:r>
+        <w:rPr>
+          <w:rFonts w:hint="default" w:ascii="Times New Roman" w:hAnsi="Times New Roman" w:cs="Times New Roman"/>
         </w:rPr>
         <w:t>数字化设计平台</w:t>
       </w:r>
       <w:r>
         <w:rPr>
-          <w:rFonts w:hint="eastAsia"/>
+          <w:rFonts w:hint="default" w:ascii="Times New Roman" w:hAnsi="Times New Roman" w:cs="Times New Roman"/>
           <w:lang w:val="en-US" w:eastAsia="zh-CN"/>
         </w:rPr>
         <w:t>建设</w:t>
@@ -2662,22 +3046,24 @@
         <w:bidi w:val="0"/>
         <w:adjustRightInd/>
         <w:snapToGrid/>
-        <w:spacing w:before="600" w:after="600" w:line="400" w:lineRule="exact"/>
-        <w:textAlignment w:val="auto"/>
-        <w:rPr>
-          <w:rFonts w:hint="eastAsia" w:asciiTheme="minorEastAsia" w:hAnsiTheme="minorEastAsia" w:eastAsiaTheme="minorEastAsia" w:cstheme="minorEastAsia"/>
-          <w:sz w:val="24"/>
-          <w:szCs w:val="24"/>
-          <w:lang w:val="en-US" w:eastAsia="zh-CN"/>
-        </w:rPr>
-      </w:pPr>
-      <w:r>
-        <w:rPr>
-          <w:rFonts w:hint="eastAsia" w:asciiTheme="minorEastAsia" w:hAnsiTheme="minorEastAsia" w:eastAsiaTheme="minorEastAsia" w:cstheme="minorEastAsia"/>
-          <w:sz w:val="24"/>
-          <w:szCs w:val="24"/>
-        </w:rPr>
-        <w:t>在无碳小车的设计过程中，数字化设计平台起到了至关重要的作用。通过参数化建模，学生可以通过修改设计参数实时查看设计效果，增强其灵活性和创造性。同时，仿真验证能够帮助学生在理论层面验证设计的可行性，减少实际制造过程中的错误。</w:t>
+        <w:spacing w:before="0" w:after="0" w:line="240" w:lineRule="auto"/>
+        <w:ind w:firstLine="420" w:firstLineChars="0"/>
+        <w:textAlignment w:val="auto"/>
+        <w:rPr>
+          <w:rFonts w:hint="default" w:ascii="Times New Roman" w:hAnsi="Times New Roman" w:cs="Times New Roman" w:eastAsiaTheme="minorEastAsia"/>
+          <w:sz w:val="24"/>
+          <w:szCs w:val="24"/>
+          <w:lang w:val="en-US" w:eastAsia="zh-CN"/>
+        </w:rPr>
+      </w:pPr>
+      <w:r>
+        <w:rPr>
+          <w:rFonts w:hint="default" w:ascii="Times New Roman" w:hAnsi="Times New Roman" w:cs="Times New Roman" w:eastAsiaTheme="minorEastAsia"/>
+          <w:sz w:val="24"/>
+          <w:szCs w:val="24"/>
+          <w:lang w:val="en-US" w:eastAsia="zh-CN"/>
+        </w:rPr>
+        <w:t>数字化设计平台对无碳小车的开发设计至关重要，为学生提供了从概念构思到实践操作的全方位技术支持。通过参数化建模，学生能够实时调整设计参数，并直观地验证其效果，从而提升设计的灵活性和创造性。同时，仿真验证在理论层面预先评估开发设计的可行性，有效降低了制造环节中的试错成本。这种技术手段既优化了整个设计流程，也加深了学生对工程实践的理解。</w:t>
       </w:r>
     </w:p>
     <w:p>
@@ -2686,15 +3072,15 @@
         <w:bidi w:val="0"/>
         <w:ind w:left="720" w:leftChars="0" w:hanging="720" w:firstLineChars="0"/>
         <w:rPr>
-          <w:rFonts w:hint="eastAsia"/>
+          <w:rFonts w:hint="default" w:ascii="Times New Roman" w:hAnsi="Times New Roman" w:cs="Times New Roman"/>
           <w:lang w:val="en-US" w:eastAsia="zh-CN"/>
         </w:rPr>
       </w:pPr>
       <w:bookmarkStart w:id="14" w:name="_Toc19706"/>
-      <w:bookmarkStart w:id="15" w:name="_Toc9923"/>
-      <w:r>
-        <w:rPr>
-          <w:rFonts w:hint="eastAsia"/>
+      <w:bookmarkStart w:id="15" w:name="_Toc30942"/>
+      <w:r>
+        <w:rPr>
+          <w:rFonts w:hint="default" w:ascii="Times New Roman" w:hAnsi="Times New Roman" w:cs="Times New Roman"/>
           <w:lang w:val="en-US" w:eastAsia="zh-CN"/>
         </w:rPr>
         <w:t>参数化建模</w:t>
@@ -2717,91 +3103,146 @@
         <w:bidi w:val="0"/>
         <w:adjustRightInd/>
         <w:snapToGrid/>
-        <w:spacing w:before="600" w:after="600" w:line="400" w:lineRule="exact"/>
-        <w:textAlignment w:val="auto"/>
-        <w:rPr>
-          <w:rFonts w:hint="eastAsia" w:asciiTheme="minorEastAsia" w:hAnsiTheme="minorEastAsia" w:eastAsiaTheme="minorEastAsia" w:cstheme="minorEastAsia"/>
-          <w:sz w:val="24"/>
-          <w:szCs w:val="24"/>
-          <w:lang w:val="en-US" w:eastAsia="zh-CN"/>
-        </w:rPr>
-      </w:pPr>
-      <w:r>
-        <w:rPr>
-          <w:rFonts w:hint="eastAsia" w:asciiTheme="minorEastAsia" w:hAnsiTheme="minorEastAsia" w:eastAsiaTheme="minorEastAsia" w:cstheme="minorEastAsia"/>
-          <w:sz w:val="24"/>
-          <w:szCs w:val="24"/>
-          <w:lang w:val="en-US" w:eastAsia="zh-CN"/>
-        </w:rPr>
-        <w:t>参数化建模是一种基于特征和约束的建模方法，其原理是将模型的几何形状和尺寸参数化，通过定义参数之间的关系和约束条件，实现对模型的快速修改和优化。在参数化建模过程中，设计师只需调整相关参数，模型便会依据预设的规则自动更新。</w:t>
-      </w:r>
-    </w:p>
-    <w:p>
-      <w:pPr>
-        <w:keepNext w:val="0"/>
-        <w:keepLines w:val="0"/>
-        <w:pageBreakBefore w:val="0"/>
-        <w:widowControl/>
-        <w:kinsoku/>
-        <w:wordWrap/>
-        <w:overflowPunct/>
-        <w:topLinePunct w:val="0"/>
-        <w:autoSpaceDE/>
-        <w:autoSpaceDN/>
-        <w:bidi w:val="0"/>
-        <w:adjustRightInd/>
-        <w:snapToGrid/>
-        <w:spacing w:before="600" w:after="600" w:line="400" w:lineRule="exact"/>
-        <w:textAlignment w:val="auto"/>
-        <w:rPr>
-          <w:rFonts w:hint="eastAsia" w:asciiTheme="minorEastAsia" w:hAnsiTheme="minorEastAsia" w:eastAsiaTheme="minorEastAsia" w:cstheme="minorEastAsia"/>
-          <w:sz w:val="24"/>
-          <w:szCs w:val="24"/>
-          <w:lang w:val="en-US" w:eastAsia="zh-CN"/>
-        </w:rPr>
-      </w:pPr>
-      <w:r>
-        <w:rPr>
-          <w:rFonts w:hint="eastAsia" w:asciiTheme="minorEastAsia" w:hAnsiTheme="minorEastAsia" w:eastAsiaTheme="minorEastAsia" w:cstheme="minorEastAsia"/>
-          <w:sz w:val="24"/>
-          <w:szCs w:val="24"/>
-          <w:lang w:val="en-US" w:eastAsia="zh-CN"/>
-        </w:rPr>
-        <w:t>进行参数化建模，首先要确定模型的关键参数，再建立参数间的关联关系，随后利用建模软件创建模型并施加约束。在无碳小车设计中，参数化建模可用于车身结构、传动机构等设计。比如，通过参数化设计驱动轮的直径、轮距等参数，能快速得到不同尺寸的驱动轮模型，以满足不同的设计需求。</w:t>
-      </w:r>
-    </w:p>
-    <w:p>
-      <w:pPr>
-        <w:keepNext w:val="0"/>
-        <w:keepLines w:val="0"/>
-        <w:pageBreakBefore w:val="0"/>
-        <w:widowControl/>
-        <w:kinsoku/>
-        <w:wordWrap/>
-        <w:overflowPunct/>
-        <w:topLinePunct w:val="0"/>
-        <w:autoSpaceDE/>
-        <w:autoSpaceDN/>
-        <w:bidi w:val="0"/>
-        <w:adjustRightInd/>
-        <w:snapToGrid/>
-        <w:spacing w:before="600" w:after="600" w:line="400" w:lineRule="exact"/>
-        <w:textAlignment w:val="auto"/>
-        <w:rPr>
-          <w:rFonts w:hint="eastAsia" w:asciiTheme="minorEastAsia" w:hAnsiTheme="minorEastAsia" w:eastAsiaTheme="minorEastAsia" w:cstheme="minorEastAsia"/>
-          <w:sz w:val="24"/>
-          <w:szCs w:val="24"/>
-          <w:lang w:val="en-US" w:eastAsia="zh-CN"/>
-        </w:rPr>
-      </w:pPr>
-      <w:r>
-        <w:rPr>
-          <w:rFonts w:hint="eastAsia" w:asciiTheme="minorEastAsia" w:hAnsiTheme="minorEastAsia" w:eastAsiaTheme="minorEastAsia" w:cstheme="minorEastAsia"/>
-          <w:sz w:val="24"/>
-          <w:szCs w:val="24"/>
-          <w:lang w:val="en-US" w:eastAsia="zh-CN"/>
-        </w:rPr>
-        <w:t>常见的参数化建模软件有 SolidWorks、CATIA 等。SolidWorks 操作简便、功能强大，在机械设计领域应用广泛；CATIA 则在航空航天、汽车等复杂产品设计中表现出色。这些软件为无碳小车的参数化建模提供了有力工具。</w:t>
+        <w:spacing w:before="0" w:after="0" w:line="240" w:lineRule="auto"/>
+        <w:ind w:firstLine="420" w:firstLineChars="0"/>
+        <w:textAlignment w:val="auto"/>
+        <w:rPr>
+          <w:rFonts w:hint="default" w:ascii="Times New Roman" w:hAnsi="Times New Roman" w:cs="Times New Roman" w:eastAsiaTheme="minorEastAsia"/>
+          <w:sz w:val="24"/>
+          <w:szCs w:val="24"/>
+          <w:lang w:val="en-US" w:eastAsia="zh-CN"/>
+        </w:rPr>
+      </w:pPr>
+      <w:r>
+        <w:rPr>
+          <w:rFonts w:hint="default" w:ascii="Times New Roman" w:hAnsi="Times New Roman" w:cs="Times New Roman" w:eastAsiaTheme="minorEastAsia"/>
+          <w:sz w:val="24"/>
+          <w:szCs w:val="24"/>
+          <w:lang w:val="en-US" w:eastAsia="zh-CN"/>
+        </w:rPr>
+        <w:t>参数化建模是一种基于特征与约束的设计方法，通过定义几何形状的关键参数及其相互间的约束关系构建模型，实现设计的快速修改与优化。其核心在于将设计参数化，设计者仅需调整相关参数，模型便依据预设规则自动更新，从而显著提升设计效率与灵活性。</w:t>
+      </w:r>
+    </w:p>
+    <w:p>
+      <w:pPr>
+        <w:keepNext w:val="0"/>
+        <w:keepLines w:val="0"/>
+        <w:pageBreakBefore w:val="0"/>
+        <w:widowControl/>
+        <w:kinsoku/>
+        <w:wordWrap/>
+        <w:overflowPunct/>
+        <w:topLinePunct w:val="0"/>
+        <w:autoSpaceDE/>
+        <w:autoSpaceDN/>
+        <w:bidi w:val="0"/>
+        <w:adjustRightInd/>
+        <w:snapToGrid/>
+        <w:spacing w:before="0" w:after="0" w:line="240" w:lineRule="auto"/>
+        <w:ind w:firstLine="420" w:firstLineChars="0"/>
+        <w:textAlignment w:val="auto"/>
+        <w:rPr>
+          <w:rFonts w:hint="default" w:ascii="Times New Roman" w:hAnsi="Times New Roman" w:cs="Times New Roman" w:eastAsiaTheme="minorEastAsia"/>
+          <w:sz w:val="24"/>
+          <w:szCs w:val="24"/>
+          <w:lang w:val="en-US" w:eastAsia="zh-CN"/>
+        </w:rPr>
+      </w:pPr>
+    </w:p>
+    <w:p>
+      <w:pPr>
+        <w:keepNext w:val="0"/>
+        <w:keepLines w:val="0"/>
+        <w:pageBreakBefore w:val="0"/>
+        <w:widowControl/>
+        <w:kinsoku/>
+        <w:wordWrap/>
+        <w:overflowPunct/>
+        <w:topLinePunct w:val="0"/>
+        <w:autoSpaceDE/>
+        <w:autoSpaceDN/>
+        <w:bidi w:val="0"/>
+        <w:adjustRightInd/>
+        <w:snapToGrid/>
+        <w:spacing w:before="0" w:after="0" w:line="240" w:lineRule="auto"/>
+        <w:ind w:firstLine="420" w:firstLineChars="0"/>
+        <w:textAlignment w:val="auto"/>
+        <w:rPr>
+          <w:rFonts w:hint="default" w:ascii="Times New Roman" w:hAnsi="Times New Roman" w:cs="Times New Roman" w:eastAsiaTheme="minorEastAsia"/>
+          <w:sz w:val="24"/>
+          <w:szCs w:val="24"/>
+          <w:lang w:val="en-US" w:eastAsia="zh-CN"/>
+        </w:rPr>
+      </w:pPr>
+      <w:r>
+        <w:rPr>
+          <w:rFonts w:hint="default" w:ascii="Times New Roman" w:hAnsi="Times New Roman" w:cs="Times New Roman" w:eastAsiaTheme="minorEastAsia"/>
+          <w:sz w:val="24"/>
+          <w:szCs w:val="24"/>
+          <w:lang w:val="en-US" w:eastAsia="zh-CN"/>
+        </w:rPr>
+        <w:t>参数化建模的实施过程包括以下步骤：首先，确定模型的关键参数，如尺寸、角度或比例；随后，建立参数间的关联关系，例如传动比与效率的函数关系；最后，利用建模软件创建模型并施加约束条件，确保设计符合预期。在无碳小车设计中，参数化建模广泛应用于车身结构与传动机构。例如，通过调整驱动轮直径、轮距或齿轮模数等参数，学生可快速生成不同规格的驱动轮模型，以适应多样化的性能需求。这种方法不仅简化了设计迭代，还深化了学生对参数影响的理解。</w:t>
+      </w:r>
+    </w:p>
+    <w:p>
+      <w:pPr>
+        <w:keepNext w:val="0"/>
+        <w:keepLines w:val="0"/>
+        <w:pageBreakBefore w:val="0"/>
+        <w:widowControl/>
+        <w:kinsoku/>
+        <w:wordWrap/>
+        <w:overflowPunct/>
+        <w:topLinePunct w:val="0"/>
+        <w:autoSpaceDE/>
+        <w:autoSpaceDN/>
+        <w:bidi w:val="0"/>
+        <w:adjustRightInd/>
+        <w:snapToGrid/>
+        <w:spacing w:before="0" w:after="0" w:line="240" w:lineRule="auto"/>
+        <w:ind w:firstLine="420" w:firstLineChars="0"/>
+        <w:textAlignment w:val="auto"/>
+        <w:rPr>
+          <w:rFonts w:hint="default" w:ascii="Times New Roman" w:hAnsi="Times New Roman" w:cs="Times New Roman" w:eastAsiaTheme="minorEastAsia"/>
+          <w:sz w:val="24"/>
+          <w:szCs w:val="24"/>
+          <w:lang w:val="en-US" w:eastAsia="zh-CN"/>
+        </w:rPr>
+      </w:pPr>
+    </w:p>
+    <w:p>
+      <w:pPr>
+        <w:keepNext w:val="0"/>
+        <w:keepLines w:val="0"/>
+        <w:pageBreakBefore w:val="0"/>
+        <w:widowControl/>
+        <w:kinsoku/>
+        <w:wordWrap/>
+        <w:overflowPunct/>
+        <w:topLinePunct w:val="0"/>
+        <w:autoSpaceDE/>
+        <w:autoSpaceDN/>
+        <w:bidi w:val="0"/>
+        <w:adjustRightInd/>
+        <w:snapToGrid/>
+        <w:spacing w:before="0" w:after="0" w:line="240" w:lineRule="auto"/>
+        <w:ind w:firstLine="420" w:firstLineChars="0"/>
+        <w:textAlignment w:val="auto"/>
+        <w:rPr>
+          <w:rFonts w:hint="default" w:ascii="Times New Roman" w:hAnsi="Times New Roman" w:cs="Times New Roman" w:eastAsiaTheme="minorEastAsia"/>
+          <w:sz w:val="24"/>
+          <w:szCs w:val="24"/>
+          <w:lang w:val="en-US" w:eastAsia="zh-CN"/>
+        </w:rPr>
+      </w:pPr>
+      <w:r>
+        <w:rPr>
+          <w:rFonts w:hint="default" w:ascii="Times New Roman" w:hAnsi="Times New Roman" w:cs="Times New Roman" w:eastAsiaTheme="minorEastAsia"/>
+          <w:sz w:val="24"/>
+          <w:szCs w:val="24"/>
+          <w:lang w:val="en-US" w:eastAsia="zh-CN"/>
+        </w:rPr>
+        <w:t>当前，主流参数化建模软件包括SolidWorks和CATIA。SolidWorks以其直观的操作界面和强大的机械设计功能受到广泛青睐，特别适合中小型工程项目；CATIA则以其在航空航天、汽车等复杂产品设计中的优异表现著称，为高精度建模提供支持。这些工具为无碳小车的参数化设计提供了坚实的技术保障，助力学生高效完成从概念到原型的设计过程。</w:t>
       </w:r>
     </w:p>
     <w:p>
@@ -2810,15 +3251,15 @@
         <w:bidi w:val="0"/>
         <w:ind w:left="720" w:leftChars="0" w:hanging="720" w:firstLineChars="0"/>
         <w:rPr>
-          <w:rFonts w:hint="eastAsia"/>
+          <w:rFonts w:hint="default" w:ascii="Times New Roman" w:hAnsi="Times New Roman" w:cs="Times New Roman"/>
           <w:lang w:val="en-US" w:eastAsia="zh-CN"/>
         </w:rPr>
       </w:pPr>
       <w:bookmarkStart w:id="16" w:name="_Toc2401"/>
-      <w:bookmarkStart w:id="17" w:name="_Toc25607"/>
-      <w:r>
-        <w:rPr>
-          <w:rFonts w:hint="eastAsia"/>
+      <w:bookmarkStart w:id="17" w:name="_Toc26401"/>
+      <w:r>
+        <w:rPr>
+          <w:rFonts w:hint="default" w:ascii="Times New Roman" w:hAnsi="Times New Roman" w:cs="Times New Roman"/>
           <w:lang w:val="en-US" w:eastAsia="zh-CN"/>
         </w:rPr>
         <w:t>仿真验证</w:t>
@@ -2841,18 +3282,19 @@
         <w:bidi w:val="0"/>
         <w:adjustRightInd/>
         <w:snapToGrid/>
-        <w:spacing w:before="600" w:after="600" w:line="400" w:lineRule="exact"/>
-        <w:textAlignment w:val="auto"/>
-        <w:rPr>
-          <w:rFonts w:hint="eastAsia" w:asciiTheme="minorEastAsia" w:hAnsiTheme="minorEastAsia" w:eastAsiaTheme="minorEastAsia" w:cstheme="minorEastAsia"/>
-          <w:sz w:val="24"/>
-          <w:szCs w:val="24"/>
-          <w:lang w:val="en-US" w:eastAsia="zh-CN"/>
-        </w:rPr>
-      </w:pPr>
-      <w:r>
-        <w:rPr>
-          <w:rFonts w:hint="eastAsia" w:asciiTheme="minorEastAsia" w:hAnsiTheme="minorEastAsia" w:eastAsiaTheme="minorEastAsia" w:cstheme="minorEastAsia"/>
+        <w:spacing w:before="0" w:after="0" w:line="240" w:lineRule="auto"/>
+        <w:ind w:firstLine="420" w:firstLineChars="0"/>
+        <w:textAlignment w:val="auto"/>
+        <w:rPr>
+          <w:rFonts w:hint="default" w:ascii="Times New Roman" w:hAnsi="Times New Roman" w:cs="Times New Roman" w:eastAsiaTheme="minorEastAsia"/>
+          <w:sz w:val="24"/>
+          <w:szCs w:val="24"/>
+          <w:lang w:val="en-US" w:eastAsia="zh-CN"/>
+        </w:rPr>
+      </w:pPr>
+      <w:r>
+        <w:rPr>
+          <w:rFonts w:hint="default" w:ascii="Times New Roman" w:hAnsi="Times New Roman" w:cs="Times New Roman" w:eastAsiaTheme="minorEastAsia"/>
           <w:sz w:val="24"/>
           <w:szCs w:val="24"/>
           <w:lang w:val="en-US" w:eastAsia="zh-CN"/>
@@ -2875,18 +3317,19 @@
         <w:bidi w:val="0"/>
         <w:adjustRightInd/>
         <w:snapToGrid/>
-        <w:spacing w:before="600" w:after="600" w:line="400" w:lineRule="exact"/>
-        <w:textAlignment w:val="auto"/>
-        <w:rPr>
-          <w:rFonts w:hint="eastAsia" w:asciiTheme="minorEastAsia" w:hAnsiTheme="minorEastAsia" w:eastAsiaTheme="minorEastAsia" w:cstheme="minorEastAsia"/>
-          <w:sz w:val="24"/>
-          <w:szCs w:val="24"/>
-          <w:lang w:val="en-US" w:eastAsia="zh-CN"/>
-        </w:rPr>
-      </w:pPr>
-      <w:r>
-        <w:rPr>
-          <w:rFonts w:hint="eastAsia" w:asciiTheme="minorEastAsia" w:hAnsiTheme="minorEastAsia" w:eastAsiaTheme="minorEastAsia" w:cstheme="minorEastAsia"/>
+        <w:spacing w:before="0" w:after="0" w:line="240" w:lineRule="auto"/>
+        <w:ind w:firstLine="420" w:firstLineChars="0"/>
+        <w:textAlignment w:val="auto"/>
+        <w:rPr>
+          <w:rFonts w:hint="default" w:ascii="Times New Roman" w:hAnsi="Times New Roman" w:cs="Times New Roman" w:eastAsiaTheme="minorEastAsia"/>
+          <w:sz w:val="24"/>
+          <w:szCs w:val="24"/>
+          <w:lang w:val="en-US" w:eastAsia="zh-CN"/>
+        </w:rPr>
+      </w:pPr>
+      <w:r>
+        <w:rPr>
+          <w:rFonts w:hint="default" w:ascii="Times New Roman" w:hAnsi="Times New Roman" w:cs="Times New Roman" w:eastAsiaTheme="minorEastAsia"/>
           <w:sz w:val="24"/>
           <w:szCs w:val="24"/>
           <w:lang w:val="en-US" w:eastAsia="zh-CN"/>
@@ -2909,18 +3352,19 @@
         <w:bidi w:val="0"/>
         <w:adjustRightInd/>
         <w:snapToGrid/>
-        <w:spacing w:before="600" w:after="600" w:line="400" w:lineRule="exact"/>
-        <w:textAlignment w:val="auto"/>
-        <w:rPr>
-          <w:rFonts w:hint="eastAsia" w:asciiTheme="minorEastAsia" w:hAnsiTheme="minorEastAsia" w:eastAsiaTheme="minorEastAsia" w:cstheme="minorEastAsia"/>
-          <w:sz w:val="24"/>
-          <w:szCs w:val="24"/>
-          <w:lang w:val="en-US" w:eastAsia="zh-CN"/>
-        </w:rPr>
-      </w:pPr>
-      <w:r>
-        <w:rPr>
-          <w:rFonts w:hint="eastAsia" w:asciiTheme="minorEastAsia" w:hAnsiTheme="minorEastAsia" w:eastAsiaTheme="minorEastAsia" w:cstheme="minorEastAsia"/>
+        <w:spacing w:before="0" w:after="0" w:line="240" w:lineRule="auto"/>
+        <w:ind w:firstLine="420" w:firstLineChars="0"/>
+        <w:textAlignment w:val="auto"/>
+        <w:rPr>
+          <w:rFonts w:hint="default" w:ascii="Times New Roman" w:hAnsi="Times New Roman" w:cs="Times New Roman" w:eastAsiaTheme="minorEastAsia"/>
+          <w:sz w:val="24"/>
+          <w:szCs w:val="24"/>
+          <w:lang w:val="en-US" w:eastAsia="zh-CN"/>
+        </w:rPr>
+      </w:pPr>
+      <w:r>
+        <w:rPr>
+          <w:rFonts w:hint="default" w:ascii="Times New Roman" w:hAnsi="Times New Roman" w:cs="Times New Roman" w:eastAsiaTheme="minorEastAsia"/>
           <w:sz w:val="24"/>
           <w:szCs w:val="24"/>
           <w:lang w:val="en-US" w:eastAsia="zh-CN"/>
@@ -2934,28 +3378,28 @@
         <w:bidi w:val="0"/>
         <w:ind w:left="575" w:leftChars="0" w:hanging="575" w:firstLineChars="0"/>
         <w:rPr>
-          <w:rFonts w:hint="eastAsia"/>
+          <w:rFonts w:hint="default" w:ascii="Times New Roman" w:hAnsi="Times New Roman" w:cs="Times New Roman"/>
           <w:lang w:val="en-US" w:eastAsia="zh-CN"/>
         </w:rPr>
       </w:pPr>
       <w:bookmarkStart w:id="18" w:name="_Toc8328"/>
-      <w:bookmarkStart w:id="19" w:name="_Toc20675"/>
-      <w:r>
-        <w:rPr>
-          <w:rFonts w:hint="eastAsia"/>
+      <w:bookmarkStart w:id="19" w:name="_Toc2181"/>
+      <w:r>
+        <w:rPr>
+          <w:rFonts w:hint="default" w:ascii="Times New Roman" w:hAnsi="Times New Roman" w:cs="Times New Roman"/>
           <w:lang w:val="en-US" w:eastAsia="zh-CN"/>
         </w:rPr>
         <w:t>精密</w:t>
       </w:r>
       <w:r>
         <w:rPr>
-          <w:rFonts w:hint="eastAsia"/>
+          <w:rFonts w:hint="default" w:ascii="Times New Roman" w:hAnsi="Times New Roman" w:cs="Times New Roman"/>
         </w:rPr>
         <w:t>制造</w:t>
       </w:r>
       <w:r>
         <w:rPr>
-          <w:rFonts w:hint="eastAsia"/>
+          <w:rFonts w:hint="default" w:ascii="Times New Roman" w:hAnsi="Times New Roman" w:cs="Times New Roman"/>
           <w:lang w:val="en-US" w:eastAsia="zh-CN"/>
         </w:rPr>
         <w:t>与装配技术</w:t>
@@ -2968,14 +3412,14 @@
         <w:pStyle w:val="4"/>
         <w:bidi w:val="0"/>
         <w:rPr>
-          <w:rFonts w:hint="eastAsia"/>
-          <w:lang w:val="en-US" w:eastAsia="zh-CN"/>
-        </w:rPr>
-      </w:pPr>
-      <w:bookmarkStart w:id="20" w:name="_Toc27681"/>
-      <w:r>
-        <w:rPr>
-          <w:rFonts w:hint="eastAsia"/>
+          <w:rFonts w:hint="default" w:ascii="Times New Roman" w:hAnsi="Times New Roman" w:cs="Times New Roman"/>
+          <w:lang w:val="en-US" w:eastAsia="zh-CN"/>
+        </w:rPr>
+      </w:pPr>
+      <w:bookmarkStart w:id="20" w:name="_Toc14785"/>
+      <w:r>
+        <w:rPr>
+          <w:rFonts w:hint="default" w:ascii="Times New Roman" w:hAnsi="Times New Roman" w:cs="Times New Roman"/>
           <w:lang w:val="en-US" w:eastAsia="zh-CN"/>
         </w:rPr>
         <w:t>3D打印技术</w:t>
@@ -2990,17 +3434,18 @@
         <w:suppressLineNumbers w:val="0"/>
         <w:jc w:val="left"/>
         <w:rPr>
-          <w:rFonts w:hint="eastAsia"/>
-          <w:lang w:val="en-US" w:eastAsia="zh-CN"/>
-        </w:rPr>
-      </w:pPr>
-      <w:r>
-        <w:rPr>
-          <w:rFonts w:ascii="宋体" w:hAnsi="宋体" w:eastAsia="宋体" w:cs="宋体"/>
-          <w:kern w:val="0"/>
-          <w:sz w:val="24"/>
-          <w:szCs w:val="24"/>
-          <w:lang w:val="en-US" w:eastAsia="zh-CN" w:bidi="ar"/>
+          <w:rFonts w:hint="default" w:ascii="Times New Roman" w:hAnsi="Times New Roman" w:cs="Times New Roman" w:eastAsiaTheme="minorEastAsia"/>
+          <w:sz w:val="24"/>
+          <w:szCs w:val="24"/>
+          <w:lang w:val="en-US" w:eastAsia="zh-CN"/>
+        </w:rPr>
+      </w:pPr>
+      <w:r>
+        <w:rPr>
+          <w:rFonts w:hint="default" w:ascii="Times New Roman" w:hAnsi="Times New Roman" w:cs="Times New Roman" w:eastAsiaTheme="minorEastAsia"/>
+          <w:sz w:val="24"/>
+          <w:szCs w:val="24"/>
+          <w:lang w:val="en-US" w:eastAsia="zh-CN"/>
         </w:rPr>
         <w:t xml:space="preserve">3D 打印技术在无碳小车制造中具有显著优势。它能直接将数字化模型转化为实体零件，无需复杂的模具制作，大大缩短了制造周期。而且可以实现复杂结构的一体化成型，减少零件数量和装配工作量，提高了小车的整体性能。 在无碳小车制造中，适用于一些形状复杂、对精度要求较高的零部件，如车身外壳、特殊形状的连接件等。通过 3D 打印技术，可以轻松实现这些零部件的个性化设计和制造。 目前，3D 打印技术发展迅速，材料种类不断丰富，精度和速度也在逐步提高。从最初的塑料材料，到如今的金属、陶瓷等材料都能进行 3D 打印，应用领域也从原型制作拓展到产品制造的各个环节。 </w:t>
       </w:r>
@@ -3010,14 +3455,14 @@
         <w:pStyle w:val="4"/>
         <w:bidi w:val="0"/>
         <w:rPr>
-          <w:rFonts w:hint="default"/>
-          <w:lang w:val="en-US" w:eastAsia="zh-CN"/>
-        </w:rPr>
-      </w:pPr>
-      <w:bookmarkStart w:id="21" w:name="_Toc18371"/>
-      <w:r>
-        <w:rPr>
-          <w:rFonts w:hint="eastAsia"/>
+          <w:rFonts w:hint="default" w:ascii="Times New Roman" w:hAnsi="Times New Roman" w:cs="Times New Roman"/>
+          <w:lang w:val="en-US" w:eastAsia="zh-CN"/>
+        </w:rPr>
+      </w:pPr>
+      <w:bookmarkStart w:id="21" w:name="_Toc6153"/>
+      <w:r>
+        <w:rPr>
+          <w:rFonts w:hint="default" w:ascii="Times New Roman" w:hAnsi="Times New Roman" w:cs="Times New Roman"/>
           <w:lang w:val="en-US" w:eastAsia="zh-CN"/>
         </w:rPr>
         <w:t>激光加工技术</w:t>
@@ -3028,17 +3473,33 @@
       <w:pPr>
         <w:keepNext w:val="0"/>
         <w:keepLines w:val="0"/>
-        <w:widowControl/>
-        <w:suppressLineNumbers w:val="0"/>
-        <w:jc w:val="left"/>
-      </w:pPr>
-      <w:r>
-        <w:rPr>
-          <w:rFonts w:ascii="宋体" w:hAnsi="宋体" w:eastAsia="宋体" w:cs="宋体"/>
-          <w:kern w:val="0"/>
-          <w:sz w:val="24"/>
-          <w:szCs w:val="24"/>
-          <w:lang w:val="en-US" w:eastAsia="zh-CN" w:bidi="ar"/>
+        <w:pageBreakBefore w:val="0"/>
+        <w:widowControl/>
+        <w:kinsoku/>
+        <w:wordWrap/>
+        <w:overflowPunct/>
+        <w:topLinePunct w:val="0"/>
+        <w:autoSpaceDE/>
+        <w:autoSpaceDN/>
+        <w:bidi w:val="0"/>
+        <w:adjustRightInd/>
+        <w:snapToGrid/>
+        <w:spacing w:before="0" w:after="0" w:line="240" w:lineRule="auto"/>
+        <w:ind w:firstLine="420" w:firstLineChars="0"/>
+        <w:textAlignment w:val="auto"/>
+        <w:rPr>
+          <w:rFonts w:hint="default" w:ascii="Times New Roman" w:hAnsi="Times New Roman" w:cs="Times New Roman" w:eastAsiaTheme="minorEastAsia"/>
+          <w:sz w:val="24"/>
+          <w:szCs w:val="24"/>
+          <w:lang w:val="en-US" w:eastAsia="zh-CN"/>
+        </w:rPr>
+      </w:pPr>
+      <w:r>
+        <w:rPr>
+          <w:rFonts w:hint="default" w:ascii="Times New Roman" w:hAnsi="Times New Roman" w:cs="Times New Roman" w:eastAsiaTheme="minorEastAsia"/>
+          <w:sz w:val="24"/>
+          <w:szCs w:val="24"/>
+          <w:lang w:val="en-US" w:eastAsia="zh-CN"/>
         </w:rPr>
         <w:t xml:space="preserve">激光加工技术的原理是利用高能量密度的激光束照射工件表面，使材料瞬间熔化、汽化，从而实现切割、打孔、雕刻等加工操作。其特点是加工精度高、速度快、热影响区小，能实现对各种材料的精密加工。 在无碳小车制造中，激光加工技术可用于切割车身板材、加工零部件的孔和槽等。例如，通过激光切割可以获得高精度的车身轮廓，保证小车的外观质量和装配精度。 在精度控制方面，激光加工设备通过精确控制激光束的聚焦、扫描路径和能量密度等参数，能够实现微米级的加工精度。同时，先进的激光加工系统还具备自动补偿和实时监测功能，进一步提高加工精度和稳定性。 </w:t>
       </w:r>
@@ -3046,7 +3507,7 @@
     <w:p>
       <w:pPr>
         <w:rPr>
-          <w:rFonts w:hint="default"/>
+          <w:rFonts w:hint="default" w:ascii="Times New Roman" w:hAnsi="Times New Roman" w:cs="Times New Roman"/>
           <w:lang w:val="en-US" w:eastAsia="zh-CN"/>
         </w:rPr>
       </w:pPr>
@@ -3056,14 +3517,14 @@
         <w:pStyle w:val="4"/>
         <w:bidi w:val="0"/>
         <w:rPr>
-          <w:rFonts w:hint="default"/>
-          <w:lang w:val="en-US" w:eastAsia="zh-CN"/>
-        </w:rPr>
-      </w:pPr>
-      <w:bookmarkStart w:id="22" w:name="_Toc29789"/>
-      <w:r>
-        <w:rPr>
-          <w:rFonts w:hint="eastAsia"/>
+          <w:rFonts w:hint="default" w:ascii="Times New Roman" w:hAnsi="Times New Roman" w:cs="Times New Roman"/>
+          <w:lang w:val="en-US" w:eastAsia="zh-CN"/>
+        </w:rPr>
+      </w:pPr>
+      <w:bookmarkStart w:id="22" w:name="_Toc20653"/>
+      <w:r>
+        <w:rPr>
+          <w:rFonts w:hint="default" w:ascii="Times New Roman" w:hAnsi="Times New Roman" w:cs="Times New Roman"/>
           <w:lang w:val="en-US" w:eastAsia="zh-CN"/>
         </w:rPr>
         <w:t>钳工基础与装调技术</w:t>
@@ -3085,18 +3546,19 @@
         <w:bidi w:val="0"/>
         <w:adjustRightInd/>
         <w:snapToGrid/>
-        <w:spacing w:before="600" w:after="600" w:line="400" w:lineRule="exact"/>
-        <w:textAlignment w:val="auto"/>
-        <w:rPr>
-          <w:rFonts w:hint="default" w:asciiTheme="minorEastAsia" w:hAnsiTheme="minorEastAsia" w:eastAsiaTheme="minorEastAsia" w:cstheme="minorEastAsia"/>
-          <w:sz w:val="24"/>
-          <w:szCs w:val="24"/>
-          <w:lang w:val="en-US" w:eastAsia="zh-CN"/>
-        </w:rPr>
-      </w:pPr>
-      <w:r>
-        <w:rPr>
-          <w:rFonts w:hint="default" w:asciiTheme="minorEastAsia" w:hAnsiTheme="minorEastAsia" w:eastAsiaTheme="minorEastAsia" w:cstheme="minorEastAsia"/>
+        <w:spacing w:before="0" w:after="0" w:line="240" w:lineRule="auto"/>
+        <w:ind w:firstLine="420" w:firstLineChars="0"/>
+        <w:textAlignment w:val="auto"/>
+        <w:rPr>
+          <w:rFonts w:hint="default" w:ascii="Times New Roman" w:hAnsi="Times New Roman" w:cs="Times New Roman" w:eastAsiaTheme="minorEastAsia"/>
+          <w:sz w:val="24"/>
+          <w:szCs w:val="24"/>
+          <w:lang w:val="en-US" w:eastAsia="zh-CN"/>
+        </w:rPr>
+      </w:pPr>
+      <w:r>
+        <w:rPr>
+          <w:rFonts w:hint="default" w:ascii="Times New Roman" w:hAnsi="Times New Roman" w:cs="Times New Roman" w:eastAsiaTheme="minorEastAsia"/>
           <w:sz w:val="24"/>
           <w:szCs w:val="24"/>
           <w:lang w:val="en-US" w:eastAsia="zh-CN"/>
@@ -3119,18 +3581,19 @@
         <w:bidi w:val="0"/>
         <w:adjustRightInd/>
         <w:snapToGrid/>
-        <w:spacing w:before="600" w:after="600" w:line="400" w:lineRule="exact"/>
-        <w:textAlignment w:val="auto"/>
-        <w:rPr>
-          <w:rFonts w:hint="default" w:asciiTheme="minorEastAsia" w:hAnsiTheme="minorEastAsia" w:eastAsiaTheme="minorEastAsia" w:cstheme="minorEastAsia"/>
-          <w:sz w:val="24"/>
-          <w:szCs w:val="24"/>
-          <w:lang w:val="en-US" w:eastAsia="zh-CN"/>
-        </w:rPr>
-      </w:pPr>
-      <w:r>
-        <w:rPr>
-          <w:rFonts w:hint="default" w:asciiTheme="minorEastAsia" w:hAnsiTheme="minorEastAsia" w:eastAsiaTheme="minorEastAsia" w:cstheme="minorEastAsia"/>
+        <w:spacing w:before="0" w:after="0" w:line="240" w:lineRule="auto"/>
+        <w:ind w:firstLine="420" w:firstLineChars="0"/>
+        <w:textAlignment w:val="auto"/>
+        <w:rPr>
+          <w:rFonts w:hint="default" w:ascii="Times New Roman" w:hAnsi="Times New Roman" w:cs="Times New Roman" w:eastAsiaTheme="minorEastAsia"/>
+          <w:sz w:val="24"/>
+          <w:szCs w:val="24"/>
+          <w:lang w:val="en-US" w:eastAsia="zh-CN"/>
+        </w:rPr>
+      </w:pPr>
+      <w:r>
+        <w:rPr>
+          <w:rFonts w:hint="default" w:ascii="Times New Roman" w:hAnsi="Times New Roman" w:cs="Times New Roman" w:eastAsiaTheme="minorEastAsia"/>
           <w:sz w:val="24"/>
           <w:szCs w:val="24"/>
           <w:lang w:val="en-US" w:eastAsia="zh-CN"/>
@@ -3153,18 +3616,19 @@
         <w:bidi w:val="0"/>
         <w:adjustRightInd/>
         <w:snapToGrid/>
-        <w:spacing w:before="600" w:after="600" w:line="400" w:lineRule="exact"/>
-        <w:textAlignment w:val="auto"/>
-        <w:rPr>
-          <w:rFonts w:hint="default" w:asciiTheme="minorEastAsia" w:hAnsiTheme="minorEastAsia" w:eastAsiaTheme="minorEastAsia" w:cstheme="minorEastAsia"/>
-          <w:sz w:val="24"/>
-          <w:szCs w:val="24"/>
-          <w:lang w:val="en-US" w:eastAsia="zh-CN"/>
-        </w:rPr>
-      </w:pPr>
-      <w:r>
-        <w:rPr>
-          <w:rFonts w:hint="default" w:asciiTheme="minorEastAsia" w:hAnsiTheme="minorEastAsia" w:eastAsiaTheme="minorEastAsia" w:cstheme="minorEastAsia"/>
+        <w:spacing w:before="0" w:after="0" w:line="240" w:lineRule="auto"/>
+        <w:ind w:firstLine="420" w:firstLineChars="0"/>
+        <w:textAlignment w:val="auto"/>
+        <w:rPr>
+          <w:rFonts w:hint="default" w:ascii="Times New Roman" w:hAnsi="Times New Roman" w:cs="Times New Roman" w:eastAsiaTheme="minorEastAsia"/>
+          <w:sz w:val="24"/>
+          <w:szCs w:val="24"/>
+          <w:lang w:val="en-US" w:eastAsia="zh-CN"/>
+        </w:rPr>
+      </w:pPr>
+      <w:r>
+        <w:rPr>
+          <w:rFonts w:hint="default" w:ascii="Times New Roman" w:hAnsi="Times New Roman" w:cs="Times New Roman" w:eastAsiaTheme="minorEastAsia"/>
           <w:sz w:val="24"/>
           <w:szCs w:val="24"/>
           <w:lang w:val="en-US" w:eastAsia="zh-CN"/>
@@ -3187,20 +3651,22 @@
         <w:bidi w:val="0"/>
         <w:adjustRightInd/>
         <w:snapToGrid/>
-        <w:spacing w:before="600" w:after="600" w:line="400" w:lineRule="exact"/>
-        <w:textAlignment w:val="auto"/>
-        <w:rPr>
-          <w:rFonts w:hint="eastAsia" w:asciiTheme="minorEastAsia" w:hAnsiTheme="minorEastAsia" w:eastAsiaTheme="minorEastAsia" w:cstheme="minorEastAsia"/>
-          <w:sz w:val="24"/>
-          <w:szCs w:val="24"/>
-          <w:lang w:val="en-US" w:eastAsia="zh-CN"/>
-        </w:rPr>
-      </w:pPr>
-      <w:r>
-        <w:rPr>
-          <w:rFonts w:hint="eastAsia" w:asciiTheme="minorEastAsia" w:hAnsiTheme="minorEastAsia" w:eastAsiaTheme="minorEastAsia" w:cstheme="minorEastAsia"/>
-          <w:sz w:val="24"/>
-          <w:szCs w:val="24"/>
+        <w:spacing w:before="0" w:after="0" w:line="240" w:lineRule="auto"/>
+        <w:ind w:firstLine="420" w:firstLineChars="0"/>
+        <w:textAlignment w:val="auto"/>
+        <w:rPr>
+          <w:rFonts w:hint="default" w:ascii="Times New Roman" w:hAnsi="Times New Roman" w:cs="Times New Roman" w:eastAsiaTheme="minorEastAsia"/>
+          <w:sz w:val="24"/>
+          <w:szCs w:val="24"/>
+          <w:lang w:val="en-US" w:eastAsia="zh-CN"/>
+        </w:rPr>
+      </w:pPr>
+      <w:r>
+        <w:rPr>
+          <w:rFonts w:hint="default" w:ascii="Times New Roman" w:hAnsi="Times New Roman" w:cs="Times New Roman" w:eastAsiaTheme="minorEastAsia"/>
+          <w:sz w:val="24"/>
+          <w:szCs w:val="24"/>
+          <w:lang w:val="en-US" w:eastAsia="zh-CN"/>
         </w:rPr>
         <w:t>通过现代的精密制造技术如3D打印和激光加工，学生能够快速制造出符合设计要求的零件。此过程不仅提高了学生的实际操作能力，也帮助他们理解如何将理论与实践结合。</w:t>
       </w:r>
@@ -3211,21 +3677,21 @@
         <w:bidi w:val="0"/>
         <w:ind w:left="575" w:leftChars="0" w:hanging="575" w:firstLineChars="0"/>
         <w:rPr>
-          <w:rFonts w:hint="eastAsia"/>
+          <w:rFonts w:hint="default" w:ascii="Times New Roman" w:hAnsi="Times New Roman" w:cs="Times New Roman"/>
           <w:lang w:val="en-US" w:eastAsia="zh-CN"/>
         </w:rPr>
       </w:pPr>
       <w:bookmarkStart w:id="23" w:name="_Toc26096"/>
-      <w:bookmarkStart w:id="24" w:name="_Toc5628"/>
-      <w:r>
-        <w:rPr>
-          <w:rFonts w:hint="eastAsia"/>
+      <w:bookmarkStart w:id="24" w:name="_Toc28666"/>
+      <w:r>
+        <w:rPr>
+          <w:rFonts w:hint="default" w:ascii="Times New Roman" w:hAnsi="Times New Roman" w:cs="Times New Roman"/>
         </w:rPr>
         <w:t>系统集成</w:t>
       </w:r>
       <w:r>
         <w:rPr>
-          <w:rFonts w:hint="eastAsia"/>
+          <w:rFonts w:hint="default" w:ascii="Times New Roman" w:hAnsi="Times New Roman" w:cs="Times New Roman"/>
           <w:lang w:val="en-US" w:eastAsia="zh-CN"/>
         </w:rPr>
         <w:t>与调试方法</w:t>
@@ -3248,20 +3714,22 @@
         <w:bidi w:val="0"/>
         <w:adjustRightInd/>
         <w:snapToGrid/>
-        <w:spacing w:before="600" w:after="600" w:line="400" w:lineRule="exact"/>
-        <w:textAlignment w:val="auto"/>
-        <w:rPr>
-          <w:rFonts w:hint="eastAsia" w:asciiTheme="minorEastAsia" w:hAnsiTheme="minorEastAsia" w:eastAsiaTheme="minorEastAsia" w:cstheme="minorEastAsia"/>
-          <w:sz w:val="24"/>
-          <w:szCs w:val="24"/>
-          <w:lang w:val="en-US" w:eastAsia="zh-CN"/>
-        </w:rPr>
-      </w:pPr>
-      <w:r>
-        <w:rPr>
-          <w:rFonts w:hint="eastAsia" w:asciiTheme="minorEastAsia" w:hAnsiTheme="minorEastAsia" w:eastAsiaTheme="minorEastAsia" w:cstheme="minorEastAsia"/>
-          <w:sz w:val="24"/>
-          <w:szCs w:val="24"/>
+        <w:spacing w:before="0" w:after="0" w:line="240" w:lineRule="auto"/>
+        <w:ind w:firstLine="420" w:firstLineChars="0"/>
+        <w:textAlignment w:val="auto"/>
+        <w:rPr>
+          <w:rFonts w:hint="default" w:ascii="Times New Roman" w:hAnsi="Times New Roman" w:cs="Times New Roman" w:eastAsiaTheme="minorEastAsia"/>
+          <w:sz w:val="24"/>
+          <w:szCs w:val="24"/>
+          <w:lang w:val="en-US" w:eastAsia="zh-CN"/>
+        </w:rPr>
+      </w:pPr>
+      <w:r>
+        <w:rPr>
+          <w:rFonts w:hint="default" w:ascii="Times New Roman" w:hAnsi="Times New Roman" w:cs="Times New Roman" w:eastAsiaTheme="minorEastAsia"/>
+          <w:sz w:val="24"/>
+          <w:szCs w:val="24"/>
+          <w:lang w:val="en-US" w:eastAsia="zh-CN"/>
         </w:rPr>
         <w:t>无碳小车的成功实现依赖于合理的装配基准体系，学生将学习如何按照标准进行精确装配。同时，调试路径优化方法帮助学生在调试过程中确保小车性能的最佳化。</w:t>
       </w:r>
@@ -3272,15 +3740,15 @@
         <w:bidi w:val="0"/>
         <w:ind w:left="720" w:leftChars="0" w:hanging="720" w:firstLineChars="0"/>
         <w:rPr>
-          <w:rFonts w:hint="eastAsia"/>
+          <w:rFonts w:hint="default" w:ascii="Times New Roman" w:hAnsi="Times New Roman" w:cs="Times New Roman"/>
           <w:lang w:val="en-US" w:eastAsia="zh-CN"/>
         </w:rPr>
       </w:pPr>
       <w:bookmarkStart w:id="25" w:name="_Toc25935"/>
-      <w:bookmarkStart w:id="26" w:name="_Toc18696"/>
-      <w:r>
-        <w:rPr>
-          <w:rFonts w:hint="eastAsia"/>
+      <w:bookmarkStart w:id="26" w:name="_Toc11096"/>
+      <w:r>
+        <w:rPr>
+          <w:rFonts w:hint="default" w:ascii="Times New Roman" w:hAnsi="Times New Roman" w:cs="Times New Roman"/>
           <w:lang w:val="en-US" w:eastAsia="zh-CN"/>
         </w:rPr>
         <w:t>装配基准体系</w:t>
@@ -3303,18 +3771,19 @@
         <w:bidi w:val="0"/>
         <w:adjustRightInd/>
         <w:snapToGrid/>
-        <w:spacing w:before="600" w:after="600" w:line="400" w:lineRule="exact"/>
-        <w:textAlignment w:val="auto"/>
-        <w:rPr>
-          <w:rFonts w:hint="eastAsia" w:asciiTheme="minorEastAsia" w:hAnsiTheme="minorEastAsia" w:eastAsiaTheme="minorEastAsia" w:cstheme="minorEastAsia"/>
-          <w:sz w:val="24"/>
-          <w:szCs w:val="24"/>
-          <w:lang w:val="en-US" w:eastAsia="zh-CN"/>
-        </w:rPr>
-      </w:pPr>
-      <w:r>
-        <w:rPr>
-          <w:rFonts w:hint="eastAsia" w:asciiTheme="minorEastAsia" w:hAnsiTheme="minorEastAsia" w:eastAsiaTheme="minorEastAsia" w:cstheme="minorEastAsia"/>
+        <w:spacing w:before="0" w:after="0" w:line="240" w:lineRule="auto"/>
+        <w:ind w:firstLine="420" w:firstLineChars="0"/>
+        <w:textAlignment w:val="auto"/>
+        <w:rPr>
+          <w:rFonts w:hint="default" w:ascii="Times New Roman" w:hAnsi="Times New Roman" w:cs="Times New Roman" w:eastAsiaTheme="minorEastAsia"/>
+          <w:sz w:val="24"/>
+          <w:szCs w:val="24"/>
+          <w:lang w:val="en-US" w:eastAsia="zh-CN"/>
+        </w:rPr>
+      </w:pPr>
+      <w:r>
+        <w:rPr>
+          <w:rFonts w:hint="default" w:ascii="Times New Roman" w:hAnsi="Times New Roman" w:cs="Times New Roman" w:eastAsiaTheme="minorEastAsia"/>
           <w:sz w:val="24"/>
           <w:szCs w:val="24"/>
           <w:lang w:val="en-US" w:eastAsia="zh-CN"/>
@@ -3337,18 +3806,19 @@
         <w:bidi w:val="0"/>
         <w:adjustRightInd/>
         <w:snapToGrid/>
-        <w:spacing w:before="600" w:after="600" w:line="400" w:lineRule="exact"/>
-        <w:textAlignment w:val="auto"/>
-        <w:rPr>
-          <w:rFonts w:hint="eastAsia" w:asciiTheme="minorEastAsia" w:hAnsiTheme="minorEastAsia" w:eastAsiaTheme="minorEastAsia" w:cstheme="minorEastAsia"/>
-          <w:sz w:val="24"/>
-          <w:szCs w:val="24"/>
-          <w:lang w:val="en-US" w:eastAsia="zh-CN"/>
-        </w:rPr>
-      </w:pPr>
-      <w:r>
-        <w:rPr>
-          <w:rFonts w:hint="eastAsia" w:asciiTheme="minorEastAsia" w:hAnsiTheme="minorEastAsia" w:eastAsiaTheme="minorEastAsia" w:cstheme="minorEastAsia"/>
+        <w:spacing w:before="0" w:after="0" w:line="240" w:lineRule="auto"/>
+        <w:ind w:firstLine="420" w:firstLineChars="0"/>
+        <w:textAlignment w:val="auto"/>
+        <w:rPr>
+          <w:rFonts w:hint="default" w:ascii="Times New Roman" w:hAnsi="Times New Roman" w:cs="Times New Roman" w:eastAsiaTheme="minorEastAsia"/>
+          <w:sz w:val="24"/>
+          <w:szCs w:val="24"/>
+          <w:lang w:val="en-US" w:eastAsia="zh-CN"/>
+        </w:rPr>
+      </w:pPr>
+      <w:r>
+        <w:rPr>
+          <w:rFonts w:hint="default" w:ascii="Times New Roman" w:hAnsi="Times New Roman" w:cs="Times New Roman" w:eastAsiaTheme="minorEastAsia"/>
           <w:sz w:val="24"/>
           <w:szCs w:val="24"/>
           <w:lang w:val="en-US" w:eastAsia="zh-CN"/>
@@ -3371,18 +3841,19 @@
         <w:bidi w:val="0"/>
         <w:adjustRightInd/>
         <w:snapToGrid/>
-        <w:spacing w:before="600" w:after="600" w:line="400" w:lineRule="exact"/>
-        <w:textAlignment w:val="auto"/>
-        <w:rPr>
-          <w:rFonts w:hint="eastAsia" w:asciiTheme="minorEastAsia" w:hAnsiTheme="minorEastAsia" w:eastAsiaTheme="minorEastAsia" w:cstheme="minorEastAsia"/>
-          <w:sz w:val="24"/>
-          <w:szCs w:val="24"/>
-          <w:lang w:val="en-US" w:eastAsia="zh-CN"/>
-        </w:rPr>
-      </w:pPr>
-      <w:r>
-        <w:rPr>
-          <w:rFonts w:hint="eastAsia" w:asciiTheme="minorEastAsia" w:hAnsiTheme="minorEastAsia" w:eastAsiaTheme="minorEastAsia" w:cstheme="minorEastAsia"/>
+        <w:spacing w:before="0" w:after="0" w:line="240" w:lineRule="auto"/>
+        <w:ind w:firstLine="420" w:firstLineChars="0"/>
+        <w:textAlignment w:val="auto"/>
+        <w:rPr>
+          <w:rFonts w:hint="default" w:ascii="Times New Roman" w:hAnsi="Times New Roman" w:cs="Times New Roman" w:eastAsiaTheme="minorEastAsia"/>
+          <w:sz w:val="24"/>
+          <w:szCs w:val="24"/>
+          <w:lang w:val="en-US" w:eastAsia="zh-CN"/>
+        </w:rPr>
+      </w:pPr>
+      <w:r>
+        <w:rPr>
+          <w:rFonts w:hint="default" w:ascii="Times New Roman" w:hAnsi="Times New Roman" w:cs="Times New Roman" w:eastAsiaTheme="minorEastAsia"/>
           <w:sz w:val="24"/>
           <w:szCs w:val="24"/>
           <w:lang w:val="en-US" w:eastAsia="zh-CN"/>
@@ -3405,18 +3876,19 @@
         <w:bidi w:val="0"/>
         <w:adjustRightInd/>
         <w:snapToGrid/>
-        <w:spacing w:before="600" w:after="600" w:line="400" w:lineRule="exact"/>
-        <w:textAlignment w:val="auto"/>
-        <w:rPr>
-          <w:rFonts w:hint="eastAsia" w:asciiTheme="minorEastAsia" w:hAnsiTheme="minorEastAsia" w:eastAsiaTheme="minorEastAsia" w:cstheme="minorEastAsia"/>
-          <w:sz w:val="24"/>
-          <w:szCs w:val="24"/>
-          <w:lang w:val="en-US" w:eastAsia="zh-CN"/>
-        </w:rPr>
-      </w:pPr>
-      <w:r>
-        <w:rPr>
-          <w:rFonts w:hint="eastAsia" w:asciiTheme="minorEastAsia" w:hAnsiTheme="minorEastAsia" w:eastAsiaTheme="minorEastAsia" w:cstheme="minorEastAsia"/>
+        <w:spacing w:before="0" w:after="0" w:line="240" w:lineRule="auto"/>
+        <w:ind w:firstLine="420" w:firstLineChars="0"/>
+        <w:textAlignment w:val="auto"/>
+        <w:rPr>
+          <w:rFonts w:hint="default" w:ascii="Times New Roman" w:hAnsi="Times New Roman" w:cs="Times New Roman" w:eastAsiaTheme="minorEastAsia"/>
+          <w:sz w:val="24"/>
+          <w:szCs w:val="24"/>
+          <w:lang w:val="en-US" w:eastAsia="zh-CN"/>
+        </w:rPr>
+      </w:pPr>
+      <w:r>
+        <w:rPr>
+          <w:rFonts w:hint="default" w:ascii="Times New Roman" w:hAnsi="Times New Roman" w:cs="Times New Roman" w:eastAsiaTheme="minorEastAsia"/>
           <w:sz w:val="24"/>
           <w:szCs w:val="24"/>
           <w:lang w:val="en-US" w:eastAsia="zh-CN"/>
@@ -3430,15 +3902,15 @@
         <w:bidi w:val="0"/>
         <w:ind w:left="720" w:leftChars="0" w:hanging="720" w:firstLineChars="0"/>
         <w:rPr>
-          <w:rFonts w:hint="eastAsia"/>
+          <w:rFonts w:hint="default" w:ascii="Times New Roman" w:hAnsi="Times New Roman" w:cs="Times New Roman"/>
           <w:lang w:val="en-US" w:eastAsia="zh-CN"/>
         </w:rPr>
       </w:pPr>
       <w:bookmarkStart w:id="27" w:name="_Toc26594"/>
-      <w:bookmarkStart w:id="28" w:name="_Toc32160"/>
-      <w:r>
-        <w:rPr>
-          <w:rFonts w:hint="eastAsia"/>
+      <w:bookmarkStart w:id="28" w:name="_Toc3739"/>
+      <w:r>
+        <w:rPr>
+          <w:rFonts w:hint="default" w:ascii="Times New Roman" w:hAnsi="Times New Roman" w:cs="Times New Roman"/>
           <w:lang w:val="en-US" w:eastAsia="zh-CN"/>
         </w:rPr>
         <w:t>调试路径优化</w:t>
@@ -3461,18 +3933,19 @@
         <w:bidi w:val="0"/>
         <w:adjustRightInd/>
         <w:snapToGrid/>
-        <w:spacing w:before="600" w:after="600" w:line="400" w:lineRule="exact"/>
-        <w:textAlignment w:val="auto"/>
-        <w:rPr>
-          <w:rFonts w:hint="eastAsia" w:asciiTheme="minorEastAsia" w:hAnsiTheme="minorEastAsia" w:eastAsiaTheme="minorEastAsia" w:cstheme="minorEastAsia"/>
-          <w:sz w:val="24"/>
-          <w:szCs w:val="24"/>
-          <w:lang w:val="en-US" w:eastAsia="zh-CN"/>
-        </w:rPr>
-      </w:pPr>
-      <w:r>
-        <w:rPr>
-          <w:rFonts w:hint="eastAsia" w:asciiTheme="minorEastAsia" w:hAnsiTheme="minorEastAsia" w:eastAsiaTheme="minorEastAsia" w:cstheme="minorEastAsia"/>
+        <w:spacing w:before="0" w:after="0" w:line="240" w:lineRule="auto"/>
+        <w:ind w:firstLine="420" w:firstLineChars="0"/>
+        <w:textAlignment w:val="auto"/>
+        <w:rPr>
+          <w:rFonts w:hint="default" w:ascii="Times New Roman" w:hAnsi="Times New Roman" w:cs="Times New Roman" w:eastAsiaTheme="minorEastAsia"/>
+          <w:sz w:val="24"/>
+          <w:szCs w:val="24"/>
+          <w:lang w:val="en-US" w:eastAsia="zh-CN"/>
+        </w:rPr>
+      </w:pPr>
+      <w:r>
+        <w:rPr>
+          <w:rFonts w:hint="default" w:ascii="Times New Roman" w:hAnsi="Times New Roman" w:cs="Times New Roman" w:eastAsiaTheme="minorEastAsia"/>
           <w:sz w:val="24"/>
           <w:szCs w:val="24"/>
           <w:lang w:val="en-US" w:eastAsia="zh-CN"/>
@@ -3495,18 +3968,19 @@
         <w:bidi w:val="0"/>
         <w:adjustRightInd/>
         <w:snapToGrid/>
-        <w:spacing w:before="600" w:after="600" w:line="400" w:lineRule="exact"/>
-        <w:textAlignment w:val="auto"/>
-        <w:rPr>
-          <w:rFonts w:hint="eastAsia" w:asciiTheme="minorEastAsia" w:hAnsiTheme="minorEastAsia" w:eastAsiaTheme="minorEastAsia" w:cstheme="minorEastAsia"/>
-          <w:sz w:val="24"/>
-          <w:szCs w:val="24"/>
-          <w:lang w:val="en-US" w:eastAsia="zh-CN"/>
-        </w:rPr>
-      </w:pPr>
-      <w:r>
-        <w:rPr>
-          <w:rFonts w:hint="eastAsia" w:asciiTheme="minorEastAsia" w:hAnsiTheme="minorEastAsia" w:eastAsiaTheme="minorEastAsia" w:cstheme="minorEastAsia"/>
+        <w:spacing w:before="0" w:after="0" w:line="240" w:lineRule="auto"/>
+        <w:ind w:firstLine="420" w:firstLineChars="0"/>
+        <w:textAlignment w:val="auto"/>
+        <w:rPr>
+          <w:rFonts w:hint="default" w:ascii="Times New Roman" w:hAnsi="Times New Roman" w:cs="Times New Roman" w:eastAsiaTheme="minorEastAsia"/>
+          <w:sz w:val="24"/>
+          <w:szCs w:val="24"/>
+          <w:lang w:val="en-US" w:eastAsia="zh-CN"/>
+        </w:rPr>
+      </w:pPr>
+      <w:r>
+        <w:rPr>
+          <w:rFonts w:hint="default" w:ascii="Times New Roman" w:hAnsi="Times New Roman" w:cs="Times New Roman" w:eastAsiaTheme="minorEastAsia"/>
           <w:sz w:val="24"/>
           <w:szCs w:val="24"/>
           <w:lang w:val="en-US" w:eastAsia="zh-CN"/>
@@ -3529,18 +4003,19 @@
         <w:bidi w:val="0"/>
         <w:adjustRightInd/>
         <w:snapToGrid/>
-        <w:spacing w:before="600" w:after="600" w:line="400" w:lineRule="exact"/>
-        <w:textAlignment w:val="auto"/>
-        <w:rPr>
-          <w:rFonts w:hint="eastAsia" w:asciiTheme="minorEastAsia" w:hAnsiTheme="minorEastAsia" w:eastAsiaTheme="minorEastAsia" w:cstheme="minorEastAsia"/>
-          <w:sz w:val="24"/>
-          <w:szCs w:val="24"/>
-          <w:lang w:val="en-US" w:eastAsia="zh-CN"/>
-        </w:rPr>
-      </w:pPr>
-      <w:r>
-        <w:rPr>
-          <w:rFonts w:hint="eastAsia" w:asciiTheme="minorEastAsia" w:hAnsiTheme="minorEastAsia" w:eastAsiaTheme="minorEastAsia" w:cstheme="minorEastAsia"/>
+        <w:spacing w:before="0" w:after="0" w:line="240" w:lineRule="auto"/>
+        <w:ind w:firstLine="420" w:firstLineChars="0"/>
+        <w:textAlignment w:val="auto"/>
+        <w:rPr>
+          <w:rFonts w:hint="default" w:ascii="Times New Roman" w:hAnsi="Times New Roman" w:cs="Times New Roman" w:eastAsiaTheme="minorEastAsia"/>
+          <w:sz w:val="24"/>
+          <w:szCs w:val="24"/>
+          <w:lang w:val="en-US" w:eastAsia="zh-CN"/>
+        </w:rPr>
+      </w:pPr>
+      <w:r>
+        <w:rPr>
+          <w:rFonts w:hint="default" w:ascii="Times New Roman" w:hAnsi="Times New Roman" w:cs="Times New Roman" w:eastAsiaTheme="minorEastAsia"/>
           <w:sz w:val="24"/>
           <w:szCs w:val="24"/>
           <w:lang w:val="en-US" w:eastAsia="zh-CN"/>
@@ -3554,21 +4029,21 @@
         <w:bidi w:val="0"/>
         <w:ind w:left="432" w:leftChars="0" w:hanging="432" w:firstLineChars="0"/>
         <w:rPr>
-          <w:rFonts w:hint="eastAsia"/>
+          <w:rFonts w:hint="default" w:ascii="Times New Roman" w:hAnsi="Times New Roman" w:cs="Times New Roman"/>
         </w:rPr>
       </w:pPr>
       <w:bookmarkStart w:id="29" w:name="_Toc20423"/>
-      <w:bookmarkStart w:id="30" w:name="_Toc30291"/>
-      <w:r>
-        <w:rPr>
-          <w:rFonts w:hint="eastAsia"/>
+      <w:bookmarkStart w:id="30" w:name="_Toc16684"/>
+      <w:r>
+        <w:rPr>
+          <w:rFonts w:hint="default" w:ascii="Times New Roman" w:hAnsi="Times New Roman" w:cs="Times New Roman"/>
           <w:lang w:val="en-US" w:eastAsia="zh-CN"/>
         </w:rPr>
         <w:t>项目化</w:t>
       </w:r>
       <w:r>
         <w:rPr>
-          <w:rFonts w:hint="eastAsia"/>
+          <w:rFonts w:hint="default" w:ascii="Times New Roman" w:hAnsi="Times New Roman" w:cs="Times New Roman"/>
         </w:rPr>
         <w:t>教学实施与成效评估体系</w:t>
       </w:r>
@@ -3581,21 +4056,21 @@
         <w:bidi w:val="0"/>
         <w:ind w:left="575" w:leftChars="0" w:hanging="575" w:firstLineChars="0"/>
         <w:rPr>
-          <w:rFonts w:hint="eastAsia"/>
+          <w:rFonts w:hint="default" w:ascii="Times New Roman" w:hAnsi="Times New Roman" w:cs="Times New Roman"/>
         </w:rPr>
       </w:pPr>
       <w:bookmarkStart w:id="31" w:name="_Toc13358"/>
-      <w:bookmarkStart w:id="32" w:name="_Toc2487"/>
-      <w:r>
-        <w:rPr>
-          <w:rFonts w:hint="eastAsia"/>
+      <w:bookmarkStart w:id="32" w:name="_Toc32539"/>
+      <w:r>
+        <w:rPr>
+          <w:rFonts w:hint="default" w:ascii="Times New Roman" w:hAnsi="Times New Roman" w:cs="Times New Roman"/>
           <w:lang w:val="en-US" w:eastAsia="zh-CN"/>
         </w:rPr>
         <w:t>一周</w:t>
       </w:r>
       <w:r>
         <w:rPr>
-          <w:rFonts w:hint="eastAsia"/>
+          <w:rFonts w:hint="default" w:ascii="Times New Roman" w:hAnsi="Times New Roman" w:cs="Times New Roman"/>
         </w:rPr>
         <w:t>进阶式教学计划</w:t>
       </w:r>
@@ -3617,17 +4092,19 @@
         <w:bidi w:val="0"/>
         <w:adjustRightInd/>
         <w:snapToGrid/>
-        <w:spacing w:before="600" w:after="600" w:line="400" w:lineRule="exact"/>
-        <w:textAlignment w:val="auto"/>
-        <w:rPr>
-          <w:rFonts w:hint="eastAsia" w:asciiTheme="minorEastAsia" w:hAnsiTheme="minorEastAsia" w:eastAsiaTheme="minorEastAsia" w:cstheme="minorEastAsia"/>
-          <w:sz w:val="24"/>
-          <w:szCs w:val="24"/>
-        </w:rPr>
-      </w:pPr>
-      <w:r>
-        <w:rPr>
-          <w:rFonts w:hint="eastAsia" w:asciiTheme="minorEastAsia" w:hAnsiTheme="minorEastAsia" w:eastAsiaTheme="minorEastAsia" w:cstheme="minorEastAsia"/>
+        <w:spacing w:before="0" w:after="0" w:line="240" w:lineRule="auto"/>
+        <w:ind w:firstLine="420" w:firstLineChars="0"/>
+        <w:textAlignment w:val="auto"/>
+        <w:rPr>
+          <w:rFonts w:hint="default" w:ascii="Times New Roman" w:hAnsi="Times New Roman" w:cs="Times New Roman" w:eastAsiaTheme="minorEastAsia"/>
+          <w:sz w:val="24"/>
+          <w:szCs w:val="24"/>
+          <w:lang w:val="en-US" w:eastAsia="zh-CN"/>
+        </w:rPr>
+      </w:pPr>
+      <w:r>
+        <w:rPr>
+          <w:rFonts w:hint="default" w:ascii="Times New Roman" w:hAnsi="Times New Roman" w:cs="Times New Roman" w:eastAsiaTheme="minorEastAsia"/>
           <w:sz w:val="24"/>
           <w:szCs w:val="24"/>
           <w:lang w:val="en-US" w:eastAsia="zh-CN"/>
@@ -3650,17 +4127,19 @@
         <w:bidi w:val="0"/>
         <w:adjustRightInd/>
         <w:snapToGrid/>
-        <w:spacing w:before="600" w:after="600" w:line="400" w:lineRule="exact"/>
-        <w:textAlignment w:val="auto"/>
-        <w:rPr>
-          <w:rFonts w:hint="eastAsia" w:asciiTheme="minorEastAsia" w:hAnsiTheme="minorEastAsia" w:eastAsiaTheme="minorEastAsia" w:cstheme="minorEastAsia"/>
-          <w:sz w:val="24"/>
-          <w:szCs w:val="24"/>
-        </w:rPr>
-      </w:pPr>
-      <w:r>
-        <w:rPr>
-          <w:rFonts w:hint="eastAsia" w:asciiTheme="minorEastAsia" w:hAnsiTheme="minorEastAsia" w:eastAsiaTheme="minorEastAsia" w:cstheme="minorEastAsia"/>
+        <w:spacing w:before="0" w:after="0" w:line="240" w:lineRule="auto"/>
+        <w:ind w:firstLine="420" w:firstLineChars="0"/>
+        <w:textAlignment w:val="auto"/>
+        <w:rPr>
+          <w:rFonts w:hint="default" w:ascii="Times New Roman" w:hAnsi="Times New Roman" w:cs="Times New Roman" w:eastAsiaTheme="minorEastAsia"/>
+          <w:sz w:val="24"/>
+          <w:szCs w:val="24"/>
+          <w:lang w:val="en-US" w:eastAsia="zh-CN"/>
+        </w:rPr>
+      </w:pPr>
+      <w:r>
+        <w:rPr>
+          <w:rFonts w:hint="default" w:ascii="Times New Roman" w:hAnsi="Times New Roman" w:cs="Times New Roman" w:eastAsiaTheme="minorEastAsia"/>
           <w:sz w:val="24"/>
           <w:szCs w:val="24"/>
           <w:lang w:val="en-US" w:eastAsia="zh-CN"/>
@@ -3683,17 +4162,19 @@
         <w:bidi w:val="0"/>
         <w:adjustRightInd/>
         <w:snapToGrid/>
-        <w:spacing w:before="600" w:after="600" w:line="400" w:lineRule="exact"/>
-        <w:textAlignment w:val="auto"/>
-        <w:rPr>
-          <w:rFonts w:hint="eastAsia" w:asciiTheme="minorEastAsia" w:hAnsiTheme="minorEastAsia" w:eastAsiaTheme="minorEastAsia" w:cstheme="minorEastAsia"/>
-          <w:sz w:val="24"/>
-          <w:szCs w:val="24"/>
-        </w:rPr>
-      </w:pPr>
-      <w:r>
-        <w:rPr>
-          <w:rFonts w:hint="eastAsia" w:asciiTheme="minorEastAsia" w:hAnsiTheme="minorEastAsia" w:eastAsiaTheme="minorEastAsia" w:cstheme="minorEastAsia"/>
+        <w:spacing w:before="0" w:after="0" w:line="240" w:lineRule="auto"/>
+        <w:ind w:firstLine="420" w:firstLineChars="0"/>
+        <w:textAlignment w:val="auto"/>
+        <w:rPr>
+          <w:rFonts w:hint="default" w:ascii="Times New Roman" w:hAnsi="Times New Roman" w:cs="Times New Roman" w:eastAsiaTheme="minorEastAsia"/>
+          <w:sz w:val="24"/>
+          <w:szCs w:val="24"/>
+          <w:lang w:val="en-US" w:eastAsia="zh-CN"/>
+        </w:rPr>
+      </w:pPr>
+      <w:r>
+        <w:rPr>
+          <w:rFonts w:hint="default" w:ascii="Times New Roman" w:hAnsi="Times New Roman" w:cs="Times New Roman" w:eastAsiaTheme="minorEastAsia"/>
           <w:sz w:val="24"/>
           <w:szCs w:val="24"/>
           <w:lang w:val="en-US" w:eastAsia="zh-CN"/>
@@ -3716,17 +4197,19 @@
         <w:bidi w:val="0"/>
         <w:adjustRightInd/>
         <w:snapToGrid/>
-        <w:spacing w:before="600" w:after="600" w:line="400" w:lineRule="exact"/>
-        <w:textAlignment w:val="auto"/>
-        <w:rPr>
-          <w:rFonts w:hint="eastAsia" w:asciiTheme="minorEastAsia" w:hAnsiTheme="minorEastAsia" w:eastAsiaTheme="minorEastAsia" w:cstheme="minorEastAsia"/>
-          <w:sz w:val="24"/>
-          <w:szCs w:val="24"/>
-        </w:rPr>
-      </w:pPr>
-      <w:r>
-        <w:rPr>
-          <w:rFonts w:hint="eastAsia" w:asciiTheme="minorEastAsia" w:hAnsiTheme="minorEastAsia" w:eastAsiaTheme="minorEastAsia" w:cstheme="minorEastAsia"/>
+        <w:spacing w:before="0" w:after="0" w:line="240" w:lineRule="auto"/>
+        <w:ind w:firstLine="420" w:firstLineChars="0"/>
+        <w:textAlignment w:val="auto"/>
+        <w:rPr>
+          <w:rFonts w:hint="default" w:ascii="Times New Roman" w:hAnsi="Times New Roman" w:cs="Times New Roman" w:eastAsiaTheme="minorEastAsia"/>
+          <w:sz w:val="24"/>
+          <w:szCs w:val="24"/>
+          <w:lang w:val="en-US" w:eastAsia="zh-CN"/>
+        </w:rPr>
+      </w:pPr>
+      <w:r>
+        <w:rPr>
+          <w:rFonts w:hint="default" w:ascii="Times New Roman" w:hAnsi="Times New Roman" w:cs="Times New Roman" w:eastAsiaTheme="minorEastAsia"/>
           <w:sz w:val="24"/>
           <w:szCs w:val="24"/>
           <w:lang w:val="en-US" w:eastAsia="zh-CN"/>
@@ -3749,17 +4232,19 @@
         <w:bidi w:val="0"/>
         <w:adjustRightInd/>
         <w:snapToGrid/>
-        <w:spacing w:before="600" w:after="600" w:line="400" w:lineRule="exact"/>
-        <w:textAlignment w:val="auto"/>
-        <w:rPr>
-          <w:rFonts w:hint="eastAsia" w:asciiTheme="minorEastAsia" w:hAnsiTheme="minorEastAsia" w:eastAsiaTheme="minorEastAsia" w:cstheme="minorEastAsia"/>
-          <w:sz w:val="24"/>
-          <w:szCs w:val="24"/>
-        </w:rPr>
-      </w:pPr>
-      <w:r>
-        <w:rPr>
-          <w:rFonts w:hint="eastAsia" w:asciiTheme="minorEastAsia" w:hAnsiTheme="minorEastAsia" w:eastAsiaTheme="minorEastAsia" w:cstheme="minorEastAsia"/>
+        <w:spacing w:before="0" w:after="0" w:line="240" w:lineRule="auto"/>
+        <w:ind w:firstLine="420" w:firstLineChars="0"/>
+        <w:textAlignment w:val="auto"/>
+        <w:rPr>
+          <w:rFonts w:hint="default" w:ascii="Times New Roman" w:hAnsi="Times New Roman" w:cs="Times New Roman" w:eastAsiaTheme="minorEastAsia"/>
+          <w:sz w:val="24"/>
+          <w:szCs w:val="24"/>
+          <w:lang w:val="en-US" w:eastAsia="zh-CN"/>
+        </w:rPr>
+      </w:pPr>
+      <w:r>
+        <w:rPr>
+          <w:rFonts w:hint="default" w:ascii="Times New Roman" w:hAnsi="Times New Roman" w:cs="Times New Roman" w:eastAsiaTheme="minorEastAsia"/>
           <w:sz w:val="24"/>
           <w:szCs w:val="24"/>
           <w:lang w:val="en-US" w:eastAsia="zh-CN"/>
@@ -3782,17 +4267,19 @@
         <w:bidi w:val="0"/>
         <w:adjustRightInd/>
         <w:snapToGrid/>
-        <w:spacing w:before="600" w:after="600" w:line="400" w:lineRule="exact"/>
-        <w:textAlignment w:val="auto"/>
-        <w:rPr>
-          <w:rFonts w:hint="eastAsia" w:asciiTheme="minorEastAsia" w:hAnsiTheme="minorEastAsia" w:eastAsiaTheme="minorEastAsia" w:cstheme="minorEastAsia"/>
-          <w:sz w:val="24"/>
-          <w:szCs w:val="24"/>
-        </w:rPr>
-      </w:pPr>
-      <w:r>
-        <w:rPr>
-          <w:rFonts w:hint="eastAsia" w:asciiTheme="minorEastAsia" w:hAnsiTheme="minorEastAsia" w:eastAsiaTheme="minorEastAsia" w:cstheme="minorEastAsia"/>
+        <w:spacing w:before="0" w:after="0" w:line="240" w:lineRule="auto"/>
+        <w:ind w:firstLine="420" w:firstLineChars="0"/>
+        <w:textAlignment w:val="auto"/>
+        <w:rPr>
+          <w:rFonts w:hint="default" w:ascii="Times New Roman" w:hAnsi="Times New Roman" w:cs="Times New Roman" w:eastAsiaTheme="minorEastAsia"/>
+          <w:sz w:val="24"/>
+          <w:szCs w:val="24"/>
+          <w:lang w:val="en-US" w:eastAsia="zh-CN"/>
+        </w:rPr>
+      </w:pPr>
+      <w:r>
+        <w:rPr>
+          <w:rFonts w:hint="default" w:ascii="Times New Roman" w:hAnsi="Times New Roman" w:cs="Times New Roman" w:eastAsiaTheme="minorEastAsia"/>
           <w:sz w:val="24"/>
           <w:szCs w:val="24"/>
           <w:lang w:val="en-US" w:eastAsia="zh-CN"/>
@@ -3815,17 +4302,19 @@
         <w:bidi w:val="0"/>
         <w:adjustRightInd/>
         <w:snapToGrid/>
-        <w:spacing w:before="600" w:after="600" w:line="400" w:lineRule="exact"/>
-        <w:textAlignment w:val="auto"/>
-        <w:rPr>
-          <w:rFonts w:hint="eastAsia" w:asciiTheme="minorEastAsia" w:hAnsiTheme="minorEastAsia" w:eastAsiaTheme="minorEastAsia" w:cstheme="minorEastAsia"/>
-          <w:sz w:val="24"/>
-          <w:szCs w:val="24"/>
-        </w:rPr>
-      </w:pPr>
-      <w:r>
-        <w:rPr>
-          <w:rFonts w:hint="eastAsia" w:asciiTheme="minorEastAsia" w:hAnsiTheme="minorEastAsia" w:eastAsiaTheme="minorEastAsia" w:cstheme="minorEastAsia"/>
+        <w:spacing w:before="0" w:after="0" w:line="240" w:lineRule="auto"/>
+        <w:ind w:firstLine="420" w:firstLineChars="0"/>
+        <w:textAlignment w:val="auto"/>
+        <w:rPr>
+          <w:rFonts w:hint="default" w:ascii="Times New Roman" w:hAnsi="Times New Roman" w:cs="Times New Roman" w:eastAsiaTheme="minorEastAsia"/>
+          <w:sz w:val="24"/>
+          <w:szCs w:val="24"/>
+          <w:lang w:val="en-US" w:eastAsia="zh-CN"/>
+        </w:rPr>
+      </w:pPr>
+      <w:r>
+        <w:rPr>
+          <w:rFonts w:hint="default" w:ascii="Times New Roman" w:hAnsi="Times New Roman" w:cs="Times New Roman" w:eastAsiaTheme="minorEastAsia"/>
           <w:sz w:val="24"/>
           <w:szCs w:val="24"/>
           <w:lang w:val="en-US" w:eastAsia="zh-CN"/>
@@ -3848,15 +4337,16 @@
         <w:bidi w:val="0"/>
         <w:adjustRightInd/>
         <w:snapToGrid/>
-        <w:spacing w:before="600" w:after="600" w:line="400" w:lineRule="exact"/>
-        <w:textAlignment w:val="auto"/>
-        <w:rPr>
-          <w:rFonts w:hint="eastAsia"/>
-        </w:rPr>
-      </w:pPr>
-      <w:r>
-        <w:rPr>
-          <w:rFonts w:hint="eastAsia" w:asciiTheme="minorEastAsia" w:hAnsiTheme="minorEastAsia" w:eastAsiaTheme="minorEastAsia" w:cstheme="minorEastAsia"/>
+        <w:spacing w:before="0" w:after="0" w:line="240" w:lineRule="auto"/>
+        <w:ind w:firstLine="420" w:firstLineChars="0"/>
+        <w:textAlignment w:val="auto"/>
+        <w:rPr>
+          <w:rFonts w:hint="default" w:ascii="Times New Roman" w:hAnsi="Times New Roman" w:cs="Times New Roman"/>
+        </w:rPr>
+      </w:pPr>
+      <w:r>
+        <w:rPr>
+          <w:rFonts w:hint="default" w:ascii="Times New Roman" w:hAnsi="Times New Roman" w:cs="Times New Roman" w:eastAsiaTheme="minorEastAsia"/>
           <w:sz w:val="24"/>
           <w:szCs w:val="24"/>
           <w:lang w:val="en-US" w:eastAsia="zh-CN"/>
@@ -3870,14 +4360,14 @@
         <w:bidi w:val="0"/>
         <w:ind w:left="575" w:leftChars="0" w:hanging="575" w:firstLineChars="0"/>
         <w:rPr>
-          <w:rFonts w:hint="eastAsia"/>
+          <w:rFonts w:hint="default" w:ascii="Times New Roman" w:hAnsi="Times New Roman" w:cs="Times New Roman"/>
         </w:rPr>
       </w:pPr>
       <w:bookmarkStart w:id="33" w:name="_Toc12775"/>
-      <w:bookmarkStart w:id="34" w:name="_Toc21571"/>
-      <w:r>
-        <w:rPr>
-          <w:rFonts w:hint="eastAsia"/>
+      <w:bookmarkStart w:id="34" w:name="_Toc17504"/>
+      <w:r>
+        <w:rPr>
+          <w:rFonts w:hint="default" w:ascii="Times New Roman" w:hAnsi="Times New Roman" w:cs="Times New Roman"/>
         </w:rPr>
         <w:t>双维度评价体系</w:t>
       </w:r>
@@ -3899,19 +4389,22 @@
         <w:bidi w:val="0"/>
         <w:adjustRightInd/>
         <w:snapToGrid/>
-        <w:spacing w:before="600" w:after="600" w:line="400" w:lineRule="exact"/>
-        <w:textAlignment w:val="auto"/>
-        <w:rPr>
-          <w:rFonts w:hint="eastAsia" w:asciiTheme="minorEastAsia" w:hAnsiTheme="minorEastAsia" w:eastAsiaTheme="minorEastAsia" w:cstheme="minorEastAsia"/>
-          <w:sz w:val="24"/>
-          <w:szCs w:val="24"/>
-        </w:rPr>
-      </w:pPr>
-      <w:r>
-        <w:rPr>
-          <w:rFonts w:hint="eastAsia" w:asciiTheme="minorEastAsia" w:hAnsiTheme="minorEastAsia" w:eastAsiaTheme="minorEastAsia" w:cstheme="minorEastAsia"/>
-          <w:sz w:val="24"/>
-          <w:szCs w:val="24"/>
+        <w:spacing w:before="0" w:after="0" w:line="240" w:lineRule="auto"/>
+        <w:ind w:firstLine="420" w:firstLineChars="0"/>
+        <w:textAlignment w:val="auto"/>
+        <w:rPr>
+          <w:rFonts w:hint="default" w:ascii="Times New Roman" w:hAnsi="Times New Roman" w:cs="Times New Roman" w:eastAsiaTheme="minorEastAsia"/>
+          <w:sz w:val="24"/>
+          <w:szCs w:val="24"/>
+          <w:lang w:val="en-US" w:eastAsia="zh-CN"/>
+        </w:rPr>
+      </w:pPr>
+      <w:r>
+        <w:rPr>
+          <w:rFonts w:hint="default" w:ascii="Times New Roman" w:hAnsi="Times New Roman" w:cs="Times New Roman" w:eastAsiaTheme="minorEastAsia"/>
+          <w:sz w:val="24"/>
+          <w:szCs w:val="24"/>
+          <w:lang w:val="en-US" w:eastAsia="zh-CN"/>
         </w:rPr>
         <w:t>在教学过程中，通过过程性评价和成果性评价对学生进行多维度评估。过程性评价关注学生在项目实施过程中的表现，而成果性评价则注重最终无碳小车的性能与功能实现。通过这种双维度的评价体系，能够全面衡量学生的综合能力。</w:t>
       </w:r>
@@ -3922,14 +4415,14 @@
         <w:bidi w:val="0"/>
         <w:ind w:left="720" w:leftChars="0" w:hanging="720" w:firstLineChars="0"/>
         <w:rPr>
-          <w:rFonts w:hint="eastAsia"/>
+          <w:rFonts w:hint="default" w:ascii="Times New Roman" w:hAnsi="Times New Roman" w:cs="Times New Roman"/>
         </w:rPr>
       </w:pPr>
       <w:bookmarkStart w:id="35" w:name="_Toc31329"/>
-      <w:bookmarkStart w:id="36" w:name="_Toc12008"/>
-      <w:r>
-        <w:rPr>
-          <w:rFonts w:hint="eastAsia"/>
+      <w:bookmarkStart w:id="36" w:name="_Toc14218"/>
+      <w:r>
+        <w:rPr>
+          <w:rFonts w:hint="default" w:ascii="Times New Roman" w:hAnsi="Times New Roman" w:cs="Times New Roman"/>
         </w:rPr>
         <w:t>过程性评价</w:t>
       </w:r>
@@ -3951,17 +4444,19 @@
         <w:bidi w:val="0"/>
         <w:adjustRightInd/>
         <w:snapToGrid/>
-        <w:spacing w:before="600" w:after="600" w:line="400" w:lineRule="exact"/>
-        <w:textAlignment w:val="auto"/>
-        <w:rPr>
-          <w:rFonts w:hint="eastAsia" w:asciiTheme="minorEastAsia" w:hAnsiTheme="minorEastAsia" w:eastAsiaTheme="minorEastAsia" w:cstheme="minorEastAsia"/>
-          <w:sz w:val="24"/>
-          <w:szCs w:val="24"/>
-        </w:rPr>
-      </w:pPr>
-      <w:r>
-        <w:rPr>
-          <w:rFonts w:hint="eastAsia" w:asciiTheme="minorEastAsia" w:hAnsiTheme="minorEastAsia" w:eastAsiaTheme="minorEastAsia" w:cstheme="minorEastAsia"/>
+        <w:spacing w:before="0" w:after="0" w:line="240" w:lineRule="auto"/>
+        <w:ind w:firstLine="420" w:firstLineChars="0"/>
+        <w:textAlignment w:val="auto"/>
+        <w:rPr>
+          <w:rFonts w:hint="default" w:ascii="Times New Roman" w:hAnsi="Times New Roman" w:cs="Times New Roman" w:eastAsiaTheme="minorEastAsia"/>
+          <w:sz w:val="24"/>
+          <w:szCs w:val="24"/>
+          <w:lang w:val="en-US" w:eastAsia="zh-CN"/>
+        </w:rPr>
+      </w:pPr>
+      <w:r>
+        <w:rPr>
+          <w:rFonts w:hint="default" w:ascii="Times New Roman" w:hAnsi="Times New Roman" w:cs="Times New Roman" w:eastAsiaTheme="minorEastAsia"/>
           <w:sz w:val="24"/>
           <w:szCs w:val="24"/>
           <w:lang w:val="en-US" w:eastAsia="zh-CN"/>
@@ -3984,17 +4479,19 @@
         <w:bidi w:val="0"/>
         <w:adjustRightInd/>
         <w:snapToGrid/>
-        <w:spacing w:before="600" w:after="600" w:line="400" w:lineRule="exact"/>
-        <w:textAlignment w:val="auto"/>
-        <w:rPr>
-          <w:rFonts w:hint="eastAsia" w:asciiTheme="minorEastAsia" w:hAnsiTheme="minorEastAsia" w:eastAsiaTheme="minorEastAsia" w:cstheme="minorEastAsia"/>
-          <w:sz w:val="24"/>
-          <w:szCs w:val="24"/>
-        </w:rPr>
-      </w:pPr>
-      <w:r>
-        <w:rPr>
-          <w:rFonts w:hint="eastAsia" w:asciiTheme="minorEastAsia" w:hAnsiTheme="minorEastAsia" w:eastAsiaTheme="minorEastAsia" w:cstheme="minorEastAsia"/>
+        <w:spacing w:before="0" w:after="0" w:line="240" w:lineRule="auto"/>
+        <w:ind w:firstLine="420" w:firstLineChars="0"/>
+        <w:textAlignment w:val="auto"/>
+        <w:rPr>
+          <w:rFonts w:hint="default" w:ascii="Times New Roman" w:hAnsi="Times New Roman" w:cs="Times New Roman" w:eastAsiaTheme="minorEastAsia"/>
+          <w:sz w:val="24"/>
+          <w:szCs w:val="24"/>
+          <w:lang w:val="en-US" w:eastAsia="zh-CN"/>
+        </w:rPr>
+      </w:pPr>
+      <w:r>
+        <w:rPr>
+          <w:rFonts w:hint="default" w:ascii="Times New Roman" w:hAnsi="Times New Roman" w:cs="Times New Roman" w:eastAsiaTheme="minorEastAsia"/>
           <w:sz w:val="24"/>
           <w:szCs w:val="24"/>
           <w:lang w:val="en-US" w:eastAsia="zh-CN"/>
@@ -4017,17 +4514,19 @@
         <w:bidi w:val="0"/>
         <w:adjustRightInd/>
         <w:snapToGrid/>
-        <w:spacing w:before="600" w:after="600" w:line="400" w:lineRule="exact"/>
-        <w:textAlignment w:val="auto"/>
-        <w:rPr>
-          <w:rFonts w:hint="eastAsia" w:asciiTheme="minorEastAsia" w:hAnsiTheme="minorEastAsia" w:eastAsiaTheme="minorEastAsia" w:cstheme="minorEastAsia"/>
-          <w:sz w:val="24"/>
-          <w:szCs w:val="24"/>
-        </w:rPr>
-      </w:pPr>
-      <w:r>
-        <w:rPr>
-          <w:rFonts w:hint="eastAsia" w:asciiTheme="minorEastAsia" w:hAnsiTheme="minorEastAsia" w:eastAsiaTheme="minorEastAsia" w:cstheme="minorEastAsia"/>
+        <w:spacing w:before="0" w:after="0" w:line="240" w:lineRule="auto"/>
+        <w:ind w:firstLine="420" w:firstLineChars="0"/>
+        <w:textAlignment w:val="auto"/>
+        <w:rPr>
+          <w:rFonts w:hint="default" w:ascii="Times New Roman" w:hAnsi="Times New Roman" w:cs="Times New Roman" w:eastAsiaTheme="minorEastAsia"/>
+          <w:sz w:val="24"/>
+          <w:szCs w:val="24"/>
+          <w:lang w:val="en-US" w:eastAsia="zh-CN"/>
+        </w:rPr>
+      </w:pPr>
+      <w:r>
+        <w:rPr>
+          <w:rFonts w:hint="default" w:ascii="Times New Roman" w:hAnsi="Times New Roman" w:cs="Times New Roman" w:eastAsiaTheme="minorEastAsia"/>
           <w:sz w:val="24"/>
           <w:szCs w:val="24"/>
           <w:lang w:val="en-US" w:eastAsia="zh-CN"/>
@@ -4038,7 +4537,7 @@
     <w:p>
       <w:pPr>
         <w:rPr>
-          <w:rFonts w:hint="eastAsia"/>
+          <w:rFonts w:hint="default" w:ascii="Times New Roman" w:hAnsi="Times New Roman" w:cs="Times New Roman"/>
         </w:rPr>
       </w:pPr>
     </w:p>
@@ -4048,14 +4547,14 @@
         <w:bidi w:val="0"/>
         <w:ind w:left="720" w:leftChars="0" w:hanging="720" w:firstLineChars="0"/>
         <w:rPr>
-          <w:rFonts w:hint="eastAsia"/>
+          <w:rFonts w:hint="default" w:ascii="Times New Roman" w:hAnsi="Times New Roman" w:cs="Times New Roman"/>
         </w:rPr>
       </w:pPr>
       <w:bookmarkStart w:id="37" w:name="_Toc21680"/>
-      <w:bookmarkStart w:id="38" w:name="_Toc22219"/>
-      <w:r>
-        <w:rPr>
-          <w:rFonts w:hint="eastAsia"/>
+      <w:bookmarkStart w:id="38" w:name="_Toc5263"/>
+      <w:r>
+        <w:rPr>
+          <w:rFonts w:hint="default" w:ascii="Times New Roman" w:hAnsi="Times New Roman" w:cs="Times New Roman"/>
         </w:rPr>
         <w:t>成果性评价</w:t>
       </w:r>
@@ -4077,18 +4576,19 @@
         <w:bidi w:val="0"/>
         <w:adjustRightInd/>
         <w:snapToGrid/>
-        <w:spacing w:before="600" w:after="600" w:line="400" w:lineRule="exact"/>
-        <w:textAlignment w:val="auto"/>
-        <w:rPr>
-          <w:rFonts w:hint="eastAsia" w:asciiTheme="minorEastAsia" w:hAnsiTheme="minorEastAsia" w:eastAsiaTheme="minorEastAsia" w:cstheme="minorEastAsia"/>
-          <w:sz w:val="24"/>
-          <w:szCs w:val="24"/>
-          <w:lang w:val="en-US" w:eastAsia="zh-CN"/>
-        </w:rPr>
-      </w:pPr>
-      <w:r>
-        <w:rPr>
-          <w:rFonts w:hint="eastAsia" w:asciiTheme="minorEastAsia" w:hAnsiTheme="minorEastAsia" w:eastAsiaTheme="minorEastAsia" w:cstheme="minorEastAsia"/>
+        <w:spacing w:before="0" w:after="0" w:line="240" w:lineRule="auto"/>
+        <w:ind w:firstLine="420" w:firstLineChars="0"/>
+        <w:textAlignment w:val="auto"/>
+        <w:rPr>
+          <w:rFonts w:hint="default" w:ascii="Times New Roman" w:hAnsi="Times New Roman" w:cs="Times New Roman" w:eastAsiaTheme="minorEastAsia"/>
+          <w:sz w:val="24"/>
+          <w:szCs w:val="24"/>
+          <w:lang w:val="en-US" w:eastAsia="zh-CN"/>
+        </w:rPr>
+      </w:pPr>
+      <w:r>
+        <w:rPr>
+          <w:rFonts w:hint="default" w:ascii="Times New Roman" w:hAnsi="Times New Roman" w:cs="Times New Roman" w:eastAsiaTheme="minorEastAsia"/>
           <w:sz w:val="24"/>
           <w:szCs w:val="24"/>
           <w:lang w:val="en-US" w:eastAsia="zh-CN"/>
@@ -4111,18 +4611,19 @@
         <w:bidi w:val="0"/>
         <w:adjustRightInd/>
         <w:snapToGrid/>
-        <w:spacing w:before="600" w:after="600" w:line="400" w:lineRule="exact"/>
-        <w:textAlignment w:val="auto"/>
-        <w:rPr>
-          <w:rFonts w:hint="eastAsia" w:asciiTheme="minorEastAsia" w:hAnsiTheme="minorEastAsia" w:eastAsiaTheme="minorEastAsia" w:cstheme="minorEastAsia"/>
-          <w:sz w:val="24"/>
-          <w:szCs w:val="24"/>
-          <w:lang w:val="en-US" w:eastAsia="zh-CN"/>
-        </w:rPr>
-      </w:pPr>
-      <w:r>
-        <w:rPr>
-          <w:rFonts w:hint="eastAsia" w:asciiTheme="minorEastAsia" w:hAnsiTheme="minorEastAsia" w:eastAsiaTheme="minorEastAsia" w:cstheme="minorEastAsia"/>
+        <w:spacing w:before="0" w:after="0" w:line="240" w:lineRule="auto"/>
+        <w:ind w:firstLine="420" w:firstLineChars="0"/>
+        <w:textAlignment w:val="auto"/>
+        <w:rPr>
+          <w:rFonts w:hint="default" w:ascii="Times New Roman" w:hAnsi="Times New Roman" w:cs="Times New Roman" w:eastAsiaTheme="minorEastAsia"/>
+          <w:sz w:val="24"/>
+          <w:szCs w:val="24"/>
+          <w:lang w:val="en-US" w:eastAsia="zh-CN"/>
+        </w:rPr>
+      </w:pPr>
+      <w:r>
+        <w:rPr>
+          <w:rFonts w:hint="default" w:ascii="Times New Roman" w:hAnsi="Times New Roman" w:cs="Times New Roman" w:eastAsiaTheme="minorEastAsia"/>
           <w:sz w:val="24"/>
           <w:szCs w:val="24"/>
           <w:lang w:val="en-US" w:eastAsia="zh-CN"/>
@@ -4145,18 +4646,19 @@
         <w:bidi w:val="0"/>
         <w:adjustRightInd/>
         <w:snapToGrid/>
-        <w:spacing w:before="600" w:after="600" w:line="400" w:lineRule="exact"/>
-        <w:textAlignment w:val="auto"/>
-        <w:rPr>
-          <w:rFonts w:hint="eastAsia" w:asciiTheme="minorEastAsia" w:hAnsiTheme="minorEastAsia" w:eastAsiaTheme="minorEastAsia" w:cstheme="minorEastAsia"/>
-          <w:sz w:val="24"/>
-          <w:szCs w:val="24"/>
-          <w:lang w:val="en-US" w:eastAsia="zh-CN"/>
-        </w:rPr>
-      </w:pPr>
-      <w:r>
-        <w:rPr>
-          <w:rFonts w:hint="eastAsia" w:asciiTheme="minorEastAsia" w:hAnsiTheme="minorEastAsia" w:eastAsiaTheme="minorEastAsia" w:cstheme="minorEastAsia"/>
+        <w:spacing w:before="0" w:after="0" w:line="240" w:lineRule="auto"/>
+        <w:ind w:firstLine="420" w:firstLineChars="0"/>
+        <w:textAlignment w:val="auto"/>
+        <w:rPr>
+          <w:rFonts w:hint="default" w:ascii="Times New Roman" w:hAnsi="Times New Roman" w:cs="Times New Roman" w:eastAsiaTheme="minorEastAsia"/>
+          <w:sz w:val="24"/>
+          <w:szCs w:val="24"/>
+          <w:lang w:val="en-US" w:eastAsia="zh-CN"/>
+        </w:rPr>
+      </w:pPr>
+      <w:r>
+        <w:rPr>
+          <w:rFonts w:hint="default" w:ascii="Times New Roman" w:hAnsi="Times New Roman" w:cs="Times New Roman" w:eastAsiaTheme="minorEastAsia"/>
           <w:sz w:val="24"/>
           <w:szCs w:val="24"/>
           <w:lang w:val="en-US" w:eastAsia="zh-CN"/>
@@ -4167,7 +4669,7 @@
     <w:p>
       <w:pPr>
         <w:rPr>
-          <w:rFonts w:hint="eastAsia" w:asciiTheme="majorEastAsia" w:hAnsiTheme="majorEastAsia" w:eastAsiaTheme="majorEastAsia" w:cstheme="majorEastAsia"/>
+          <w:rFonts w:hint="default" w:ascii="Times New Roman" w:hAnsi="Times New Roman" w:cs="Times New Roman" w:eastAsiaTheme="majorEastAsia"/>
           <w:i w:val="0"/>
           <w:iCs w:val="0"/>
           <w:caps w:val="0"/>
@@ -4183,7 +4685,7 @@
       <w:pPr>
         <w:ind w:left="0" w:leftChars="0" w:firstLine="0" w:firstLineChars="0"/>
         <w:rPr>
-          <w:rFonts w:hint="eastAsia" w:asciiTheme="majorEastAsia" w:hAnsiTheme="majorEastAsia" w:eastAsiaTheme="majorEastAsia" w:cstheme="majorEastAsia"/>
+          <w:rFonts w:hint="default" w:ascii="Times New Roman" w:hAnsi="Times New Roman" w:cs="Times New Roman" w:eastAsiaTheme="majorEastAsia"/>
           <w:i w:val="0"/>
           <w:iCs w:val="0"/>
           <w:caps w:val="0"/>
@@ -4201,15 +4703,15 @@
         <w:bidi w:val="0"/>
         <w:ind w:left="432" w:leftChars="0" w:hanging="432" w:firstLineChars="0"/>
         <w:rPr>
-          <w:rFonts w:hint="eastAsia"/>
+          <w:rFonts w:hint="default" w:ascii="Times New Roman" w:hAnsi="Times New Roman" w:cs="Times New Roman"/>
           <w:lang w:val="en-US" w:eastAsia="zh-CN"/>
         </w:rPr>
       </w:pPr>
       <w:bookmarkStart w:id="39" w:name="_Toc125"/>
-      <w:bookmarkStart w:id="40" w:name="_Toc17307"/>
-      <w:r>
-        <w:rPr>
-          <w:rFonts w:hint="eastAsia"/>
+      <w:bookmarkStart w:id="40" w:name="_Toc7075"/>
+      <w:r>
+        <w:rPr>
+          <w:rFonts w:hint="default" w:ascii="Times New Roman" w:hAnsi="Times New Roman" w:cs="Times New Roman"/>
           <w:lang w:val="en-US" w:eastAsia="zh-CN"/>
         </w:rPr>
         <w:t>项目化教学创新点与成果</w:t>
@@ -4232,17 +4734,19 @@
         <w:bidi w:val="0"/>
         <w:adjustRightInd/>
         <w:snapToGrid/>
-        <w:spacing w:before="600" w:after="600" w:line="400" w:lineRule="exact"/>
-        <w:textAlignment w:val="auto"/>
-        <w:rPr>
-          <w:rFonts w:hint="eastAsia" w:asciiTheme="minorEastAsia" w:hAnsiTheme="minorEastAsia" w:eastAsiaTheme="minorEastAsia" w:cstheme="minorEastAsia"/>
-          <w:sz w:val="24"/>
-          <w:szCs w:val="24"/>
-        </w:rPr>
-      </w:pPr>
-      <w:r>
-        <w:rPr>
-          <w:rFonts w:hint="eastAsia" w:asciiTheme="minorEastAsia" w:hAnsiTheme="minorEastAsia" w:eastAsiaTheme="minorEastAsia" w:cstheme="minorEastAsia"/>
+        <w:spacing w:before="0" w:after="0" w:line="240" w:lineRule="auto"/>
+        <w:ind w:firstLine="420" w:firstLineChars="0"/>
+        <w:textAlignment w:val="auto"/>
+        <w:rPr>
+          <w:rFonts w:hint="default" w:ascii="Times New Roman" w:hAnsi="Times New Roman" w:cs="Times New Roman" w:eastAsiaTheme="minorEastAsia"/>
+          <w:sz w:val="24"/>
+          <w:szCs w:val="24"/>
+          <w:lang w:val="en-US" w:eastAsia="zh-CN"/>
+        </w:rPr>
+      </w:pPr>
+      <w:r>
+        <w:rPr>
+          <w:rFonts w:hint="default" w:ascii="Times New Roman" w:hAnsi="Times New Roman" w:cs="Times New Roman" w:eastAsiaTheme="minorEastAsia"/>
           <w:sz w:val="24"/>
           <w:szCs w:val="24"/>
           <w:lang w:val="en-US" w:eastAsia="zh-CN"/>
@@ -4265,17 +4769,19 @@
         <w:bidi w:val="0"/>
         <w:adjustRightInd/>
         <w:snapToGrid/>
-        <w:spacing w:before="600" w:after="600" w:line="400" w:lineRule="exact"/>
-        <w:textAlignment w:val="auto"/>
-        <w:rPr>
-          <w:rFonts w:hint="eastAsia" w:asciiTheme="minorEastAsia" w:hAnsiTheme="minorEastAsia" w:eastAsiaTheme="minorEastAsia" w:cstheme="minorEastAsia"/>
-          <w:sz w:val="24"/>
-          <w:szCs w:val="24"/>
-        </w:rPr>
-      </w:pPr>
-      <w:r>
-        <w:rPr>
-          <w:rFonts w:hint="eastAsia" w:asciiTheme="minorEastAsia" w:hAnsiTheme="minorEastAsia" w:eastAsiaTheme="minorEastAsia" w:cstheme="minorEastAsia"/>
+        <w:spacing w:before="0" w:after="0" w:line="240" w:lineRule="auto"/>
+        <w:ind w:firstLine="420" w:firstLineChars="0"/>
+        <w:textAlignment w:val="auto"/>
+        <w:rPr>
+          <w:rFonts w:hint="default" w:ascii="Times New Roman" w:hAnsi="Times New Roman" w:cs="Times New Roman" w:eastAsiaTheme="minorEastAsia"/>
+          <w:sz w:val="24"/>
+          <w:szCs w:val="24"/>
+          <w:lang w:val="en-US" w:eastAsia="zh-CN"/>
+        </w:rPr>
+      </w:pPr>
+      <w:r>
+        <w:rPr>
+          <w:rFonts w:hint="default" w:ascii="Times New Roman" w:hAnsi="Times New Roman" w:cs="Times New Roman" w:eastAsiaTheme="minorEastAsia"/>
           <w:sz w:val="24"/>
           <w:szCs w:val="24"/>
           <w:lang w:val="en-US" w:eastAsia="zh-CN"/>
@@ -4298,43 +4804,48 @@
         <w:bidi w:val="0"/>
         <w:adjustRightInd/>
         <w:snapToGrid/>
-        <w:spacing w:before="600" w:after="600" w:line="400" w:lineRule="exact"/>
-        <w:textAlignment w:val="auto"/>
-        <w:rPr>
-          <w:rFonts w:hint="eastAsia" w:asciiTheme="minorEastAsia" w:hAnsiTheme="minorEastAsia" w:eastAsiaTheme="minorEastAsia" w:cstheme="minorEastAsia"/>
-          <w:sz w:val="24"/>
-          <w:szCs w:val="24"/>
-        </w:rPr>
-      </w:pPr>
-    </w:p>
-    <w:p>
-      <w:pPr>
-        <w:keepNext w:val="0"/>
-        <w:keepLines w:val="0"/>
-        <w:pageBreakBefore w:val="0"/>
-        <w:widowControl/>
-        <w:kinsoku/>
-        <w:wordWrap/>
-        <w:overflowPunct/>
-        <w:topLinePunct w:val="0"/>
-        <w:autoSpaceDE/>
-        <w:autoSpaceDN/>
-        <w:bidi w:val="0"/>
-        <w:adjustRightInd/>
-        <w:snapToGrid/>
-        <w:spacing w:before="600" w:after="600" w:line="400" w:lineRule="exact"/>
-        <w:textAlignment w:val="auto"/>
-        <w:rPr>
-          <w:rFonts w:hint="eastAsia" w:asciiTheme="minorEastAsia" w:hAnsiTheme="minorEastAsia" w:eastAsiaTheme="minorEastAsia" w:cstheme="minorEastAsia"/>
-          <w:sz w:val="24"/>
-          <w:szCs w:val="24"/>
-        </w:rPr>
-      </w:pPr>
-      <w:r>
-        <w:rPr>
-          <w:rFonts w:hint="eastAsia" w:asciiTheme="minorEastAsia" w:hAnsiTheme="minorEastAsia" w:eastAsiaTheme="minorEastAsia" w:cstheme="minorEastAsia"/>
-          <w:sz w:val="24"/>
-          <w:szCs w:val="24"/>
+        <w:spacing w:before="0" w:after="0" w:line="240" w:lineRule="auto"/>
+        <w:ind w:firstLine="420" w:firstLineChars="0"/>
+        <w:textAlignment w:val="auto"/>
+        <w:rPr>
+          <w:rFonts w:hint="default" w:ascii="Times New Roman" w:hAnsi="Times New Roman" w:cs="Times New Roman" w:eastAsiaTheme="minorEastAsia"/>
+          <w:sz w:val="24"/>
+          <w:szCs w:val="24"/>
+          <w:lang w:val="en-US" w:eastAsia="zh-CN"/>
+        </w:rPr>
+      </w:pPr>
+    </w:p>
+    <w:p>
+      <w:pPr>
+        <w:keepNext w:val="0"/>
+        <w:keepLines w:val="0"/>
+        <w:pageBreakBefore w:val="0"/>
+        <w:widowControl/>
+        <w:kinsoku/>
+        <w:wordWrap/>
+        <w:overflowPunct/>
+        <w:topLinePunct w:val="0"/>
+        <w:autoSpaceDE/>
+        <w:autoSpaceDN/>
+        <w:bidi w:val="0"/>
+        <w:adjustRightInd/>
+        <w:snapToGrid/>
+        <w:spacing w:before="0" w:after="0" w:line="240" w:lineRule="auto"/>
+        <w:ind w:firstLine="420" w:firstLineChars="0"/>
+        <w:textAlignment w:val="auto"/>
+        <w:rPr>
+          <w:rFonts w:hint="default" w:ascii="Times New Roman" w:hAnsi="Times New Roman" w:cs="Times New Roman" w:eastAsiaTheme="minorEastAsia"/>
+          <w:sz w:val="24"/>
+          <w:szCs w:val="24"/>
+          <w:lang w:val="en-US" w:eastAsia="zh-CN"/>
+        </w:rPr>
+      </w:pPr>
+      <w:r>
+        <w:rPr>
+          <w:rFonts w:hint="default" w:ascii="Times New Roman" w:hAnsi="Times New Roman" w:cs="Times New Roman" w:eastAsiaTheme="minorEastAsia"/>
+          <w:sz w:val="24"/>
+          <w:szCs w:val="24"/>
+          <w:lang w:val="en-US" w:eastAsia="zh-CN"/>
         </w:rPr>
         <w:t>无碳小车项目作为项目化教学的一部分，创新地将现代制造技术、数字化设计、系统集成与调试等工程实践环节融入课堂教学中，提升了学生的动手能力与问题解决能力。通过这一项目，学生不仅学习了工程知识，还培养了团队合作、跨学科的思维方式，以及解决复杂工程问题的能力。</w:t>
       </w:r>
@@ -4354,18 +4865,19 @@
         <w:bidi w:val="0"/>
         <w:adjustRightInd/>
         <w:snapToGrid/>
-        <w:spacing w:before="600" w:after="600" w:line="400" w:lineRule="exact"/>
-        <w:textAlignment w:val="auto"/>
-        <w:rPr>
-          <w:rFonts w:hint="eastAsia" w:asciiTheme="minorEastAsia" w:hAnsiTheme="minorEastAsia" w:eastAsiaTheme="minorEastAsia" w:cstheme="minorEastAsia"/>
-          <w:sz w:val="24"/>
-          <w:szCs w:val="24"/>
-          <w:lang w:val="en-US" w:eastAsia="zh-CN"/>
-        </w:rPr>
-      </w:pPr>
-      <w:r>
-        <w:rPr>
-          <w:rFonts w:hint="eastAsia" w:asciiTheme="minorEastAsia" w:hAnsiTheme="minorEastAsia" w:eastAsiaTheme="minorEastAsia" w:cstheme="minorEastAsia"/>
+        <w:spacing w:before="0" w:after="0" w:line="240" w:lineRule="auto"/>
+        <w:ind w:firstLine="420" w:firstLineChars="0"/>
+        <w:textAlignment w:val="auto"/>
+        <w:rPr>
+          <w:rFonts w:hint="default" w:ascii="Times New Roman" w:hAnsi="Times New Roman" w:cs="Times New Roman" w:eastAsiaTheme="minorEastAsia"/>
+          <w:sz w:val="24"/>
+          <w:szCs w:val="24"/>
+          <w:lang w:val="en-US" w:eastAsia="zh-CN"/>
+        </w:rPr>
+      </w:pPr>
+      <w:r>
+        <w:rPr>
+          <w:rFonts w:hint="default" w:ascii="Times New Roman" w:hAnsi="Times New Roman" w:cs="Times New Roman" w:eastAsiaTheme="minorEastAsia"/>
           <w:sz w:val="24"/>
           <w:szCs w:val="24"/>
           <w:lang w:val="en-US" w:eastAsia="zh-CN"/>
@@ -4388,18 +4900,19 @@
         <w:bidi w:val="0"/>
         <w:adjustRightInd/>
         <w:snapToGrid/>
-        <w:spacing w:before="600" w:after="600" w:line="400" w:lineRule="exact"/>
-        <w:textAlignment w:val="auto"/>
-        <w:rPr>
-          <w:rFonts w:hint="eastAsia" w:asciiTheme="minorEastAsia" w:hAnsiTheme="minorEastAsia" w:eastAsiaTheme="minorEastAsia" w:cstheme="minorEastAsia"/>
-          <w:sz w:val="24"/>
-          <w:szCs w:val="24"/>
-          <w:lang w:val="en-US" w:eastAsia="zh-CN"/>
-        </w:rPr>
-      </w:pPr>
-      <w:r>
-        <w:rPr>
-          <w:rFonts w:hint="eastAsia" w:asciiTheme="minorEastAsia" w:hAnsiTheme="minorEastAsia" w:eastAsiaTheme="minorEastAsia" w:cstheme="minorEastAsia"/>
+        <w:spacing w:before="0" w:after="0" w:line="240" w:lineRule="auto"/>
+        <w:ind w:firstLine="420" w:firstLineChars="0"/>
+        <w:textAlignment w:val="auto"/>
+        <w:rPr>
+          <w:rFonts w:hint="default" w:ascii="Times New Roman" w:hAnsi="Times New Roman" w:cs="Times New Roman" w:eastAsiaTheme="minorEastAsia"/>
+          <w:sz w:val="24"/>
+          <w:szCs w:val="24"/>
+          <w:lang w:val="en-US" w:eastAsia="zh-CN"/>
+        </w:rPr>
+      </w:pPr>
+      <w:r>
+        <w:rPr>
+          <w:rFonts w:hint="default" w:ascii="Times New Roman" w:hAnsi="Times New Roman" w:cs="Times New Roman" w:eastAsiaTheme="minorEastAsia"/>
           <w:sz w:val="24"/>
           <w:szCs w:val="24"/>
           <w:lang w:val="en-US" w:eastAsia="zh-CN"/>
@@ -4422,17 +4935,19 @@
         <w:bidi w:val="0"/>
         <w:adjustRightInd/>
         <w:snapToGrid/>
-        <w:spacing w:before="600" w:after="600" w:line="400" w:lineRule="exact"/>
-        <w:textAlignment w:val="auto"/>
-        <w:rPr>
-          <w:rFonts w:hint="eastAsia" w:asciiTheme="minorEastAsia" w:hAnsiTheme="minorEastAsia" w:eastAsiaTheme="minorEastAsia" w:cstheme="minorEastAsia"/>
-          <w:sz w:val="24"/>
-          <w:szCs w:val="24"/>
-        </w:rPr>
-      </w:pPr>
-      <w:r>
-        <w:rPr>
-          <w:rFonts w:hint="eastAsia" w:asciiTheme="minorEastAsia" w:hAnsiTheme="minorEastAsia" w:eastAsiaTheme="minorEastAsia" w:cstheme="minorEastAsia"/>
+        <w:spacing w:before="0" w:after="0" w:line="240" w:lineRule="auto"/>
+        <w:ind w:firstLine="420" w:firstLineChars="0"/>
+        <w:textAlignment w:val="auto"/>
+        <w:rPr>
+          <w:rFonts w:hint="default" w:ascii="Times New Roman" w:hAnsi="Times New Roman" w:cs="Times New Roman" w:eastAsiaTheme="minorEastAsia"/>
+          <w:sz w:val="24"/>
+          <w:szCs w:val="24"/>
+          <w:lang w:val="en-US" w:eastAsia="zh-CN"/>
+        </w:rPr>
+      </w:pPr>
+      <w:r>
+        <w:rPr>
+          <w:rFonts w:hint="default" w:ascii="Times New Roman" w:hAnsi="Times New Roman" w:cs="Times New Roman" w:eastAsiaTheme="minorEastAsia"/>
           <w:sz w:val="24"/>
           <w:szCs w:val="24"/>
           <w:lang w:val="en-US" w:eastAsia="zh-CN"/>
@@ -4446,15 +4961,15 @@
         <w:bidi w:val="0"/>
         <w:ind w:left="432" w:leftChars="0" w:hanging="432" w:firstLineChars="0"/>
         <w:rPr>
-          <w:rFonts w:hint="eastAsia"/>
+          <w:rFonts w:hint="default" w:ascii="Times New Roman" w:hAnsi="Times New Roman" w:cs="Times New Roman"/>
           <w:lang w:val="en-US" w:eastAsia="zh-CN"/>
         </w:rPr>
       </w:pPr>
       <w:bookmarkStart w:id="41" w:name="_Toc2841"/>
-      <w:bookmarkStart w:id="42" w:name="_Toc27633"/>
-      <w:r>
-        <w:rPr>
-          <w:rFonts w:hint="eastAsia"/>
+      <w:bookmarkStart w:id="42" w:name="_Toc9970"/>
+      <w:r>
+        <w:rPr>
+          <w:rFonts w:hint="default" w:ascii="Times New Roman" w:hAnsi="Times New Roman" w:cs="Times New Roman"/>
           <w:lang w:val="en-US" w:eastAsia="zh-CN"/>
         </w:rPr>
         <w:t>教学一周时间计划</w:t>
@@ -4477,24 +4992,260 @@
         <w:bidi w:val="0"/>
         <w:adjustRightInd/>
         <w:snapToGrid/>
+        <w:spacing w:before="0" w:after="0" w:line="240" w:lineRule="auto"/>
+        <w:ind w:firstLine="420" w:firstLineChars="0"/>
+        <w:textAlignment w:val="auto"/>
+        <w:rPr>
+          <w:rFonts w:hint="default" w:ascii="Times New Roman" w:hAnsi="Times New Roman" w:cs="Times New Roman" w:eastAsiaTheme="minorEastAsia"/>
+          <w:sz w:val="24"/>
+          <w:szCs w:val="24"/>
+          <w:lang w:val="en-US" w:eastAsia="zh-CN"/>
+        </w:rPr>
+      </w:pPr>
+      <w:r>
+        <w:rPr>
+          <w:rFonts w:hint="default" w:ascii="Times New Roman" w:hAnsi="Times New Roman" w:cs="Times New Roman" w:eastAsiaTheme="minorEastAsia"/>
+          <w:sz w:val="24"/>
+          <w:szCs w:val="24"/>
+          <w:lang w:val="en-US" w:eastAsia="zh-CN"/>
+        </w:rPr>
+        <w:t>第一天，教学内容聚焦于无碳小车项目的深度剖析与基础理论知识讲解。通过详细介绍无碳小车项目的背景、目标和实际应用场景，激发学生的学习兴趣与探索欲望。同时，系统讲解机械原理、力学基础等关键理论知识，为后续设计工作筑牢根基。教学活动以教师讲授为主，穿插互动问答环节，鼓励学生积极提问，加深对知识的理解。充分利用教材、精心制作的PPT以及相关视频资料等教学资源，以多样化的形式呈现知识。预期效果是学生能够全面了解项目任务，对无碳小车设计有初步认知，扎实掌握基础理论知识，为后续学习搭建起稳固的知识框架。</w:t>
+      </w:r>
+    </w:p>
+    <w:p>
+      <w:pPr>
+        <w:keepNext w:val="0"/>
+        <w:keepLines w:val="0"/>
+        <w:pageBreakBefore w:val="0"/>
+        <w:widowControl/>
+        <w:kinsoku/>
+        <w:wordWrap/>
+        <w:overflowPunct/>
+        <w:topLinePunct w:val="0"/>
+        <w:autoSpaceDE/>
+        <w:autoSpaceDN/>
+        <w:bidi w:val="0"/>
+        <w:adjustRightInd/>
+        <w:snapToGrid/>
+        <w:spacing w:before="0" w:after="0" w:line="240" w:lineRule="auto"/>
+        <w:ind w:firstLine="420" w:firstLineChars="0"/>
+        <w:textAlignment w:val="auto"/>
+        <w:rPr>
+          <w:rFonts w:hint="default" w:ascii="Times New Roman" w:hAnsi="Times New Roman" w:cs="Times New Roman" w:eastAsiaTheme="minorEastAsia"/>
+          <w:sz w:val="24"/>
+          <w:szCs w:val="24"/>
+          <w:lang w:val="en-US" w:eastAsia="zh-CN"/>
+        </w:rPr>
+      </w:pPr>
+      <w:r>
+        <w:rPr>
+          <w:rFonts w:hint="default" w:ascii="Times New Roman" w:hAnsi="Times New Roman" w:cs="Times New Roman" w:eastAsiaTheme="minorEastAsia"/>
+          <w:sz w:val="24"/>
+          <w:szCs w:val="24"/>
+          <w:lang w:val="en-US" w:eastAsia="zh-CN"/>
+        </w:rPr>
+        <w:t>第二天，着重开展数字化设计教学。详细讲解参数化建模软件的操作技巧与核心功能，引导学生逐步建立无碳小车的初步模型。教学活动以学生实操为主，教师在旁实时指导，及时解决学生遇到的问题。借助电脑机房的设备和专业建模软件，为学生提供良好的实践环境。预期学生能够熟练掌握建模方法，独立创建出无碳小车的基本模型，初步培养数字化设计思维和动手能力。</w:t>
+      </w:r>
+    </w:p>
+    <w:p>
+      <w:pPr>
+        <w:keepNext w:val="0"/>
+        <w:keepLines w:val="0"/>
+        <w:pageBreakBefore w:val="0"/>
+        <w:widowControl/>
+        <w:kinsoku/>
+        <w:wordWrap/>
+        <w:overflowPunct/>
+        <w:topLinePunct w:val="0"/>
+        <w:autoSpaceDE/>
+        <w:autoSpaceDN/>
+        <w:bidi w:val="0"/>
+        <w:adjustRightInd/>
+        <w:snapToGrid/>
+        <w:spacing w:before="0" w:after="0" w:line="240" w:lineRule="auto"/>
+        <w:ind w:firstLine="420" w:firstLineChars="0"/>
+        <w:textAlignment w:val="auto"/>
+        <w:rPr>
+          <w:rFonts w:hint="default" w:ascii="Times New Roman" w:hAnsi="Times New Roman" w:cs="Times New Roman" w:eastAsiaTheme="minorEastAsia"/>
+          <w:sz w:val="24"/>
+          <w:szCs w:val="24"/>
+          <w:lang w:val="en-US" w:eastAsia="zh-CN"/>
+        </w:rPr>
+      </w:pPr>
+      <w:r>
+        <w:rPr>
+          <w:rFonts w:hint="default" w:ascii="Times New Roman" w:hAnsi="Times New Roman" w:cs="Times New Roman" w:eastAsiaTheme="minorEastAsia"/>
+          <w:sz w:val="24"/>
+          <w:szCs w:val="24"/>
+          <w:lang w:val="en-US" w:eastAsia="zh-CN"/>
+        </w:rPr>
+        <w:t>第三天，围绕仿真验证展开教学。深入讲解仿真流程和常用工具的使用方法，学生对前一天建立的初步模型进行全面仿真分析，并依据结果进行优化。采用讲授与实践紧密结合的方式，让学生在实践中掌握仿真优化设计的方法。利用专业仿真软件资源，使学生能够准确模拟无碳小车的运行情况。预期学生学会运用仿真工具对设计进行优化，提升对设计方案的评估和改进能力。</w:t>
+      </w:r>
+    </w:p>
+    <w:p>
+      <w:pPr>
+        <w:keepNext w:val="0"/>
+        <w:keepLines w:val="0"/>
+        <w:pageBreakBefore w:val="0"/>
+        <w:widowControl/>
+        <w:kinsoku/>
+        <w:wordWrap/>
+        <w:overflowPunct/>
+        <w:topLinePunct w:val="0"/>
+        <w:autoSpaceDE/>
+        <w:autoSpaceDN/>
+        <w:bidi w:val="0"/>
+        <w:adjustRightInd/>
+        <w:snapToGrid/>
+        <w:spacing w:before="0" w:after="0" w:line="240" w:lineRule="auto"/>
+        <w:ind w:firstLine="420" w:firstLineChars="0"/>
+        <w:textAlignment w:val="auto"/>
+        <w:rPr>
+          <w:rFonts w:hint="default" w:ascii="Times New Roman" w:hAnsi="Times New Roman" w:cs="Times New Roman" w:eastAsiaTheme="minorEastAsia"/>
+          <w:sz w:val="24"/>
+          <w:szCs w:val="24"/>
+          <w:lang w:val="en-US" w:eastAsia="zh-CN"/>
+        </w:rPr>
+      </w:pPr>
+      <w:r>
+        <w:rPr>
+          <w:rFonts w:hint="default" w:ascii="Times New Roman" w:hAnsi="Times New Roman" w:cs="Times New Roman" w:eastAsiaTheme="minorEastAsia"/>
+          <w:sz w:val="24"/>
+          <w:szCs w:val="24"/>
+          <w:lang w:val="en-US" w:eastAsia="zh-CN"/>
+        </w:rPr>
+        <w:t>第四天，进入精密制造与装配环节。详细介绍3D打印、激光加工等先进制造技术的原理、优势及操作要点，同时传授钳工装调技能。学生亲自动手制作并装配部分关键零部件。通过现场演示、学生实操等活动，让学生直观感受制造装配过程。利用实验室的各类设备资源，为学生提供实践平台。预期学生掌握制造装配技术，能够独立完成部分零部件的制作与装配，增强动手实践能力。</w:t>
+      </w:r>
+    </w:p>
+    <w:p>
+      <w:pPr>
+        <w:keepNext w:val="0"/>
+        <w:keepLines w:val="0"/>
+        <w:pageBreakBefore w:val="0"/>
+        <w:widowControl/>
+        <w:kinsoku/>
+        <w:wordWrap/>
+        <w:overflowPunct/>
+        <w:topLinePunct w:val="0"/>
+        <w:autoSpaceDE/>
+        <w:autoSpaceDN/>
+        <w:bidi w:val="0"/>
+        <w:adjustRightInd/>
+        <w:snapToGrid/>
+        <w:spacing w:before="0" w:after="0" w:line="240" w:lineRule="auto"/>
+        <w:ind w:firstLine="420" w:firstLineChars="0"/>
+        <w:textAlignment w:val="auto"/>
+        <w:rPr>
+          <w:rFonts w:hint="default" w:ascii="Times New Roman" w:hAnsi="Times New Roman" w:cs="Times New Roman" w:eastAsiaTheme="minorEastAsia"/>
+          <w:sz w:val="24"/>
+          <w:szCs w:val="24"/>
+          <w:lang w:val="en-US" w:eastAsia="zh-CN"/>
+        </w:rPr>
+      </w:pPr>
+      <w:r>
+        <w:rPr>
+          <w:rFonts w:hint="default" w:ascii="Times New Roman" w:hAnsi="Times New Roman" w:cs="Times New Roman" w:eastAsiaTheme="minorEastAsia"/>
+          <w:sz w:val="24"/>
+          <w:szCs w:val="24"/>
+          <w:lang w:val="en-US" w:eastAsia="zh-CN"/>
+        </w:rPr>
+        <w:t>第五天，进行系统集成与调试工作。学生在教师指导下完成无碳小车的整体装配与全面调试。组织学生以小组协作的方式开展工作，共同解决遇到的问题。利用调试场地和专业工具，为学生提供良好的调试环境。预期无碳小车能够达到设计性能要求，培养学生的团队协作能力和解决实际问题的能力。</w:t>
+      </w:r>
+    </w:p>
+    <w:p>
+      <w:pPr>
+        <w:keepNext w:val="0"/>
+        <w:keepLines w:val="0"/>
+        <w:pageBreakBefore w:val="0"/>
+        <w:widowControl/>
+        <w:kinsoku/>
+        <w:wordWrap/>
+        <w:overflowPunct/>
+        <w:topLinePunct w:val="0"/>
+        <w:autoSpaceDE/>
+        <w:autoSpaceDN/>
+        <w:bidi w:val="0"/>
+        <w:adjustRightInd/>
+        <w:snapToGrid/>
+        <w:spacing w:before="0" w:after="0" w:line="240" w:lineRule="auto"/>
+        <w:ind w:firstLine="420" w:firstLineChars="0"/>
+        <w:textAlignment w:val="auto"/>
+        <w:rPr>
+          <w:rFonts w:hint="default" w:ascii="Times New Roman" w:hAnsi="Times New Roman" w:cs="Times New Roman" w:eastAsiaTheme="minorEastAsia"/>
+          <w:sz w:val="24"/>
+          <w:szCs w:val="24"/>
+          <w:lang w:val="en-US" w:eastAsia="zh-CN"/>
+        </w:rPr>
+      </w:pPr>
+      <w:r>
+        <w:rPr>
+          <w:rFonts w:hint="default" w:ascii="Times New Roman" w:hAnsi="Times New Roman" w:cs="Times New Roman" w:eastAsiaTheme="minorEastAsia"/>
+          <w:sz w:val="24"/>
+          <w:szCs w:val="24"/>
+          <w:lang w:val="en-US" w:eastAsia="zh-CN"/>
+        </w:rPr>
+        <w:t>第六天，安排各小组进行无碳小车成果展示与汇报答辩。每个小组通过演示文稿、实物展示等方式，详细介绍无碳小车的设计思路、性能特点和创新之处，并回答评委的提问。采用小组汇报、评委点评的形式，锻炼学生的表达能力和应变能力。利用专门的展示场地，营造正式的展示氛围。预期学生能够清晰、准确地展示成果，提升沟通表达和展示能力。</w:t>
+      </w:r>
+    </w:p>
+    <w:p>
+      <w:pPr>
+        <w:keepNext w:val="0"/>
+        <w:keepLines w:val="0"/>
+        <w:pageBreakBefore w:val="0"/>
+        <w:widowControl/>
+        <w:kinsoku/>
+        <w:wordWrap/>
+        <w:overflowPunct/>
+        <w:topLinePunct w:val="0"/>
+        <w:autoSpaceDE/>
+        <w:autoSpaceDN/>
+        <w:bidi w:val="0"/>
+        <w:adjustRightInd/>
+        <w:snapToGrid/>
+        <w:spacing w:before="0" w:after="0" w:line="240" w:lineRule="auto"/>
+        <w:ind w:firstLine="420" w:firstLineChars="0"/>
+        <w:textAlignment w:val="auto"/>
+        <w:rPr>
+          <w:rFonts w:hint="default" w:ascii="Times New Roman" w:hAnsi="Times New Roman" w:cs="Times New Roman" w:eastAsiaTheme="minorEastAsia"/>
+          <w:sz w:val="24"/>
+          <w:szCs w:val="24"/>
+          <w:lang w:val="en-US" w:eastAsia="zh-CN"/>
+        </w:rPr>
+      </w:pPr>
+      <w:r>
+        <w:rPr>
+          <w:rFonts w:hint="default" w:ascii="Times New Roman" w:hAnsi="Times New Roman" w:cs="Times New Roman" w:eastAsiaTheme="minorEastAsia"/>
+          <w:sz w:val="24"/>
+          <w:szCs w:val="24"/>
+          <w:lang w:val="en-US" w:eastAsia="zh-CN"/>
+        </w:rPr>
+        <w:t>第七天，全面总结项目教学。教师对学生在整个项目过程中的表现进行综合评价，分析项目实施过程中存在的问题和改进方向。组织学生进行交流分享，总结经验教训。采用总结归纳、反馈交流的方式，利用教学记录等资源，全面回顾教学过程。预期能够总结经验，为后续教学改进提供参考，进一步提升教学效果。</w:t>
+      </w:r>
+    </w:p>
+    <w:p>
+      <w:pPr>
+        <w:keepNext w:val="0"/>
+        <w:keepLines w:val="0"/>
+        <w:pageBreakBefore w:val="0"/>
+        <w:widowControl/>
+        <w:kinsoku/>
+        <w:wordWrap/>
+        <w:overflowPunct/>
+        <w:topLinePunct w:val="0"/>
+        <w:autoSpaceDE/>
+        <w:autoSpaceDN/>
+        <w:bidi w:val="0"/>
+        <w:adjustRightInd/>
+        <w:snapToGrid/>
         <w:spacing w:before="600" w:after="600" w:line="400" w:lineRule="exact"/>
         <w:textAlignment w:val="auto"/>
         <w:rPr>
-          <w:rFonts w:hint="eastAsia" w:asciiTheme="minorEastAsia" w:hAnsiTheme="minorEastAsia" w:eastAsiaTheme="minorEastAsia" w:cstheme="minorEastAsia"/>
-          <w:sz w:val="24"/>
-          <w:szCs w:val="24"/>
-          <w:lang w:val="en-US" w:eastAsia="zh-CN"/>
-        </w:rPr>
-      </w:pPr>
-      <w:r>
-        <w:rPr>
-          <w:rFonts w:hint="eastAsia" w:asciiTheme="minorEastAsia" w:hAnsiTheme="minorEastAsia" w:eastAsiaTheme="minorEastAsia" w:cstheme="minorEastAsia"/>
-          <w:sz w:val="24"/>
-          <w:szCs w:val="24"/>
-          <w:lang w:val="en-US" w:eastAsia="zh-CN"/>
-        </w:rPr>
-        <w:t>第一天，教学内容聚焦于无碳小车项目的深度剖析与基础理论知识讲解。通过详细介绍无碳小车项目的背景、目标和实际应用场景，激发学生的学习兴趣与探索欲望。同时，系统讲解机械原理、力学基础等关键理论知识，为后续设计工作筑牢根基。教学活动以教师讲授为主，穿插互动问答环节，鼓励学生积极提问，加深对知识的理解。充分利用教材、精心制作的PPT以及相关视频资料等教学资源，以多样化的形式呈现知识。预期效果是学生能够全面了解项目任务，对无碳小车设计有初步认知，扎实掌握基础理论知识，为后续学习搭建起稳固的知识框架。</w:t>
-      </w:r>
+          <w:rFonts w:hint="default" w:ascii="Times New Roman" w:hAnsi="Times New Roman" w:cs="Times New Roman" w:eastAsiaTheme="minorEastAsia"/>
+          <w:sz w:val="24"/>
+          <w:szCs w:val="24"/>
+          <w:lang w:val="en-US" w:eastAsia="zh-CN"/>
+        </w:rPr>
+      </w:pPr>
     </w:p>
     <w:p>
       <w:pPr>
@@ -4514,257 +5265,17 @@
         <w:spacing w:before="600" w:after="600" w:line="400" w:lineRule="exact"/>
         <w:textAlignment w:val="auto"/>
         <w:rPr>
-          <w:rFonts w:hint="eastAsia" w:asciiTheme="minorEastAsia" w:hAnsiTheme="minorEastAsia" w:eastAsiaTheme="minorEastAsia" w:cstheme="minorEastAsia"/>
-          <w:sz w:val="24"/>
-          <w:szCs w:val="24"/>
-          <w:lang w:val="en-US" w:eastAsia="zh-CN"/>
-        </w:rPr>
-      </w:pPr>
-      <w:r>
-        <w:rPr>
-          <w:rFonts w:hint="eastAsia" w:asciiTheme="minorEastAsia" w:hAnsiTheme="minorEastAsia" w:eastAsiaTheme="minorEastAsia" w:cstheme="minorEastAsia"/>
-          <w:sz w:val="24"/>
-          <w:szCs w:val="24"/>
-          <w:lang w:val="en-US" w:eastAsia="zh-CN"/>
-        </w:rPr>
-        <w:t>第二天，着重开展数字化设计教学。详细讲解参数化建模软件的操作技巧与核心功能，引导学生逐步建立无碳小车的初步模型。教学活动以学生实操为主，教师在旁实时指导，及时解决学生遇到的问题。借助电脑机房的设备和专业建模软件，为学生提供良好的实践环境。预期学生能够熟练掌握建模方法，独立创建出无碳小车的基本模型，初步培养数字化设计思维和动手能力。</w:t>
-      </w:r>
-    </w:p>
-    <w:p>
-      <w:pPr>
-        <w:keepNext w:val="0"/>
-        <w:keepLines w:val="0"/>
-        <w:pageBreakBefore w:val="0"/>
-        <w:widowControl/>
-        <w:kinsoku/>
-        <w:wordWrap/>
-        <w:overflowPunct/>
-        <w:topLinePunct w:val="0"/>
-        <w:autoSpaceDE/>
-        <w:autoSpaceDN/>
-        <w:bidi w:val="0"/>
-        <w:adjustRightInd/>
-        <w:snapToGrid/>
-        <w:spacing w:before="600" w:after="600" w:line="400" w:lineRule="exact"/>
-        <w:textAlignment w:val="auto"/>
-        <w:rPr>
-          <w:rFonts w:hint="eastAsia" w:asciiTheme="minorEastAsia" w:hAnsiTheme="minorEastAsia" w:eastAsiaTheme="minorEastAsia" w:cstheme="minorEastAsia"/>
-          <w:sz w:val="24"/>
-          <w:szCs w:val="24"/>
-          <w:lang w:val="en-US" w:eastAsia="zh-CN"/>
-        </w:rPr>
-      </w:pPr>
-      <w:r>
-        <w:rPr>
-          <w:rFonts w:hint="eastAsia" w:asciiTheme="minorEastAsia" w:hAnsiTheme="minorEastAsia" w:eastAsiaTheme="minorEastAsia" w:cstheme="minorEastAsia"/>
-          <w:sz w:val="24"/>
-          <w:szCs w:val="24"/>
-          <w:lang w:val="en-US" w:eastAsia="zh-CN"/>
-        </w:rPr>
-        <w:t>第三天，围绕仿真验证展开教学。深入讲解仿真流程和常用工具的使用方法，学生对前一天建立的初步模型进行全面仿真分析，并依据结果进行优化。采用讲授与实践紧密结合的方式，让学生在实践中掌握仿真优化设计的方法。利用专业仿真软件资源，使学生能够准确模拟无碳小车的运行情况。预期学生学会运用仿真工具对设计进行优化，提升对设计方案的评估和改进能力。</w:t>
-      </w:r>
-    </w:p>
-    <w:p>
-      <w:pPr>
-        <w:keepNext w:val="0"/>
-        <w:keepLines w:val="0"/>
-        <w:pageBreakBefore w:val="0"/>
-        <w:widowControl/>
-        <w:kinsoku/>
-        <w:wordWrap/>
-        <w:overflowPunct/>
-        <w:topLinePunct w:val="0"/>
-        <w:autoSpaceDE/>
-        <w:autoSpaceDN/>
-        <w:bidi w:val="0"/>
-        <w:adjustRightInd/>
-        <w:snapToGrid/>
-        <w:spacing w:before="600" w:after="600" w:line="400" w:lineRule="exact"/>
-        <w:textAlignment w:val="auto"/>
-        <w:rPr>
-          <w:rFonts w:hint="eastAsia" w:asciiTheme="minorEastAsia" w:hAnsiTheme="minorEastAsia" w:eastAsiaTheme="minorEastAsia" w:cstheme="minorEastAsia"/>
-          <w:sz w:val="24"/>
-          <w:szCs w:val="24"/>
-          <w:lang w:val="en-US" w:eastAsia="zh-CN"/>
-        </w:rPr>
-      </w:pPr>
-      <w:r>
-        <w:rPr>
-          <w:rFonts w:hint="eastAsia" w:asciiTheme="minorEastAsia" w:hAnsiTheme="minorEastAsia" w:eastAsiaTheme="minorEastAsia" w:cstheme="minorEastAsia"/>
-          <w:sz w:val="24"/>
-          <w:szCs w:val="24"/>
-          <w:lang w:val="en-US" w:eastAsia="zh-CN"/>
-        </w:rPr>
-        <w:t>第四天，进入精密制造与装配环节。详细介绍3D打印、激光加工等先进制造技术的原理、优势及操作要点，同时传授钳工装调技能。学生亲自动手制作并装配部分关键零部件。通过现场演示、学生实操等活动，让学生直观感受制造装配过程。利用实验室的各类设备资源，为学生提供实践平</w:t>
-      </w:r>
-      <w:bookmarkStart w:id="43" w:name="_GoBack"/>
-      <w:bookmarkEnd w:id="43"/>
-      <w:r>
-        <w:rPr>
-          <w:rFonts w:hint="eastAsia" w:asciiTheme="minorEastAsia" w:hAnsiTheme="minorEastAsia" w:eastAsiaTheme="minorEastAsia" w:cstheme="minorEastAsia"/>
-          <w:sz w:val="24"/>
-          <w:szCs w:val="24"/>
-          <w:lang w:val="en-US" w:eastAsia="zh-CN"/>
-        </w:rPr>
-        <w:t>台。预期学生掌握制造装配技术，能够独立完成部分零部件的制作与装配，增强动手实践能力。</w:t>
-      </w:r>
-    </w:p>
-    <w:p>
-      <w:pPr>
-        <w:keepNext w:val="0"/>
-        <w:keepLines w:val="0"/>
-        <w:pageBreakBefore w:val="0"/>
-        <w:widowControl/>
-        <w:kinsoku/>
-        <w:wordWrap/>
-        <w:overflowPunct/>
-        <w:topLinePunct w:val="0"/>
-        <w:autoSpaceDE/>
-        <w:autoSpaceDN/>
-        <w:bidi w:val="0"/>
-        <w:adjustRightInd/>
-        <w:snapToGrid/>
-        <w:spacing w:before="600" w:after="600" w:line="400" w:lineRule="exact"/>
-        <w:textAlignment w:val="auto"/>
-        <w:rPr>
-          <w:rFonts w:hint="eastAsia" w:asciiTheme="minorEastAsia" w:hAnsiTheme="minorEastAsia" w:eastAsiaTheme="minorEastAsia" w:cstheme="minorEastAsia"/>
-          <w:sz w:val="24"/>
-          <w:szCs w:val="24"/>
-          <w:lang w:val="en-US" w:eastAsia="zh-CN"/>
-        </w:rPr>
-      </w:pPr>
-      <w:r>
-        <w:rPr>
-          <w:rFonts w:hint="eastAsia" w:asciiTheme="minorEastAsia" w:hAnsiTheme="minorEastAsia" w:eastAsiaTheme="minorEastAsia" w:cstheme="minorEastAsia"/>
-          <w:sz w:val="24"/>
-          <w:szCs w:val="24"/>
-          <w:lang w:val="en-US" w:eastAsia="zh-CN"/>
-        </w:rPr>
-        <w:t>第五天，进行系统集成与调试工作。学生在教师指导下完成无碳小车的整体装配与全面调试。组织学生以小组协作的方式开展工作，共同解决遇到的问题。利用调试场地和专业工具，为学生提供良好的调试环境。预期无碳小车能够达到设计性能要求，培养学生的团队协作能力和解决实际问题的能力。</w:t>
-      </w:r>
-    </w:p>
-    <w:p>
-      <w:pPr>
-        <w:keepNext w:val="0"/>
-        <w:keepLines w:val="0"/>
-        <w:pageBreakBefore w:val="0"/>
-        <w:widowControl/>
-        <w:kinsoku/>
-        <w:wordWrap/>
-        <w:overflowPunct/>
-        <w:topLinePunct w:val="0"/>
-        <w:autoSpaceDE/>
-        <w:autoSpaceDN/>
-        <w:bidi w:val="0"/>
-        <w:adjustRightInd/>
-        <w:snapToGrid/>
-        <w:spacing w:before="600" w:after="600" w:line="400" w:lineRule="exact"/>
-        <w:textAlignment w:val="auto"/>
-        <w:rPr>
-          <w:rFonts w:hint="eastAsia" w:asciiTheme="minorEastAsia" w:hAnsiTheme="minorEastAsia" w:eastAsiaTheme="minorEastAsia" w:cstheme="minorEastAsia"/>
-          <w:sz w:val="24"/>
-          <w:szCs w:val="24"/>
-          <w:lang w:val="en-US" w:eastAsia="zh-CN"/>
-        </w:rPr>
-      </w:pPr>
-      <w:r>
-        <w:rPr>
-          <w:rFonts w:hint="eastAsia" w:asciiTheme="minorEastAsia" w:hAnsiTheme="minorEastAsia" w:eastAsiaTheme="minorEastAsia" w:cstheme="minorEastAsia"/>
-          <w:sz w:val="24"/>
-          <w:szCs w:val="24"/>
-          <w:lang w:val="en-US" w:eastAsia="zh-CN"/>
-        </w:rPr>
-        <w:t>第六天，安排各小组进行无碳小车成果展示与汇报答辩。每个小组通过演示文稿、实物展示等方式，详细介绍无碳小车的设计思路、性能特点和创新之处，并回答评委的提问。采用小组汇报、评委点评的形式，锻炼学生的表达能力和应变能力。利用专门的展示场地，营造正式的展示氛围。预期学生能够清晰、准确地展示成果，提升沟通表达和展示能力。</w:t>
-      </w:r>
-    </w:p>
-    <w:p>
-      <w:pPr>
-        <w:keepNext w:val="0"/>
-        <w:keepLines w:val="0"/>
-        <w:pageBreakBefore w:val="0"/>
-        <w:widowControl/>
-        <w:kinsoku/>
-        <w:wordWrap/>
-        <w:overflowPunct/>
-        <w:topLinePunct w:val="0"/>
-        <w:autoSpaceDE/>
-        <w:autoSpaceDN/>
-        <w:bidi w:val="0"/>
-        <w:adjustRightInd/>
-        <w:snapToGrid/>
-        <w:spacing w:before="600" w:after="600" w:line="400" w:lineRule="exact"/>
-        <w:textAlignment w:val="auto"/>
-        <w:rPr>
-          <w:rFonts w:hint="eastAsia" w:asciiTheme="minorEastAsia" w:hAnsiTheme="minorEastAsia" w:eastAsiaTheme="minorEastAsia" w:cstheme="minorEastAsia"/>
-          <w:sz w:val="24"/>
-          <w:szCs w:val="24"/>
-          <w:lang w:val="en-US" w:eastAsia="zh-CN"/>
-        </w:rPr>
-      </w:pPr>
-      <w:r>
-        <w:rPr>
-          <w:rFonts w:hint="eastAsia" w:asciiTheme="minorEastAsia" w:hAnsiTheme="minorEastAsia" w:eastAsiaTheme="minorEastAsia" w:cstheme="minorEastAsia"/>
-          <w:sz w:val="24"/>
-          <w:szCs w:val="24"/>
-          <w:lang w:val="en-US" w:eastAsia="zh-CN"/>
-        </w:rPr>
-        <w:t>第七天，全面总结项目教学。教师对学生在整个项目过程中的表现进行综合评价，分析项目实施过程中存在的问题和改进方向。组织学生进行交流分享，总结经验教训。采用总结归纳、反馈交流的方式，利用教学记录等资源，全面回顾教学过程。预期能够总结经验，为后续教学改进提供参考，进一步提升教学效果。</w:t>
-      </w:r>
-    </w:p>
-    <w:p>
-      <w:pPr>
-        <w:keepNext w:val="0"/>
-        <w:keepLines w:val="0"/>
-        <w:pageBreakBefore w:val="0"/>
-        <w:widowControl/>
-        <w:kinsoku/>
-        <w:wordWrap/>
-        <w:overflowPunct/>
-        <w:topLinePunct w:val="0"/>
-        <w:autoSpaceDE/>
-        <w:autoSpaceDN/>
-        <w:bidi w:val="0"/>
-        <w:adjustRightInd/>
-        <w:snapToGrid/>
-        <w:spacing w:before="600" w:after="600" w:line="400" w:lineRule="exact"/>
-        <w:textAlignment w:val="auto"/>
-        <w:rPr>
-          <w:rFonts w:hint="eastAsia" w:asciiTheme="minorEastAsia" w:hAnsiTheme="minorEastAsia" w:eastAsiaTheme="minorEastAsia" w:cstheme="minorEastAsia"/>
-          <w:sz w:val="24"/>
-          <w:szCs w:val="24"/>
-          <w:lang w:val="en-US" w:eastAsia="zh-CN"/>
-        </w:rPr>
-      </w:pPr>
-    </w:p>
-    <w:p>
-      <w:pPr>
-        <w:keepNext w:val="0"/>
-        <w:keepLines w:val="0"/>
-        <w:pageBreakBefore w:val="0"/>
-        <w:widowControl/>
-        <w:kinsoku/>
-        <w:wordWrap/>
-        <w:overflowPunct/>
-        <w:topLinePunct w:val="0"/>
-        <w:autoSpaceDE/>
-        <w:autoSpaceDN/>
-        <w:bidi w:val="0"/>
-        <w:adjustRightInd/>
-        <w:snapToGrid/>
-        <w:spacing w:before="600" w:after="600" w:line="400" w:lineRule="exact"/>
-        <w:textAlignment w:val="auto"/>
-        <w:rPr>
-          <w:rFonts w:hint="eastAsia" w:asciiTheme="minorEastAsia" w:hAnsiTheme="minorEastAsia" w:eastAsiaTheme="minorEastAsia" w:cstheme="minorEastAsia"/>
-          <w:sz w:val="24"/>
-          <w:szCs w:val="24"/>
-          <w:lang w:val="en-US" w:eastAsia="zh-CN"/>
-        </w:rPr>
-      </w:pPr>
-    </w:p>
-    <w:p>
-      <w:pPr>
-        <w:rPr>
-          <w:rFonts w:hint="eastAsia" w:asciiTheme="majorEastAsia" w:hAnsiTheme="majorEastAsia" w:eastAsiaTheme="majorEastAsia" w:cstheme="majorEastAsia"/>
+          <w:rFonts w:hint="default" w:ascii="Times New Roman" w:hAnsi="Times New Roman" w:cs="Times New Roman" w:eastAsiaTheme="minorEastAsia"/>
+          <w:sz w:val="24"/>
+          <w:szCs w:val="24"/>
+          <w:lang w:val="en-US" w:eastAsia="zh-CN"/>
+        </w:rPr>
+      </w:pPr>
+    </w:p>
+    <w:p>
+      <w:pPr>
+        <w:rPr>
+          <w:rFonts w:hint="default" w:ascii="Times New Roman" w:hAnsi="Times New Roman" w:cs="Times New Roman" w:eastAsiaTheme="majorEastAsia"/>
         </w:rPr>
       </w:pPr>
     </w:p>
@@ -5729,6 +6240,7 @@
       <w:ind w:leftChars="0"/>
     </w:pPr>
     <w:rPr>
+      <w:rFonts w:ascii="Times New Roman" w:hAnsi="Times New Roman" w:eastAsia="宋体" w:cs="Times New Roman"/>
       <w:sz w:val="20"/>
       <w:szCs w:val="20"/>
     </w:rPr>
@@ -5740,6 +6252,7 @@
       <w:ind w:leftChars="200"/>
     </w:pPr>
     <w:rPr>
+      <w:rFonts w:ascii="Times New Roman" w:hAnsi="Times New Roman" w:eastAsia="宋体" w:cs="Times New Roman"/>
       <w:sz w:val="20"/>
       <w:szCs w:val="20"/>
     </w:rPr>
@@ -5751,6 +6264,7 @@
       <w:ind w:leftChars="400"/>
     </w:pPr>
     <w:rPr>
+      <w:rFonts w:ascii="Times New Roman" w:hAnsi="Times New Roman" w:eastAsia="宋体" w:cs="Times New Roman"/>
       <w:sz w:val="20"/>
       <w:szCs w:val="20"/>
     </w:rPr>
